--- a/Tables output/model_success.docx
+++ b/Tables output/model_success.docx
@@ -340,7 +340,7 @@
                 <w:szCs w:val="22"/>
                 <w:color w:val="000000"/>
               </w:rPr>
-              <w:t xml:space="preserve">0.63</w:t>
+              <w:t xml:space="preserve">0.48</w:t>
             </w:r>
           </w:p>
         </w:tc>
@@ -393,7 +393,7 @@
                 <w:szCs w:val="22"/>
                 <w:color w:val="000000"/>
               </w:rPr>
-              <w:t xml:space="preserve">0.34</w:t>
+              <w:t xml:space="preserve">0.27</w:t>
             </w:r>
           </w:p>
         </w:tc>
@@ -446,7 +446,7 @@
                 <w:szCs w:val="22"/>
                 <w:color w:val="000000"/>
               </w:rPr>
-              <w:t xml:space="preserve">1.12</w:t>
+              <w:t xml:space="preserve">0.81</w:t>
             </w:r>
           </w:p>
         </w:tc>
@@ -558,7 +558,7 @@
                 <w:szCs w:val="22"/>
                 <w:color w:val="000000"/>
               </w:rPr>
-              <w:t xml:space="preserve">0.21</w:t>
+              <w:t xml:space="preserve">0.23</w:t>
             </w:r>
           </w:p>
         </w:tc>
@@ -664,7 +664,7 @@
                 <w:szCs w:val="22"/>
                 <w:color w:val="000000"/>
               </w:rPr>
-              <w:t xml:space="preserve">0.41</w:t>
+              <w:t xml:space="preserve">0.50</w:t>
             </w:r>
           </w:p>
         </w:tc>
@@ -776,113 +776,113 @@
                 <w:szCs w:val="22"/>
                 <w:color w:val="000000"/>
               </w:rPr>
-              <w:t xml:space="preserve">1.27</w:t>
-            </w:r>
-          </w:p>
-        </w:tc>
-        <w:tc>
-          <w:tcPr>
-            <w:tcBorders>
-              <w:bottom w:val="none" w:sz="0" w:space="0" w:color="000000"/>
-              <w:top w:val="none" w:sz="0" w:space="0" w:color="000000"/>
-              <w:left w:val="none" w:sz="0" w:space="0" w:color="000000"/>
-              <w:right w:val="none" w:sz="0" w:space="0" w:color="000000"/>
-            </w:tcBorders>
-            <w:shd w:val="clear" w:color="auto" w:fill="FFFFFF"/>
-            <w:tcMar>
-              <w:top w:w="0" w:type="dxa"/>
-              <w:bottom w:w="0" w:type="dxa"/>
-              <w:left w:w="0" w:type="dxa"/>
-              <w:right w:w="0" w:type="dxa"/>
-            </w:tcMar>
-            <w:vAlign w:val="center"/>
-          </w:tcPr>
-          <w:p>
-            <w:pPr>
-              <w:pStyle w:val="Normal"/>
-              <w:jc w:val="right"/>
-              <w:pBdr>
-                <w:bottom w:val="none" w:sz="0" w:space="0" w:color="000000"/>
-                <w:top w:val="none" w:sz="0" w:space="0" w:color="000000"/>
-                <w:left w:val="none" w:sz="0" w:space="0" w:color="000000"/>
-                <w:right w:val="none" w:sz="0" w:space="0" w:color="000000"/>
-              </w:pBdr>
-              <w:spacing w:after="100" w:before="100" w:line="240"/>
-              <w:ind w:left="100" w:right="100" w:firstLine="0" w:firstLineChars="0"/>
-              <w:rPr>
-                <w:rFonts w:ascii="Arial" w:hAnsi="Arial" w:eastAsia="Arial" w:cs="Arial"/>
-                <w:i w:val="false"/>
-                <w:b w:val="false"/>
-                <w:u w:val="none"/>
-                <w:sz w:val="22"/>
-                <w:szCs w:val="22"/>
-                <w:color w:val="000000"/>
-              </w:rPr>
-            </w:pPr>
-            <w:r>
-              <w:rPr>
-                <w:rFonts w:ascii="Arial" w:hAnsi="Arial" w:eastAsia="Arial" w:cs="Arial"/>
-                <w:i w:val="false"/>
-                <w:b w:val="false"/>
-                <w:u w:val="none"/>
-                <w:sz w:val="22"/>
-                <w:szCs w:val="22"/>
-                <w:color w:val="000000"/>
-              </w:rPr>
-              <w:t xml:space="preserve">0.38</w:t>
-            </w:r>
-          </w:p>
-        </w:tc>
-        <w:tc>
-          <w:tcPr>
-            <w:tcBorders>
-              <w:bottom w:val="none" w:sz="0" w:space="0" w:color="000000"/>
-              <w:top w:val="none" w:sz="0" w:space="0" w:color="000000"/>
-              <w:left w:val="none" w:sz="0" w:space="0" w:color="000000"/>
-              <w:right w:val="none" w:sz="0" w:space="0" w:color="000000"/>
-            </w:tcBorders>
-            <w:shd w:val="clear" w:color="auto" w:fill="FFFFFF"/>
-            <w:tcMar>
-              <w:top w:w="0" w:type="dxa"/>
-              <w:bottom w:w="0" w:type="dxa"/>
-              <w:left w:w="0" w:type="dxa"/>
-              <w:right w:w="0" w:type="dxa"/>
-            </w:tcMar>
-            <w:vAlign w:val="center"/>
-          </w:tcPr>
-          <w:p>
-            <w:pPr>
-              <w:pStyle w:val="Normal"/>
-              <w:jc w:val="right"/>
-              <w:pBdr>
-                <w:bottom w:val="none" w:sz="0" w:space="0" w:color="000000"/>
-                <w:top w:val="none" w:sz="0" w:space="0" w:color="000000"/>
-                <w:left w:val="none" w:sz="0" w:space="0" w:color="000000"/>
-                <w:right w:val="none" w:sz="0" w:space="0" w:color="000000"/>
-              </w:pBdr>
-              <w:spacing w:after="100" w:before="100" w:line="240"/>
-              <w:ind w:left="100" w:right="100" w:firstLine="0" w:firstLineChars="0"/>
-              <w:rPr>
-                <w:rFonts w:ascii="Arial" w:hAnsi="Arial" w:eastAsia="Arial" w:cs="Arial"/>
-                <w:i w:val="false"/>
-                <w:b w:val="false"/>
-                <w:u w:val="none"/>
-                <w:sz w:val="22"/>
-                <w:szCs w:val="22"/>
-                <w:color w:val="000000"/>
-              </w:rPr>
-            </w:pPr>
-            <w:r>
-              <w:rPr>
-                <w:rFonts w:ascii="Arial" w:hAnsi="Arial" w:eastAsia="Arial" w:cs="Arial"/>
-                <w:i w:val="false"/>
-                <w:b w:val="false"/>
-                <w:u w:val="none"/>
-                <w:sz w:val="22"/>
-                <w:szCs w:val="22"/>
-                <w:color w:val="000000"/>
-              </w:rPr>
-              <w:t xml:space="preserve">4.71</w:t>
+              <w:t xml:space="preserve">0.45</w:t>
+            </w:r>
+          </w:p>
+        </w:tc>
+        <w:tc>
+          <w:tcPr>
+            <w:tcBorders>
+              <w:bottom w:val="none" w:sz="0" w:space="0" w:color="000000"/>
+              <w:top w:val="none" w:sz="0" w:space="0" w:color="000000"/>
+              <w:left w:val="none" w:sz="0" w:space="0" w:color="000000"/>
+              <w:right w:val="none" w:sz="0" w:space="0" w:color="000000"/>
+            </w:tcBorders>
+            <w:shd w:val="clear" w:color="auto" w:fill="FFFFFF"/>
+            <w:tcMar>
+              <w:top w:w="0" w:type="dxa"/>
+              <w:bottom w:w="0" w:type="dxa"/>
+              <w:left w:w="0" w:type="dxa"/>
+              <w:right w:w="0" w:type="dxa"/>
+            </w:tcMar>
+            <w:vAlign w:val="center"/>
+          </w:tcPr>
+          <w:p>
+            <w:pPr>
+              <w:pStyle w:val="Normal"/>
+              <w:jc w:val="right"/>
+              <w:pBdr>
+                <w:bottom w:val="none" w:sz="0" w:space="0" w:color="000000"/>
+                <w:top w:val="none" w:sz="0" w:space="0" w:color="000000"/>
+                <w:left w:val="none" w:sz="0" w:space="0" w:color="000000"/>
+                <w:right w:val="none" w:sz="0" w:space="0" w:color="000000"/>
+              </w:pBdr>
+              <w:spacing w:after="100" w:before="100" w:line="240"/>
+              <w:ind w:left="100" w:right="100" w:firstLine="0" w:firstLineChars="0"/>
+              <w:rPr>
+                <w:rFonts w:ascii="Arial" w:hAnsi="Arial" w:eastAsia="Arial" w:cs="Arial"/>
+                <w:i w:val="false"/>
+                <w:b w:val="false"/>
+                <w:u w:val="none"/>
+                <w:sz w:val="22"/>
+                <w:szCs w:val="22"/>
+                <w:color w:val="000000"/>
+              </w:rPr>
+            </w:pPr>
+            <w:r>
+              <w:rPr>
+                <w:rFonts w:ascii="Arial" w:hAnsi="Arial" w:eastAsia="Arial" w:cs="Arial"/>
+                <w:i w:val="false"/>
+                <w:b w:val="false"/>
+                <w:u w:val="none"/>
+                <w:sz w:val="22"/>
+                <w:szCs w:val="22"/>
+                <w:color w:val="000000"/>
+              </w:rPr>
+              <w:t xml:space="preserve">0.17</w:t>
+            </w:r>
+          </w:p>
+        </w:tc>
+        <w:tc>
+          <w:tcPr>
+            <w:tcBorders>
+              <w:bottom w:val="none" w:sz="0" w:space="0" w:color="000000"/>
+              <w:top w:val="none" w:sz="0" w:space="0" w:color="000000"/>
+              <w:left w:val="none" w:sz="0" w:space="0" w:color="000000"/>
+              <w:right w:val="none" w:sz="0" w:space="0" w:color="000000"/>
+            </w:tcBorders>
+            <w:shd w:val="clear" w:color="auto" w:fill="FFFFFF"/>
+            <w:tcMar>
+              <w:top w:w="0" w:type="dxa"/>
+              <w:bottom w:w="0" w:type="dxa"/>
+              <w:left w:w="0" w:type="dxa"/>
+              <w:right w:w="0" w:type="dxa"/>
+            </w:tcMar>
+            <w:vAlign w:val="center"/>
+          </w:tcPr>
+          <w:p>
+            <w:pPr>
+              <w:pStyle w:val="Normal"/>
+              <w:jc w:val="right"/>
+              <w:pBdr>
+                <w:bottom w:val="none" w:sz="0" w:space="0" w:color="000000"/>
+                <w:top w:val="none" w:sz="0" w:space="0" w:color="000000"/>
+                <w:left w:val="none" w:sz="0" w:space="0" w:color="000000"/>
+                <w:right w:val="none" w:sz="0" w:space="0" w:color="000000"/>
+              </w:pBdr>
+              <w:spacing w:after="100" w:before="100" w:line="240"/>
+              <w:ind w:left="100" w:right="100" w:firstLine="0" w:firstLineChars="0"/>
+              <w:rPr>
+                <w:rFonts w:ascii="Arial" w:hAnsi="Arial" w:eastAsia="Arial" w:cs="Arial"/>
+                <w:i w:val="false"/>
+                <w:b w:val="false"/>
+                <w:u w:val="none"/>
+                <w:sz w:val="22"/>
+                <w:szCs w:val="22"/>
+                <w:color w:val="000000"/>
+              </w:rPr>
+            </w:pPr>
+            <w:r>
+              <w:rPr>
+                <w:rFonts w:ascii="Arial" w:hAnsi="Arial" w:eastAsia="Arial" w:cs="Arial"/>
+                <w:i w:val="false"/>
+                <w:b w:val="false"/>
+                <w:u w:val="none"/>
+                <w:sz w:val="22"/>
+                <w:szCs w:val="22"/>
+                <w:color w:val="000000"/>
+              </w:rPr>
+              <w:t xml:space="preserve">1.19</w:t>
             </w:r>
           </w:p>
         </w:tc>
@@ -994,113 +994,113 @@
                 <w:szCs w:val="22"/>
                 <w:color w:val="000000"/>
               </w:rPr>
-              <w:t xml:space="preserve">1.44</w:t>
-            </w:r>
-          </w:p>
-        </w:tc>
-        <w:tc>
-          <w:tcPr>
-            <w:tcBorders>
-              <w:bottom w:val="none" w:sz="0" w:space="0" w:color="000000"/>
-              <w:top w:val="none" w:sz="0" w:space="0" w:color="000000"/>
-              <w:left w:val="none" w:sz="0" w:space="0" w:color="000000"/>
-              <w:right w:val="none" w:sz="0" w:space="0" w:color="000000"/>
-            </w:tcBorders>
-            <w:shd w:val="clear" w:color="auto" w:fill="FFFFFF"/>
-            <w:tcMar>
-              <w:top w:w="0" w:type="dxa"/>
-              <w:bottom w:w="0" w:type="dxa"/>
-              <w:left w:w="0" w:type="dxa"/>
-              <w:right w:w="0" w:type="dxa"/>
-            </w:tcMar>
-            <w:vAlign w:val="center"/>
-          </w:tcPr>
-          <w:p>
-            <w:pPr>
-              <w:pStyle w:val="Normal"/>
-              <w:jc w:val="right"/>
-              <w:pBdr>
-                <w:bottom w:val="none" w:sz="0" w:space="0" w:color="000000"/>
-                <w:top w:val="none" w:sz="0" w:space="0" w:color="000000"/>
-                <w:left w:val="none" w:sz="0" w:space="0" w:color="000000"/>
-                <w:right w:val="none" w:sz="0" w:space="0" w:color="000000"/>
-              </w:pBdr>
-              <w:spacing w:after="100" w:before="100" w:line="240"/>
-              <w:ind w:left="100" w:right="100" w:firstLine="0" w:firstLineChars="0"/>
-              <w:rPr>
-                <w:rFonts w:ascii="Arial" w:hAnsi="Arial" w:eastAsia="Arial" w:cs="Arial"/>
-                <w:i w:val="false"/>
-                <w:b w:val="false"/>
-                <w:u w:val="none"/>
-                <w:sz w:val="22"/>
-                <w:szCs w:val="22"/>
-                <w:color w:val="000000"/>
-              </w:rPr>
-            </w:pPr>
-            <w:r>
-              <w:rPr>
-                <w:rFonts w:ascii="Arial" w:hAnsi="Arial" w:eastAsia="Arial" w:cs="Arial"/>
-                <w:i w:val="false"/>
-                <w:b w:val="false"/>
-                <w:u w:val="none"/>
-                <w:sz w:val="22"/>
-                <w:szCs w:val="22"/>
-                <w:color w:val="000000"/>
-              </w:rPr>
-              <w:t xml:space="preserve">1.24</w:t>
-            </w:r>
-          </w:p>
-        </w:tc>
-        <w:tc>
-          <w:tcPr>
-            <w:tcBorders>
-              <w:bottom w:val="none" w:sz="0" w:space="0" w:color="000000"/>
-              <w:top w:val="none" w:sz="0" w:space="0" w:color="000000"/>
-              <w:left w:val="none" w:sz="0" w:space="0" w:color="000000"/>
-              <w:right w:val="none" w:sz="0" w:space="0" w:color="000000"/>
-            </w:tcBorders>
-            <w:shd w:val="clear" w:color="auto" w:fill="FFFFFF"/>
-            <w:tcMar>
-              <w:top w:w="0" w:type="dxa"/>
-              <w:bottom w:w="0" w:type="dxa"/>
-              <w:left w:w="0" w:type="dxa"/>
-              <w:right w:w="0" w:type="dxa"/>
-            </w:tcMar>
-            <w:vAlign w:val="center"/>
-          </w:tcPr>
-          <w:p>
-            <w:pPr>
-              <w:pStyle w:val="Normal"/>
-              <w:jc w:val="right"/>
-              <w:pBdr>
-                <w:bottom w:val="none" w:sz="0" w:space="0" w:color="000000"/>
-                <w:top w:val="none" w:sz="0" w:space="0" w:color="000000"/>
-                <w:left w:val="none" w:sz="0" w:space="0" w:color="000000"/>
-                <w:right w:val="none" w:sz="0" w:space="0" w:color="000000"/>
-              </w:pBdr>
-              <w:spacing w:after="100" w:before="100" w:line="240"/>
-              <w:ind w:left="100" w:right="100" w:firstLine="0" w:firstLineChars="0"/>
-              <w:rPr>
-                <w:rFonts w:ascii="Arial" w:hAnsi="Arial" w:eastAsia="Arial" w:cs="Arial"/>
-                <w:i w:val="false"/>
-                <w:b w:val="false"/>
-                <w:u w:val="none"/>
-                <w:sz w:val="22"/>
-                <w:szCs w:val="22"/>
-                <w:color w:val="000000"/>
-              </w:rPr>
-            </w:pPr>
-            <w:r>
-              <w:rPr>
-                <w:rFonts w:ascii="Arial" w:hAnsi="Arial" w:eastAsia="Arial" w:cs="Arial"/>
-                <w:i w:val="false"/>
-                <w:b w:val="false"/>
-                <w:u w:val="none"/>
-                <w:sz w:val="22"/>
-                <w:szCs w:val="22"/>
-                <w:color w:val="000000"/>
-              </w:rPr>
-              <w:t xml:space="preserve">1.68</w:t>
+              <w:t xml:space="preserve">1.14</w:t>
+            </w:r>
+          </w:p>
+        </w:tc>
+        <w:tc>
+          <w:tcPr>
+            <w:tcBorders>
+              <w:bottom w:val="none" w:sz="0" w:space="0" w:color="000000"/>
+              <w:top w:val="none" w:sz="0" w:space="0" w:color="000000"/>
+              <w:left w:val="none" w:sz="0" w:space="0" w:color="000000"/>
+              <w:right w:val="none" w:sz="0" w:space="0" w:color="000000"/>
+            </w:tcBorders>
+            <w:shd w:val="clear" w:color="auto" w:fill="FFFFFF"/>
+            <w:tcMar>
+              <w:top w:w="0" w:type="dxa"/>
+              <w:bottom w:w="0" w:type="dxa"/>
+              <w:left w:w="0" w:type="dxa"/>
+              <w:right w:w="0" w:type="dxa"/>
+            </w:tcMar>
+            <w:vAlign w:val="center"/>
+          </w:tcPr>
+          <w:p>
+            <w:pPr>
+              <w:pStyle w:val="Normal"/>
+              <w:jc w:val="right"/>
+              <w:pBdr>
+                <w:bottom w:val="none" w:sz="0" w:space="0" w:color="000000"/>
+                <w:top w:val="none" w:sz="0" w:space="0" w:color="000000"/>
+                <w:left w:val="none" w:sz="0" w:space="0" w:color="000000"/>
+                <w:right w:val="none" w:sz="0" w:space="0" w:color="000000"/>
+              </w:pBdr>
+              <w:spacing w:after="100" w:before="100" w:line="240"/>
+              <w:ind w:left="100" w:right="100" w:firstLine="0" w:firstLineChars="0"/>
+              <w:rPr>
+                <w:rFonts w:ascii="Arial" w:hAnsi="Arial" w:eastAsia="Arial" w:cs="Arial"/>
+                <w:i w:val="false"/>
+                <w:b w:val="false"/>
+                <w:u w:val="none"/>
+                <w:sz w:val="22"/>
+                <w:szCs w:val="22"/>
+                <w:color w:val="000000"/>
+              </w:rPr>
+            </w:pPr>
+            <w:r>
+              <w:rPr>
+                <w:rFonts w:ascii="Arial" w:hAnsi="Arial" w:eastAsia="Arial" w:cs="Arial"/>
+                <w:i w:val="false"/>
+                <w:b w:val="false"/>
+                <w:u w:val="none"/>
+                <w:sz w:val="22"/>
+                <w:szCs w:val="22"/>
+                <w:color w:val="000000"/>
+              </w:rPr>
+              <w:t xml:space="preserve">0.98</w:t>
+            </w:r>
+          </w:p>
+        </w:tc>
+        <w:tc>
+          <w:tcPr>
+            <w:tcBorders>
+              <w:bottom w:val="none" w:sz="0" w:space="0" w:color="000000"/>
+              <w:top w:val="none" w:sz="0" w:space="0" w:color="000000"/>
+              <w:left w:val="none" w:sz="0" w:space="0" w:color="000000"/>
+              <w:right w:val="none" w:sz="0" w:space="0" w:color="000000"/>
+            </w:tcBorders>
+            <w:shd w:val="clear" w:color="auto" w:fill="FFFFFF"/>
+            <w:tcMar>
+              <w:top w:w="0" w:type="dxa"/>
+              <w:bottom w:w="0" w:type="dxa"/>
+              <w:left w:w="0" w:type="dxa"/>
+              <w:right w:w="0" w:type="dxa"/>
+            </w:tcMar>
+            <w:vAlign w:val="center"/>
+          </w:tcPr>
+          <w:p>
+            <w:pPr>
+              <w:pStyle w:val="Normal"/>
+              <w:jc w:val="right"/>
+              <w:pBdr>
+                <w:bottom w:val="none" w:sz="0" w:space="0" w:color="000000"/>
+                <w:top w:val="none" w:sz="0" w:space="0" w:color="000000"/>
+                <w:left w:val="none" w:sz="0" w:space="0" w:color="000000"/>
+                <w:right w:val="none" w:sz="0" w:space="0" w:color="000000"/>
+              </w:pBdr>
+              <w:spacing w:after="100" w:before="100" w:line="240"/>
+              <w:ind w:left="100" w:right="100" w:firstLine="0" w:firstLineChars="0"/>
+              <w:rPr>
+                <w:rFonts w:ascii="Arial" w:hAnsi="Arial" w:eastAsia="Arial" w:cs="Arial"/>
+                <w:i w:val="false"/>
+                <w:b w:val="false"/>
+                <w:u w:val="none"/>
+                <w:sz w:val="22"/>
+                <w:szCs w:val="22"/>
+                <w:color w:val="000000"/>
+              </w:rPr>
+            </w:pPr>
+            <w:r>
+              <w:rPr>
+                <w:rFonts w:ascii="Arial" w:hAnsi="Arial" w:eastAsia="Arial" w:cs="Arial"/>
+                <w:i w:val="false"/>
+                <w:b w:val="false"/>
+                <w:u w:val="none"/>
+                <w:sz w:val="22"/>
+                <w:szCs w:val="22"/>
+                <w:color w:val="000000"/>
+              </w:rPr>
+              <w:t xml:space="preserve">1.30</w:t>
             </w:r>
           </w:p>
         </w:tc>
@@ -1212,113 +1212,113 @@
                 <w:szCs w:val="22"/>
                 <w:color w:val="000000"/>
               </w:rPr>
-              <w:t xml:space="preserve">1.32</w:t>
-            </w:r>
-          </w:p>
-        </w:tc>
-        <w:tc>
-          <w:tcPr>
-            <w:tcBorders>
-              <w:bottom w:val="none" w:sz="0" w:space="0" w:color="000000"/>
-              <w:top w:val="none" w:sz="0" w:space="0" w:color="000000"/>
-              <w:left w:val="none" w:sz="0" w:space="0" w:color="000000"/>
-              <w:right w:val="none" w:sz="0" w:space="0" w:color="000000"/>
-            </w:tcBorders>
-            <w:shd w:val="clear" w:color="auto" w:fill="FFFFFF"/>
-            <w:tcMar>
-              <w:top w:w="0" w:type="dxa"/>
-              <w:bottom w:w="0" w:type="dxa"/>
-              <w:left w:w="0" w:type="dxa"/>
-              <w:right w:w="0" w:type="dxa"/>
-            </w:tcMar>
-            <w:vAlign w:val="center"/>
-          </w:tcPr>
-          <w:p>
-            <w:pPr>
-              <w:pStyle w:val="Normal"/>
-              <w:jc w:val="right"/>
-              <w:pBdr>
-                <w:bottom w:val="none" w:sz="0" w:space="0" w:color="000000"/>
-                <w:top w:val="none" w:sz="0" w:space="0" w:color="000000"/>
-                <w:left w:val="none" w:sz="0" w:space="0" w:color="000000"/>
-                <w:right w:val="none" w:sz="0" w:space="0" w:color="000000"/>
-              </w:pBdr>
-              <w:spacing w:after="100" w:before="100" w:line="240"/>
-              <w:ind w:left="100" w:right="100" w:firstLine="0" w:firstLineChars="0"/>
-              <w:rPr>
-                <w:rFonts w:ascii="Arial" w:hAnsi="Arial" w:eastAsia="Arial" w:cs="Arial"/>
-                <w:i w:val="false"/>
-                <w:b w:val="false"/>
-                <w:u w:val="none"/>
-                <w:sz w:val="22"/>
-                <w:szCs w:val="22"/>
-                <w:color w:val="000000"/>
-              </w:rPr>
-            </w:pPr>
-            <w:r>
-              <w:rPr>
-                <w:rFonts w:ascii="Arial" w:hAnsi="Arial" w:eastAsia="Arial" w:cs="Arial"/>
-                <w:i w:val="false"/>
-                <w:b w:val="false"/>
-                <w:u w:val="none"/>
-                <w:sz w:val="22"/>
-                <w:szCs w:val="22"/>
-                <w:color w:val="000000"/>
-              </w:rPr>
-              <w:t xml:space="preserve">0.89</w:t>
-            </w:r>
-          </w:p>
-        </w:tc>
-        <w:tc>
-          <w:tcPr>
-            <w:tcBorders>
-              <w:bottom w:val="none" w:sz="0" w:space="0" w:color="000000"/>
-              <w:top w:val="none" w:sz="0" w:space="0" w:color="000000"/>
-              <w:left w:val="none" w:sz="0" w:space="0" w:color="000000"/>
-              <w:right w:val="none" w:sz="0" w:space="0" w:color="000000"/>
-            </w:tcBorders>
-            <w:shd w:val="clear" w:color="auto" w:fill="FFFFFF"/>
-            <w:tcMar>
-              <w:top w:w="0" w:type="dxa"/>
-              <w:bottom w:w="0" w:type="dxa"/>
-              <w:left w:w="0" w:type="dxa"/>
-              <w:right w:w="0" w:type="dxa"/>
-            </w:tcMar>
-            <w:vAlign w:val="center"/>
-          </w:tcPr>
-          <w:p>
-            <w:pPr>
-              <w:pStyle w:val="Normal"/>
-              <w:jc w:val="right"/>
-              <w:pBdr>
-                <w:bottom w:val="none" w:sz="0" w:space="0" w:color="000000"/>
-                <w:top w:val="none" w:sz="0" w:space="0" w:color="000000"/>
-                <w:left w:val="none" w:sz="0" w:space="0" w:color="000000"/>
-                <w:right w:val="none" w:sz="0" w:space="0" w:color="000000"/>
-              </w:pBdr>
-              <w:spacing w:after="100" w:before="100" w:line="240"/>
-              <w:ind w:left="100" w:right="100" w:firstLine="0" w:firstLineChars="0"/>
-              <w:rPr>
-                <w:rFonts w:ascii="Arial" w:hAnsi="Arial" w:eastAsia="Arial" w:cs="Arial"/>
-                <w:i w:val="false"/>
-                <w:b w:val="false"/>
-                <w:u w:val="none"/>
-                <w:sz w:val="22"/>
-                <w:szCs w:val="22"/>
-                <w:color w:val="000000"/>
-              </w:rPr>
-            </w:pPr>
-            <w:r>
-              <w:rPr>
-                <w:rFonts w:ascii="Arial" w:hAnsi="Arial" w:eastAsia="Arial" w:cs="Arial"/>
-                <w:i w:val="false"/>
-                <w:b w:val="false"/>
-                <w:u w:val="none"/>
-                <w:sz w:val="22"/>
-                <w:szCs w:val="22"/>
-                <w:color w:val="000000"/>
-              </w:rPr>
-              <w:t xml:space="preserve">1.90</w:t>
+              <w:t xml:space="preserve">1.08</w:t>
+            </w:r>
+          </w:p>
+        </w:tc>
+        <w:tc>
+          <w:tcPr>
+            <w:tcBorders>
+              <w:bottom w:val="none" w:sz="0" w:space="0" w:color="000000"/>
+              <w:top w:val="none" w:sz="0" w:space="0" w:color="000000"/>
+              <w:left w:val="none" w:sz="0" w:space="0" w:color="000000"/>
+              <w:right w:val="none" w:sz="0" w:space="0" w:color="000000"/>
+            </w:tcBorders>
+            <w:shd w:val="clear" w:color="auto" w:fill="FFFFFF"/>
+            <w:tcMar>
+              <w:top w:w="0" w:type="dxa"/>
+              <w:bottom w:w="0" w:type="dxa"/>
+              <w:left w:w="0" w:type="dxa"/>
+              <w:right w:w="0" w:type="dxa"/>
+            </w:tcMar>
+            <w:vAlign w:val="center"/>
+          </w:tcPr>
+          <w:p>
+            <w:pPr>
+              <w:pStyle w:val="Normal"/>
+              <w:jc w:val="right"/>
+              <w:pBdr>
+                <w:bottom w:val="none" w:sz="0" w:space="0" w:color="000000"/>
+                <w:top w:val="none" w:sz="0" w:space="0" w:color="000000"/>
+                <w:left w:val="none" w:sz="0" w:space="0" w:color="000000"/>
+                <w:right w:val="none" w:sz="0" w:space="0" w:color="000000"/>
+              </w:pBdr>
+              <w:spacing w:after="100" w:before="100" w:line="240"/>
+              <w:ind w:left="100" w:right="100" w:firstLine="0" w:firstLineChars="0"/>
+              <w:rPr>
+                <w:rFonts w:ascii="Arial" w:hAnsi="Arial" w:eastAsia="Arial" w:cs="Arial"/>
+                <w:i w:val="false"/>
+                <w:b w:val="false"/>
+                <w:u w:val="none"/>
+                <w:sz w:val="22"/>
+                <w:szCs w:val="22"/>
+                <w:color w:val="000000"/>
+              </w:rPr>
+            </w:pPr>
+            <w:r>
+              <w:rPr>
+                <w:rFonts w:ascii="Arial" w:hAnsi="Arial" w:eastAsia="Arial" w:cs="Arial"/>
+                <w:i w:val="false"/>
+                <w:b w:val="false"/>
+                <w:u w:val="none"/>
+                <w:sz w:val="22"/>
+                <w:szCs w:val="22"/>
+                <w:color w:val="000000"/>
+              </w:rPr>
+              <w:t xml:space="preserve">0.80</w:t>
+            </w:r>
+          </w:p>
+        </w:tc>
+        <w:tc>
+          <w:tcPr>
+            <w:tcBorders>
+              <w:bottom w:val="none" w:sz="0" w:space="0" w:color="000000"/>
+              <w:top w:val="none" w:sz="0" w:space="0" w:color="000000"/>
+              <w:left w:val="none" w:sz="0" w:space="0" w:color="000000"/>
+              <w:right w:val="none" w:sz="0" w:space="0" w:color="000000"/>
+            </w:tcBorders>
+            <w:shd w:val="clear" w:color="auto" w:fill="FFFFFF"/>
+            <w:tcMar>
+              <w:top w:w="0" w:type="dxa"/>
+              <w:bottom w:w="0" w:type="dxa"/>
+              <w:left w:w="0" w:type="dxa"/>
+              <w:right w:w="0" w:type="dxa"/>
+            </w:tcMar>
+            <w:vAlign w:val="center"/>
+          </w:tcPr>
+          <w:p>
+            <w:pPr>
+              <w:pStyle w:val="Normal"/>
+              <w:jc w:val="right"/>
+              <w:pBdr>
+                <w:bottom w:val="none" w:sz="0" w:space="0" w:color="000000"/>
+                <w:top w:val="none" w:sz="0" w:space="0" w:color="000000"/>
+                <w:left w:val="none" w:sz="0" w:space="0" w:color="000000"/>
+                <w:right w:val="none" w:sz="0" w:space="0" w:color="000000"/>
+              </w:pBdr>
+              <w:spacing w:after="100" w:before="100" w:line="240"/>
+              <w:ind w:left="100" w:right="100" w:firstLine="0" w:firstLineChars="0"/>
+              <w:rPr>
+                <w:rFonts w:ascii="Arial" w:hAnsi="Arial" w:eastAsia="Arial" w:cs="Arial"/>
+                <w:i w:val="false"/>
+                <w:b w:val="false"/>
+                <w:u w:val="none"/>
+                <w:sz w:val="22"/>
+                <w:szCs w:val="22"/>
+                <w:color w:val="000000"/>
+              </w:rPr>
+            </w:pPr>
+            <w:r>
+              <w:rPr>
+                <w:rFonts w:ascii="Arial" w:hAnsi="Arial" w:eastAsia="Arial" w:cs="Arial"/>
+                <w:i w:val="false"/>
+                <w:b w:val="false"/>
+                <w:u w:val="none"/>
+                <w:sz w:val="22"/>
+                <w:szCs w:val="22"/>
+                <w:color w:val="000000"/>
+              </w:rPr>
+              <w:t xml:space="preserve">1.47</w:t>
             </w:r>
           </w:p>
         </w:tc>
@@ -1430,113 +1430,113 @@
                 <w:szCs w:val="22"/>
                 <w:color w:val="000000"/>
               </w:rPr>
-              <w:t xml:space="preserve">1.10</w:t>
-            </w:r>
-          </w:p>
-        </w:tc>
-        <w:tc>
-          <w:tcPr>
-            <w:tcBorders>
-              <w:bottom w:val="none" w:sz="0" w:space="0" w:color="000000"/>
-              <w:top w:val="none" w:sz="0" w:space="0" w:color="000000"/>
-              <w:left w:val="none" w:sz="0" w:space="0" w:color="000000"/>
-              <w:right w:val="none" w:sz="0" w:space="0" w:color="000000"/>
-            </w:tcBorders>
-            <w:shd w:val="clear" w:color="auto" w:fill="FFFFFF"/>
-            <w:tcMar>
-              <w:top w:w="0" w:type="dxa"/>
-              <w:bottom w:w="0" w:type="dxa"/>
-              <w:left w:w="0" w:type="dxa"/>
-              <w:right w:w="0" w:type="dxa"/>
-            </w:tcMar>
-            <w:vAlign w:val="center"/>
-          </w:tcPr>
-          <w:p>
-            <w:pPr>
-              <w:pStyle w:val="Normal"/>
-              <w:jc w:val="right"/>
-              <w:pBdr>
-                <w:bottom w:val="none" w:sz="0" w:space="0" w:color="000000"/>
-                <w:top w:val="none" w:sz="0" w:space="0" w:color="000000"/>
-                <w:left w:val="none" w:sz="0" w:space="0" w:color="000000"/>
-                <w:right w:val="none" w:sz="0" w:space="0" w:color="000000"/>
-              </w:pBdr>
-              <w:spacing w:after="100" w:before="100" w:line="240"/>
-              <w:ind w:left="100" w:right="100" w:firstLine="0" w:firstLineChars="0"/>
-              <w:rPr>
-                <w:rFonts w:ascii="Arial" w:hAnsi="Arial" w:eastAsia="Arial" w:cs="Arial"/>
-                <w:i w:val="false"/>
-                <w:b w:val="false"/>
-                <w:u w:val="none"/>
-                <w:sz w:val="22"/>
-                <w:szCs w:val="22"/>
-                <w:color w:val="000000"/>
-              </w:rPr>
-            </w:pPr>
-            <w:r>
-              <w:rPr>
-                <w:rFonts w:ascii="Arial" w:hAnsi="Arial" w:eastAsia="Arial" w:cs="Arial"/>
-                <w:i w:val="false"/>
-                <w:b w:val="false"/>
-                <w:u w:val="none"/>
-                <w:sz w:val="22"/>
-                <w:szCs w:val="22"/>
-                <w:color w:val="000000"/>
-              </w:rPr>
-              <w:t xml:space="preserve">0.45</w:t>
-            </w:r>
-          </w:p>
-        </w:tc>
-        <w:tc>
-          <w:tcPr>
-            <w:tcBorders>
-              <w:bottom w:val="none" w:sz="0" w:space="0" w:color="000000"/>
-              <w:top w:val="none" w:sz="0" w:space="0" w:color="000000"/>
-              <w:left w:val="none" w:sz="0" w:space="0" w:color="000000"/>
-              <w:right w:val="none" w:sz="0" w:space="0" w:color="000000"/>
-            </w:tcBorders>
-            <w:shd w:val="clear" w:color="auto" w:fill="FFFFFF"/>
-            <w:tcMar>
-              <w:top w:w="0" w:type="dxa"/>
-              <w:bottom w:w="0" w:type="dxa"/>
-              <w:left w:w="0" w:type="dxa"/>
-              <w:right w:w="0" w:type="dxa"/>
-            </w:tcMar>
-            <w:vAlign w:val="center"/>
-          </w:tcPr>
-          <w:p>
-            <w:pPr>
-              <w:pStyle w:val="Normal"/>
-              <w:jc w:val="right"/>
-              <w:pBdr>
-                <w:bottom w:val="none" w:sz="0" w:space="0" w:color="000000"/>
-                <w:top w:val="none" w:sz="0" w:space="0" w:color="000000"/>
-                <w:left w:val="none" w:sz="0" w:space="0" w:color="000000"/>
-                <w:right w:val="none" w:sz="0" w:space="0" w:color="000000"/>
-              </w:pBdr>
-              <w:spacing w:after="100" w:before="100" w:line="240"/>
-              <w:ind w:left="100" w:right="100" w:firstLine="0" w:firstLineChars="0"/>
-              <w:rPr>
-                <w:rFonts w:ascii="Arial" w:hAnsi="Arial" w:eastAsia="Arial" w:cs="Arial"/>
-                <w:i w:val="false"/>
-                <w:b w:val="false"/>
-                <w:u w:val="none"/>
-                <w:sz w:val="22"/>
-                <w:szCs w:val="22"/>
-                <w:color w:val="000000"/>
-              </w:rPr>
-            </w:pPr>
-            <w:r>
-              <w:rPr>
-                <w:rFonts w:ascii="Arial" w:hAnsi="Arial" w:eastAsia="Arial" w:cs="Arial"/>
-                <w:i w:val="false"/>
-                <w:b w:val="false"/>
-                <w:u w:val="none"/>
-                <w:sz w:val="22"/>
-                <w:szCs w:val="22"/>
-                <w:color w:val="000000"/>
-              </w:rPr>
-              <w:t xml:space="preserve">2.76</w:t>
+              <w:t xml:space="preserve">1.11</w:t>
+            </w:r>
+          </w:p>
+        </w:tc>
+        <w:tc>
+          <w:tcPr>
+            <w:tcBorders>
+              <w:bottom w:val="none" w:sz="0" w:space="0" w:color="000000"/>
+              <w:top w:val="none" w:sz="0" w:space="0" w:color="000000"/>
+              <w:left w:val="none" w:sz="0" w:space="0" w:color="000000"/>
+              <w:right w:val="none" w:sz="0" w:space="0" w:color="000000"/>
+            </w:tcBorders>
+            <w:shd w:val="clear" w:color="auto" w:fill="FFFFFF"/>
+            <w:tcMar>
+              <w:top w:w="0" w:type="dxa"/>
+              <w:bottom w:w="0" w:type="dxa"/>
+              <w:left w:w="0" w:type="dxa"/>
+              <w:right w:w="0" w:type="dxa"/>
+            </w:tcMar>
+            <w:vAlign w:val="center"/>
+          </w:tcPr>
+          <w:p>
+            <w:pPr>
+              <w:pStyle w:val="Normal"/>
+              <w:jc w:val="right"/>
+              <w:pBdr>
+                <w:bottom w:val="none" w:sz="0" w:space="0" w:color="000000"/>
+                <w:top w:val="none" w:sz="0" w:space="0" w:color="000000"/>
+                <w:left w:val="none" w:sz="0" w:space="0" w:color="000000"/>
+                <w:right w:val="none" w:sz="0" w:space="0" w:color="000000"/>
+              </w:pBdr>
+              <w:spacing w:after="100" w:before="100" w:line="240"/>
+              <w:ind w:left="100" w:right="100" w:firstLine="0" w:firstLineChars="0"/>
+              <w:rPr>
+                <w:rFonts w:ascii="Arial" w:hAnsi="Arial" w:eastAsia="Arial" w:cs="Arial"/>
+                <w:i w:val="false"/>
+                <w:b w:val="false"/>
+                <w:u w:val="none"/>
+                <w:sz w:val="22"/>
+                <w:szCs w:val="22"/>
+                <w:color w:val="000000"/>
+              </w:rPr>
+            </w:pPr>
+            <w:r>
+              <w:rPr>
+                <w:rFonts w:ascii="Arial" w:hAnsi="Arial" w:eastAsia="Arial" w:cs="Arial"/>
+                <w:i w:val="false"/>
+                <w:b w:val="false"/>
+                <w:u w:val="none"/>
+                <w:sz w:val="22"/>
+                <w:szCs w:val="22"/>
+                <w:color w:val="000000"/>
+              </w:rPr>
+              <w:t xml:space="preserve">0.51</w:t>
+            </w:r>
+          </w:p>
+        </w:tc>
+        <w:tc>
+          <w:tcPr>
+            <w:tcBorders>
+              <w:bottom w:val="none" w:sz="0" w:space="0" w:color="000000"/>
+              <w:top w:val="none" w:sz="0" w:space="0" w:color="000000"/>
+              <w:left w:val="none" w:sz="0" w:space="0" w:color="000000"/>
+              <w:right w:val="none" w:sz="0" w:space="0" w:color="000000"/>
+            </w:tcBorders>
+            <w:shd w:val="clear" w:color="auto" w:fill="FFFFFF"/>
+            <w:tcMar>
+              <w:top w:w="0" w:type="dxa"/>
+              <w:bottom w:w="0" w:type="dxa"/>
+              <w:left w:w="0" w:type="dxa"/>
+              <w:right w:w="0" w:type="dxa"/>
+            </w:tcMar>
+            <w:vAlign w:val="center"/>
+          </w:tcPr>
+          <w:p>
+            <w:pPr>
+              <w:pStyle w:val="Normal"/>
+              <w:jc w:val="right"/>
+              <w:pBdr>
+                <w:bottom w:val="none" w:sz="0" w:space="0" w:color="000000"/>
+                <w:top w:val="none" w:sz="0" w:space="0" w:color="000000"/>
+                <w:left w:val="none" w:sz="0" w:space="0" w:color="000000"/>
+                <w:right w:val="none" w:sz="0" w:space="0" w:color="000000"/>
+              </w:pBdr>
+              <w:spacing w:after="100" w:before="100" w:line="240"/>
+              <w:ind w:left="100" w:right="100" w:firstLine="0" w:firstLineChars="0"/>
+              <w:rPr>
+                <w:rFonts w:ascii="Arial" w:hAnsi="Arial" w:eastAsia="Arial" w:cs="Arial"/>
+                <w:i w:val="false"/>
+                <w:b w:val="false"/>
+                <w:u w:val="none"/>
+                <w:sz w:val="22"/>
+                <w:szCs w:val="22"/>
+                <w:color w:val="000000"/>
+              </w:rPr>
+            </w:pPr>
+            <w:r>
+              <w:rPr>
+                <w:rFonts w:ascii="Arial" w:hAnsi="Arial" w:eastAsia="Arial" w:cs="Arial"/>
+                <w:i w:val="false"/>
+                <w:b w:val="false"/>
+                <w:u w:val="none"/>
+                <w:sz w:val="22"/>
+                <w:szCs w:val="22"/>
+                <w:color w:val="000000"/>
+              </w:rPr>
+              <w:t xml:space="preserve">2.45</w:t>
             </w:r>
           </w:p>
         </w:tc>
@@ -1648,113 +1648,113 @@
                 <w:szCs w:val="22"/>
                 <w:color w:val="000000"/>
               </w:rPr>
-              <w:t xml:space="preserve">1.26</w:t>
-            </w:r>
-          </w:p>
-        </w:tc>
-        <w:tc>
-          <w:tcPr>
-            <w:tcBorders>
-              <w:bottom w:val="none" w:sz="0" w:space="0" w:color="000000"/>
-              <w:top w:val="none" w:sz="0" w:space="0" w:color="000000"/>
-              <w:left w:val="none" w:sz="0" w:space="0" w:color="000000"/>
-              <w:right w:val="none" w:sz="0" w:space="0" w:color="000000"/>
-            </w:tcBorders>
-            <w:shd w:val="clear" w:color="auto" w:fill="FFFFFF"/>
-            <w:tcMar>
-              <w:top w:w="0" w:type="dxa"/>
-              <w:bottom w:w="0" w:type="dxa"/>
-              <w:left w:w="0" w:type="dxa"/>
-              <w:right w:w="0" w:type="dxa"/>
-            </w:tcMar>
-            <w:vAlign w:val="center"/>
-          </w:tcPr>
-          <w:p>
-            <w:pPr>
-              <w:pStyle w:val="Normal"/>
-              <w:jc w:val="right"/>
-              <w:pBdr>
-                <w:bottom w:val="none" w:sz="0" w:space="0" w:color="000000"/>
-                <w:top w:val="none" w:sz="0" w:space="0" w:color="000000"/>
-                <w:left w:val="none" w:sz="0" w:space="0" w:color="000000"/>
-                <w:right w:val="none" w:sz="0" w:space="0" w:color="000000"/>
-              </w:pBdr>
-              <w:spacing w:after="100" w:before="100" w:line="240"/>
-              <w:ind w:left="100" w:right="100" w:firstLine="0" w:firstLineChars="0"/>
-              <w:rPr>
-                <w:rFonts w:ascii="Arial" w:hAnsi="Arial" w:eastAsia="Arial" w:cs="Arial"/>
-                <w:i w:val="false"/>
-                <w:b w:val="false"/>
-                <w:u w:val="none"/>
-                <w:sz w:val="22"/>
-                <w:szCs w:val="22"/>
-                <w:color w:val="000000"/>
-              </w:rPr>
-            </w:pPr>
-            <w:r>
-              <w:rPr>
-                <w:rFonts w:ascii="Arial" w:hAnsi="Arial" w:eastAsia="Arial" w:cs="Arial"/>
-                <w:i w:val="false"/>
-                <w:b w:val="false"/>
-                <w:u w:val="none"/>
-                <w:sz w:val="22"/>
-                <w:szCs w:val="22"/>
-                <w:color w:val="000000"/>
-              </w:rPr>
-              <w:t xml:space="preserve">0.61</w:t>
-            </w:r>
-          </w:p>
-        </w:tc>
-        <w:tc>
-          <w:tcPr>
-            <w:tcBorders>
-              <w:bottom w:val="none" w:sz="0" w:space="0" w:color="000000"/>
-              <w:top w:val="none" w:sz="0" w:space="0" w:color="000000"/>
-              <w:left w:val="none" w:sz="0" w:space="0" w:color="000000"/>
-              <w:right w:val="none" w:sz="0" w:space="0" w:color="000000"/>
-            </w:tcBorders>
-            <w:shd w:val="clear" w:color="auto" w:fill="FFFFFF"/>
-            <w:tcMar>
-              <w:top w:w="0" w:type="dxa"/>
-              <w:bottom w:w="0" w:type="dxa"/>
-              <w:left w:w="0" w:type="dxa"/>
-              <w:right w:w="0" w:type="dxa"/>
-            </w:tcMar>
-            <w:vAlign w:val="center"/>
-          </w:tcPr>
-          <w:p>
-            <w:pPr>
-              <w:pStyle w:val="Normal"/>
-              <w:jc w:val="right"/>
-              <w:pBdr>
-                <w:bottom w:val="none" w:sz="0" w:space="0" w:color="000000"/>
-                <w:top w:val="none" w:sz="0" w:space="0" w:color="000000"/>
-                <w:left w:val="none" w:sz="0" w:space="0" w:color="000000"/>
-                <w:right w:val="none" w:sz="0" w:space="0" w:color="000000"/>
-              </w:pBdr>
-              <w:spacing w:after="100" w:before="100" w:line="240"/>
-              <w:ind w:left="100" w:right="100" w:firstLine="0" w:firstLineChars="0"/>
-              <w:rPr>
-                <w:rFonts w:ascii="Arial" w:hAnsi="Arial" w:eastAsia="Arial" w:cs="Arial"/>
-                <w:i w:val="false"/>
-                <w:b w:val="false"/>
-                <w:u w:val="none"/>
-                <w:sz w:val="22"/>
-                <w:szCs w:val="22"/>
-                <w:color w:val="000000"/>
-              </w:rPr>
-            </w:pPr>
-            <w:r>
-              <w:rPr>
-                <w:rFonts w:ascii="Arial" w:hAnsi="Arial" w:eastAsia="Arial" w:cs="Arial"/>
-                <w:i w:val="false"/>
-                <w:b w:val="false"/>
-                <w:u w:val="none"/>
-                <w:sz w:val="22"/>
-                <w:szCs w:val="22"/>
-                <w:color w:val="000000"/>
-              </w:rPr>
-              <w:t xml:space="preserve">2.62</w:t>
+              <w:t xml:space="preserve">1.03</w:t>
+            </w:r>
+          </w:p>
+        </w:tc>
+        <w:tc>
+          <w:tcPr>
+            <w:tcBorders>
+              <w:bottom w:val="none" w:sz="0" w:space="0" w:color="000000"/>
+              <w:top w:val="none" w:sz="0" w:space="0" w:color="000000"/>
+              <w:left w:val="none" w:sz="0" w:space="0" w:color="000000"/>
+              <w:right w:val="none" w:sz="0" w:space="0" w:color="000000"/>
+            </w:tcBorders>
+            <w:shd w:val="clear" w:color="auto" w:fill="FFFFFF"/>
+            <w:tcMar>
+              <w:top w:w="0" w:type="dxa"/>
+              <w:bottom w:w="0" w:type="dxa"/>
+              <w:left w:w="0" w:type="dxa"/>
+              <w:right w:w="0" w:type="dxa"/>
+            </w:tcMar>
+            <w:vAlign w:val="center"/>
+          </w:tcPr>
+          <w:p>
+            <w:pPr>
+              <w:pStyle w:val="Normal"/>
+              <w:jc w:val="right"/>
+              <w:pBdr>
+                <w:bottom w:val="none" w:sz="0" w:space="0" w:color="000000"/>
+                <w:top w:val="none" w:sz="0" w:space="0" w:color="000000"/>
+                <w:left w:val="none" w:sz="0" w:space="0" w:color="000000"/>
+                <w:right w:val="none" w:sz="0" w:space="0" w:color="000000"/>
+              </w:pBdr>
+              <w:spacing w:after="100" w:before="100" w:line="240"/>
+              <w:ind w:left="100" w:right="100" w:firstLine="0" w:firstLineChars="0"/>
+              <w:rPr>
+                <w:rFonts w:ascii="Arial" w:hAnsi="Arial" w:eastAsia="Arial" w:cs="Arial"/>
+                <w:i w:val="false"/>
+                <w:b w:val="false"/>
+                <w:u w:val="none"/>
+                <w:sz w:val="22"/>
+                <w:szCs w:val="22"/>
+                <w:color w:val="000000"/>
+              </w:rPr>
+            </w:pPr>
+            <w:r>
+              <w:rPr>
+                <w:rFonts w:ascii="Arial" w:hAnsi="Arial" w:eastAsia="Arial" w:cs="Arial"/>
+                <w:i w:val="false"/>
+                <w:b w:val="false"/>
+                <w:u w:val="none"/>
+                <w:sz w:val="22"/>
+                <w:szCs w:val="22"/>
+                <w:color w:val="000000"/>
+              </w:rPr>
+              <w:t xml:space="preserve">0.52</w:t>
+            </w:r>
+          </w:p>
+        </w:tc>
+        <w:tc>
+          <w:tcPr>
+            <w:tcBorders>
+              <w:bottom w:val="none" w:sz="0" w:space="0" w:color="000000"/>
+              <w:top w:val="none" w:sz="0" w:space="0" w:color="000000"/>
+              <w:left w:val="none" w:sz="0" w:space="0" w:color="000000"/>
+              <w:right w:val="none" w:sz="0" w:space="0" w:color="000000"/>
+            </w:tcBorders>
+            <w:shd w:val="clear" w:color="auto" w:fill="FFFFFF"/>
+            <w:tcMar>
+              <w:top w:w="0" w:type="dxa"/>
+              <w:bottom w:w="0" w:type="dxa"/>
+              <w:left w:w="0" w:type="dxa"/>
+              <w:right w:w="0" w:type="dxa"/>
+            </w:tcMar>
+            <w:vAlign w:val="center"/>
+          </w:tcPr>
+          <w:p>
+            <w:pPr>
+              <w:pStyle w:val="Normal"/>
+              <w:jc w:val="right"/>
+              <w:pBdr>
+                <w:bottom w:val="none" w:sz="0" w:space="0" w:color="000000"/>
+                <w:top w:val="none" w:sz="0" w:space="0" w:color="000000"/>
+                <w:left w:val="none" w:sz="0" w:space="0" w:color="000000"/>
+                <w:right w:val="none" w:sz="0" w:space="0" w:color="000000"/>
+              </w:pBdr>
+              <w:spacing w:after="100" w:before="100" w:line="240"/>
+              <w:ind w:left="100" w:right="100" w:firstLine="0" w:firstLineChars="0"/>
+              <w:rPr>
+                <w:rFonts w:ascii="Arial" w:hAnsi="Arial" w:eastAsia="Arial" w:cs="Arial"/>
+                <w:i w:val="false"/>
+                <w:b w:val="false"/>
+                <w:u w:val="none"/>
+                <w:sz w:val="22"/>
+                <w:szCs w:val="22"/>
+                <w:color w:val="000000"/>
+              </w:rPr>
+            </w:pPr>
+            <w:r>
+              <w:rPr>
+                <w:rFonts w:ascii="Arial" w:hAnsi="Arial" w:eastAsia="Arial" w:cs="Arial"/>
+                <w:i w:val="false"/>
+                <w:b w:val="false"/>
+                <w:u w:val="none"/>
+                <w:sz w:val="22"/>
+                <w:szCs w:val="22"/>
+                <w:color w:val="000000"/>
+              </w:rPr>
+              <w:t xml:space="preserve">1.97</w:t>
             </w:r>
           </w:p>
         </w:tc>
@@ -1866,113 +1866,113 @@
                 <w:szCs w:val="22"/>
                 <w:color w:val="000000"/>
               </w:rPr>
-              <w:t xml:space="preserve">0.93</w:t>
-            </w:r>
-          </w:p>
-        </w:tc>
-        <w:tc>
-          <w:tcPr>
-            <w:tcBorders>
-              <w:bottom w:val="none" w:sz="0" w:space="0" w:color="000000"/>
-              <w:top w:val="none" w:sz="0" w:space="0" w:color="000000"/>
-              <w:left w:val="none" w:sz="0" w:space="0" w:color="000000"/>
-              <w:right w:val="none" w:sz="0" w:space="0" w:color="000000"/>
-            </w:tcBorders>
-            <w:shd w:val="clear" w:color="auto" w:fill="FFFFFF"/>
-            <w:tcMar>
-              <w:top w:w="0" w:type="dxa"/>
-              <w:bottom w:w="0" w:type="dxa"/>
-              <w:left w:w="0" w:type="dxa"/>
-              <w:right w:w="0" w:type="dxa"/>
-            </w:tcMar>
-            <w:vAlign w:val="center"/>
-          </w:tcPr>
-          <w:p>
-            <w:pPr>
-              <w:pStyle w:val="Normal"/>
-              <w:jc w:val="right"/>
-              <w:pBdr>
-                <w:bottom w:val="none" w:sz="0" w:space="0" w:color="000000"/>
-                <w:top w:val="none" w:sz="0" w:space="0" w:color="000000"/>
-                <w:left w:val="none" w:sz="0" w:space="0" w:color="000000"/>
-                <w:right w:val="none" w:sz="0" w:space="0" w:color="000000"/>
-              </w:pBdr>
-              <w:spacing w:after="100" w:before="100" w:line="240"/>
-              <w:ind w:left="100" w:right="100" w:firstLine="0" w:firstLineChars="0"/>
-              <w:rPr>
-                <w:rFonts w:ascii="Arial" w:hAnsi="Arial" w:eastAsia="Arial" w:cs="Arial"/>
-                <w:i w:val="false"/>
-                <w:b w:val="false"/>
-                <w:u w:val="none"/>
-                <w:sz w:val="22"/>
-                <w:szCs w:val="22"/>
-                <w:color w:val="000000"/>
-              </w:rPr>
-            </w:pPr>
-            <w:r>
-              <w:rPr>
-                <w:rFonts w:ascii="Arial" w:hAnsi="Arial" w:eastAsia="Arial" w:cs="Arial"/>
-                <w:i w:val="false"/>
-                <w:b w:val="false"/>
-                <w:u w:val="none"/>
-                <w:sz w:val="22"/>
-                <w:szCs w:val="22"/>
-                <w:color w:val="000000"/>
-              </w:rPr>
-              <w:t xml:space="preserve">0.79</w:t>
-            </w:r>
-          </w:p>
-        </w:tc>
-        <w:tc>
-          <w:tcPr>
-            <w:tcBorders>
-              <w:bottom w:val="none" w:sz="0" w:space="0" w:color="000000"/>
-              <w:top w:val="none" w:sz="0" w:space="0" w:color="000000"/>
-              <w:left w:val="none" w:sz="0" w:space="0" w:color="000000"/>
-              <w:right w:val="none" w:sz="0" w:space="0" w:color="000000"/>
-            </w:tcBorders>
-            <w:shd w:val="clear" w:color="auto" w:fill="FFFFFF"/>
-            <w:tcMar>
-              <w:top w:w="0" w:type="dxa"/>
-              <w:bottom w:w="0" w:type="dxa"/>
-              <w:left w:w="0" w:type="dxa"/>
-              <w:right w:w="0" w:type="dxa"/>
-            </w:tcMar>
-            <w:vAlign w:val="center"/>
-          </w:tcPr>
-          <w:p>
-            <w:pPr>
-              <w:pStyle w:val="Normal"/>
-              <w:jc w:val="right"/>
-              <w:pBdr>
-                <w:bottom w:val="none" w:sz="0" w:space="0" w:color="000000"/>
-                <w:top w:val="none" w:sz="0" w:space="0" w:color="000000"/>
-                <w:left w:val="none" w:sz="0" w:space="0" w:color="000000"/>
-                <w:right w:val="none" w:sz="0" w:space="0" w:color="000000"/>
-              </w:pBdr>
-              <w:spacing w:after="100" w:before="100" w:line="240"/>
-              <w:ind w:left="100" w:right="100" w:firstLine="0" w:firstLineChars="0"/>
-              <w:rPr>
-                <w:rFonts w:ascii="Arial" w:hAnsi="Arial" w:eastAsia="Arial" w:cs="Arial"/>
-                <w:i w:val="false"/>
-                <w:b w:val="false"/>
-                <w:u w:val="none"/>
-                <w:sz w:val="22"/>
-                <w:szCs w:val="22"/>
-                <w:color w:val="000000"/>
-              </w:rPr>
-            </w:pPr>
-            <w:r>
-              <w:rPr>
-                <w:rFonts w:ascii="Arial" w:hAnsi="Arial" w:eastAsia="Arial" w:cs="Arial"/>
-                <w:i w:val="false"/>
-                <w:b w:val="false"/>
-                <w:u w:val="none"/>
-                <w:sz w:val="22"/>
-                <w:szCs w:val="22"/>
-                <w:color w:val="000000"/>
-              </w:rPr>
-              <w:t xml:space="preserve">1.09</w:t>
+              <w:t xml:space="preserve">1.00</w:t>
+            </w:r>
+          </w:p>
+        </w:tc>
+        <w:tc>
+          <w:tcPr>
+            <w:tcBorders>
+              <w:bottom w:val="none" w:sz="0" w:space="0" w:color="000000"/>
+              <w:top w:val="none" w:sz="0" w:space="0" w:color="000000"/>
+              <w:left w:val="none" w:sz="0" w:space="0" w:color="000000"/>
+              <w:right w:val="none" w:sz="0" w:space="0" w:color="000000"/>
+            </w:tcBorders>
+            <w:shd w:val="clear" w:color="auto" w:fill="FFFFFF"/>
+            <w:tcMar>
+              <w:top w:w="0" w:type="dxa"/>
+              <w:bottom w:w="0" w:type="dxa"/>
+              <w:left w:w="0" w:type="dxa"/>
+              <w:right w:w="0" w:type="dxa"/>
+            </w:tcMar>
+            <w:vAlign w:val="center"/>
+          </w:tcPr>
+          <w:p>
+            <w:pPr>
+              <w:pStyle w:val="Normal"/>
+              <w:jc w:val="right"/>
+              <w:pBdr>
+                <w:bottom w:val="none" w:sz="0" w:space="0" w:color="000000"/>
+                <w:top w:val="none" w:sz="0" w:space="0" w:color="000000"/>
+                <w:left w:val="none" w:sz="0" w:space="0" w:color="000000"/>
+                <w:right w:val="none" w:sz="0" w:space="0" w:color="000000"/>
+              </w:pBdr>
+              <w:spacing w:after="100" w:before="100" w:line="240"/>
+              <w:ind w:left="100" w:right="100" w:firstLine="0" w:firstLineChars="0"/>
+              <w:rPr>
+                <w:rFonts w:ascii="Arial" w:hAnsi="Arial" w:eastAsia="Arial" w:cs="Arial"/>
+                <w:i w:val="false"/>
+                <w:b w:val="false"/>
+                <w:u w:val="none"/>
+                <w:sz w:val="22"/>
+                <w:szCs w:val="22"/>
+                <w:color w:val="000000"/>
+              </w:rPr>
+            </w:pPr>
+            <w:r>
+              <w:rPr>
+                <w:rFonts w:ascii="Arial" w:hAnsi="Arial" w:eastAsia="Arial" w:cs="Arial"/>
+                <w:i w:val="false"/>
+                <w:b w:val="false"/>
+                <w:u w:val="none"/>
+                <w:sz w:val="22"/>
+                <w:szCs w:val="22"/>
+                <w:color w:val="000000"/>
+              </w:rPr>
+              <w:t xml:space="preserve">0.87</w:t>
+            </w:r>
+          </w:p>
+        </w:tc>
+        <w:tc>
+          <w:tcPr>
+            <w:tcBorders>
+              <w:bottom w:val="none" w:sz="0" w:space="0" w:color="000000"/>
+              <w:top w:val="none" w:sz="0" w:space="0" w:color="000000"/>
+              <w:left w:val="none" w:sz="0" w:space="0" w:color="000000"/>
+              <w:right w:val="none" w:sz="0" w:space="0" w:color="000000"/>
+            </w:tcBorders>
+            <w:shd w:val="clear" w:color="auto" w:fill="FFFFFF"/>
+            <w:tcMar>
+              <w:top w:w="0" w:type="dxa"/>
+              <w:bottom w:w="0" w:type="dxa"/>
+              <w:left w:w="0" w:type="dxa"/>
+              <w:right w:w="0" w:type="dxa"/>
+            </w:tcMar>
+            <w:vAlign w:val="center"/>
+          </w:tcPr>
+          <w:p>
+            <w:pPr>
+              <w:pStyle w:val="Normal"/>
+              <w:jc w:val="right"/>
+              <w:pBdr>
+                <w:bottom w:val="none" w:sz="0" w:space="0" w:color="000000"/>
+                <w:top w:val="none" w:sz="0" w:space="0" w:color="000000"/>
+                <w:left w:val="none" w:sz="0" w:space="0" w:color="000000"/>
+                <w:right w:val="none" w:sz="0" w:space="0" w:color="000000"/>
+              </w:pBdr>
+              <w:spacing w:after="100" w:before="100" w:line="240"/>
+              <w:ind w:left="100" w:right="100" w:firstLine="0" w:firstLineChars="0"/>
+              <w:rPr>
+                <w:rFonts w:ascii="Arial" w:hAnsi="Arial" w:eastAsia="Arial" w:cs="Arial"/>
+                <w:i w:val="false"/>
+                <w:b w:val="false"/>
+                <w:u w:val="none"/>
+                <w:sz w:val="22"/>
+                <w:szCs w:val="22"/>
+                <w:color w:val="000000"/>
+              </w:rPr>
+            </w:pPr>
+            <w:r>
+              <w:rPr>
+                <w:rFonts w:ascii="Arial" w:hAnsi="Arial" w:eastAsia="Arial" w:cs="Arial"/>
+                <w:i w:val="false"/>
+                <w:b w:val="false"/>
+                <w:u w:val="none"/>
+                <w:sz w:val="22"/>
+                <w:szCs w:val="22"/>
+                <w:color w:val="000000"/>
+              </w:rPr>
+              <w:t xml:space="preserve">1.15</w:t>
             </w:r>
           </w:p>
         </w:tc>
@@ -2084,113 +2084,331 @@
                 <w:szCs w:val="22"/>
                 <w:color w:val="000000"/>
               </w:rPr>
-              <w:t xml:space="preserve">5.62</w:t>
-            </w:r>
-          </w:p>
-        </w:tc>
-        <w:tc>
-          <w:tcPr>
-            <w:tcBorders>
-              <w:bottom w:val="none" w:sz="0" w:space="0" w:color="000000"/>
-              <w:top w:val="none" w:sz="0" w:space="0" w:color="000000"/>
-              <w:left w:val="none" w:sz="0" w:space="0" w:color="000000"/>
-              <w:right w:val="none" w:sz="0" w:space="0" w:color="000000"/>
-            </w:tcBorders>
-            <w:shd w:val="clear" w:color="auto" w:fill="FFFFFF"/>
-            <w:tcMar>
-              <w:top w:w="0" w:type="dxa"/>
-              <w:bottom w:w="0" w:type="dxa"/>
-              <w:left w:w="0" w:type="dxa"/>
-              <w:right w:w="0" w:type="dxa"/>
-            </w:tcMar>
-            <w:vAlign w:val="center"/>
-          </w:tcPr>
-          <w:p>
-            <w:pPr>
-              <w:pStyle w:val="Normal"/>
-              <w:jc w:val="right"/>
-              <w:pBdr>
-                <w:bottom w:val="none" w:sz="0" w:space="0" w:color="000000"/>
-                <w:top w:val="none" w:sz="0" w:space="0" w:color="000000"/>
-                <w:left w:val="none" w:sz="0" w:space="0" w:color="000000"/>
-                <w:right w:val="none" w:sz="0" w:space="0" w:color="000000"/>
-              </w:pBdr>
-              <w:spacing w:after="100" w:before="100" w:line="240"/>
-              <w:ind w:left="100" w:right="100" w:firstLine="0" w:firstLineChars="0"/>
-              <w:rPr>
-                <w:rFonts w:ascii="Arial" w:hAnsi="Arial" w:eastAsia="Arial" w:cs="Arial"/>
-                <w:i w:val="false"/>
-                <w:b w:val="false"/>
-                <w:u w:val="none"/>
-                <w:sz w:val="22"/>
-                <w:szCs w:val="22"/>
-                <w:color w:val="000000"/>
-              </w:rPr>
-            </w:pPr>
-            <w:r>
-              <w:rPr>
-                <w:rFonts w:ascii="Arial" w:hAnsi="Arial" w:eastAsia="Arial" w:cs="Arial"/>
-                <w:i w:val="false"/>
-                <w:b w:val="false"/>
-                <w:u w:val="none"/>
-                <w:sz w:val="22"/>
-                <w:szCs w:val="22"/>
-                <w:color w:val="000000"/>
-              </w:rPr>
-              <w:t xml:space="preserve">4.09</w:t>
-            </w:r>
-          </w:p>
-        </w:tc>
-        <w:tc>
-          <w:tcPr>
-            <w:tcBorders>
-              <w:bottom w:val="none" w:sz="0" w:space="0" w:color="000000"/>
-              <w:top w:val="none" w:sz="0" w:space="0" w:color="000000"/>
-              <w:left w:val="none" w:sz="0" w:space="0" w:color="000000"/>
-              <w:right w:val="none" w:sz="0" w:space="0" w:color="000000"/>
-            </w:tcBorders>
-            <w:shd w:val="clear" w:color="auto" w:fill="FFFFFF"/>
-            <w:tcMar>
-              <w:top w:w="0" w:type="dxa"/>
-              <w:bottom w:w="0" w:type="dxa"/>
-              <w:left w:w="0" w:type="dxa"/>
-              <w:right w:w="0" w:type="dxa"/>
-            </w:tcMar>
-            <w:vAlign w:val="center"/>
-          </w:tcPr>
-          <w:p>
-            <w:pPr>
-              <w:pStyle w:val="Normal"/>
-              <w:jc w:val="right"/>
-              <w:pBdr>
-                <w:bottom w:val="none" w:sz="0" w:space="0" w:color="000000"/>
-                <w:top w:val="none" w:sz="0" w:space="0" w:color="000000"/>
-                <w:left w:val="none" w:sz="0" w:space="0" w:color="000000"/>
-                <w:right w:val="none" w:sz="0" w:space="0" w:color="000000"/>
-              </w:pBdr>
-              <w:spacing w:after="100" w:before="100" w:line="240"/>
-              <w:ind w:left="100" w:right="100" w:firstLine="0" w:firstLineChars="0"/>
-              <w:rPr>
-                <w:rFonts w:ascii="Arial" w:hAnsi="Arial" w:eastAsia="Arial" w:cs="Arial"/>
-                <w:i w:val="false"/>
-                <w:b w:val="false"/>
-                <w:u w:val="none"/>
-                <w:sz w:val="22"/>
-                <w:szCs w:val="22"/>
-                <w:color w:val="000000"/>
-              </w:rPr>
-            </w:pPr>
-            <w:r>
-              <w:rPr>
-                <w:rFonts w:ascii="Arial" w:hAnsi="Arial" w:eastAsia="Arial" w:cs="Arial"/>
-                <w:i w:val="false"/>
-                <w:b w:val="false"/>
-                <w:u w:val="none"/>
-                <w:sz w:val="22"/>
-                <w:szCs w:val="22"/>
-                <w:color w:val="000000"/>
-              </w:rPr>
-              <w:t xml:space="preserve">7.77</w:t>
+              <w:t xml:space="preserve">4.81</w:t>
+            </w:r>
+          </w:p>
+        </w:tc>
+        <w:tc>
+          <w:tcPr>
+            <w:tcBorders>
+              <w:bottom w:val="none" w:sz="0" w:space="0" w:color="000000"/>
+              <w:top w:val="none" w:sz="0" w:space="0" w:color="000000"/>
+              <w:left w:val="none" w:sz="0" w:space="0" w:color="000000"/>
+              <w:right w:val="none" w:sz="0" w:space="0" w:color="000000"/>
+            </w:tcBorders>
+            <w:shd w:val="clear" w:color="auto" w:fill="FFFFFF"/>
+            <w:tcMar>
+              <w:top w:w="0" w:type="dxa"/>
+              <w:bottom w:w="0" w:type="dxa"/>
+              <w:left w:w="0" w:type="dxa"/>
+              <w:right w:w="0" w:type="dxa"/>
+            </w:tcMar>
+            <w:vAlign w:val="center"/>
+          </w:tcPr>
+          <w:p>
+            <w:pPr>
+              <w:pStyle w:val="Normal"/>
+              <w:jc w:val="right"/>
+              <w:pBdr>
+                <w:bottom w:val="none" w:sz="0" w:space="0" w:color="000000"/>
+                <w:top w:val="none" w:sz="0" w:space="0" w:color="000000"/>
+                <w:left w:val="none" w:sz="0" w:space="0" w:color="000000"/>
+                <w:right w:val="none" w:sz="0" w:space="0" w:color="000000"/>
+              </w:pBdr>
+              <w:spacing w:after="100" w:before="100" w:line="240"/>
+              <w:ind w:left="100" w:right="100" w:firstLine="0" w:firstLineChars="0"/>
+              <w:rPr>
+                <w:rFonts w:ascii="Arial" w:hAnsi="Arial" w:eastAsia="Arial" w:cs="Arial"/>
+                <w:i w:val="false"/>
+                <w:b w:val="false"/>
+                <w:u w:val="none"/>
+                <w:sz w:val="22"/>
+                <w:szCs w:val="22"/>
+                <w:color w:val="000000"/>
+              </w:rPr>
+            </w:pPr>
+            <w:r>
+              <w:rPr>
+                <w:rFonts w:ascii="Arial" w:hAnsi="Arial" w:eastAsia="Arial" w:cs="Arial"/>
+                <w:i w:val="false"/>
+                <w:b w:val="false"/>
+                <w:u w:val="none"/>
+                <w:sz w:val="22"/>
+                <w:szCs w:val="22"/>
+                <w:color w:val="000000"/>
+              </w:rPr>
+              <w:t xml:space="preserve">3.71</w:t>
+            </w:r>
+          </w:p>
+        </w:tc>
+        <w:tc>
+          <w:tcPr>
+            <w:tcBorders>
+              <w:bottom w:val="none" w:sz="0" w:space="0" w:color="000000"/>
+              <w:top w:val="none" w:sz="0" w:space="0" w:color="000000"/>
+              <w:left w:val="none" w:sz="0" w:space="0" w:color="000000"/>
+              <w:right w:val="none" w:sz="0" w:space="0" w:color="000000"/>
+            </w:tcBorders>
+            <w:shd w:val="clear" w:color="auto" w:fill="FFFFFF"/>
+            <w:tcMar>
+              <w:top w:w="0" w:type="dxa"/>
+              <w:bottom w:w="0" w:type="dxa"/>
+              <w:left w:w="0" w:type="dxa"/>
+              <w:right w:w="0" w:type="dxa"/>
+            </w:tcMar>
+            <w:vAlign w:val="center"/>
+          </w:tcPr>
+          <w:p>
+            <w:pPr>
+              <w:pStyle w:val="Normal"/>
+              <w:jc w:val="right"/>
+              <w:pBdr>
+                <w:bottom w:val="none" w:sz="0" w:space="0" w:color="000000"/>
+                <w:top w:val="none" w:sz="0" w:space="0" w:color="000000"/>
+                <w:left w:val="none" w:sz="0" w:space="0" w:color="000000"/>
+                <w:right w:val="none" w:sz="0" w:space="0" w:color="000000"/>
+              </w:pBdr>
+              <w:spacing w:after="100" w:before="100" w:line="240"/>
+              <w:ind w:left="100" w:right="100" w:firstLine="0" w:firstLineChars="0"/>
+              <w:rPr>
+                <w:rFonts w:ascii="Arial" w:hAnsi="Arial" w:eastAsia="Arial" w:cs="Arial"/>
+                <w:i w:val="false"/>
+                <w:b w:val="false"/>
+                <w:u w:val="none"/>
+                <w:sz w:val="22"/>
+                <w:szCs w:val="22"/>
+                <w:color w:val="000000"/>
+              </w:rPr>
+            </w:pPr>
+            <w:r>
+              <w:rPr>
+                <w:rFonts w:ascii="Arial" w:hAnsi="Arial" w:eastAsia="Arial" w:cs="Arial"/>
+                <w:i w:val="false"/>
+                <w:b w:val="false"/>
+                <w:u w:val="none"/>
+                <w:sz w:val="22"/>
+                <w:szCs w:val="22"/>
+                <w:color w:val="000000"/>
+              </w:rPr>
+              <w:t xml:space="preserve">6.25</w:t>
+            </w:r>
+          </w:p>
+        </w:tc>
+      </w:tr>
+      <w:tr>
+        <w:trPr>
+          <w:trHeight w:val="615" w:hRule="auto"/>
+        </w:trPr>
+        body10
+        <w:tc>
+          <w:tcPr>
+            <w:tcBorders>
+              <w:bottom w:val="none" w:sz="0" w:space="0" w:color="000000"/>
+              <w:top w:val="none" w:sz="0" w:space="0" w:color="000000"/>
+              <w:left w:val="none" w:sz="0" w:space="0" w:color="000000"/>
+              <w:right w:val="none" w:sz="0" w:space="0" w:color="000000"/>
+            </w:tcBorders>
+            <w:shd w:val="clear" w:color="auto" w:fill="FFFFFF"/>
+            <w:tcMar>
+              <w:top w:w="0" w:type="dxa"/>
+              <w:bottom w:w="0" w:type="dxa"/>
+              <w:left w:w="0" w:type="dxa"/>
+              <w:right w:w="0" w:type="dxa"/>
+            </w:tcMar>
+            <w:vAlign w:val="center"/>
+          </w:tcPr>
+          <w:p>
+            <w:pPr>
+              <w:pStyle w:val="Normal"/>
+              <w:jc w:val="left"/>
+              <w:pBdr>
+                <w:bottom w:val="none" w:sz="0" w:space="0" w:color="000000"/>
+                <w:top w:val="none" w:sz="0" w:space="0" w:color="000000"/>
+                <w:left w:val="none" w:sz="0" w:space="0" w:color="000000"/>
+                <w:right w:val="none" w:sz="0" w:space="0" w:color="000000"/>
+              </w:pBdr>
+              <w:spacing w:after="100" w:before="100" w:line="240"/>
+              <w:ind w:left="100" w:right="100" w:firstLine="0" w:firstLineChars="0"/>
+              <w:rPr>
+                <w:rFonts w:ascii="Arial" w:hAnsi="Arial" w:eastAsia="Arial" w:cs="Arial"/>
+                <w:i w:val="false"/>
+                <w:b w:val="false"/>
+                <w:u w:val="none"/>
+                <w:sz w:val="22"/>
+                <w:szCs w:val="22"/>
+                <w:color w:val="000000"/>
+              </w:rPr>
+            </w:pPr>
+            <w:r>
+              <w:rPr>
+                <w:rFonts w:ascii="Arial" w:hAnsi="Arial" w:eastAsia="Arial" w:cs="Arial"/>
+                <w:i w:val="false"/>
+                <w:b w:val="false"/>
+                <w:u w:val="none"/>
+                <w:sz w:val="22"/>
+                <w:szCs w:val="22"/>
+                <w:color w:val="000000"/>
+              </w:rPr>
+              <w:t xml:space="preserve">Conspecific presence [consume]</w:t>
+            </w:r>
+          </w:p>
+        </w:tc>
+        <w:tc>
+          <w:tcPr>
+            <w:tcBorders>
+              <w:bottom w:val="none" w:sz="0" w:space="0" w:color="000000"/>
+              <w:top w:val="none" w:sz="0" w:space="0" w:color="000000"/>
+              <w:left w:val="none" w:sz="0" w:space="0" w:color="000000"/>
+              <w:right w:val="none" w:sz="0" w:space="0" w:color="000000"/>
+            </w:tcBorders>
+            <w:shd w:val="clear" w:color="auto" w:fill="FFFFFF"/>
+            <w:tcMar>
+              <w:top w:w="0" w:type="dxa"/>
+              <w:bottom w:w="0" w:type="dxa"/>
+              <w:left w:w="0" w:type="dxa"/>
+              <w:right w:w="0" w:type="dxa"/>
+            </w:tcMar>
+            <w:vAlign w:val="center"/>
+          </w:tcPr>
+          <w:p>
+            <w:pPr>
+              <w:pStyle w:val="Normal"/>
+              <w:jc w:val="right"/>
+              <w:pBdr>
+                <w:bottom w:val="none" w:sz="0" w:space="0" w:color="000000"/>
+                <w:top w:val="none" w:sz="0" w:space="0" w:color="000000"/>
+                <w:left w:val="none" w:sz="0" w:space="0" w:color="000000"/>
+                <w:right w:val="none" w:sz="0" w:space="0" w:color="000000"/>
+              </w:pBdr>
+              <w:spacing w:after="100" w:before="100" w:line="240"/>
+              <w:ind w:left="100" w:right="100" w:firstLine="0" w:firstLineChars="0"/>
+              <w:rPr>
+                <w:rFonts w:ascii="Arial" w:hAnsi="Arial" w:eastAsia="Arial" w:cs="Arial"/>
+                <w:i w:val="false"/>
+                <w:b w:val="false"/>
+                <w:u w:val="none"/>
+                <w:sz w:val="22"/>
+                <w:szCs w:val="22"/>
+                <w:color w:val="000000"/>
+              </w:rPr>
+            </w:pPr>
+            <w:r>
+              <w:rPr>
+                <w:rFonts w:ascii="Arial" w:hAnsi="Arial" w:eastAsia="Arial" w:cs="Arial"/>
+                <w:i w:val="false"/>
+                <w:b w:val="false"/>
+                <w:u w:val="none"/>
+                <w:sz w:val="22"/>
+                <w:szCs w:val="22"/>
+                <w:color w:val="000000"/>
+              </w:rPr>
+              <w:t xml:space="preserve">1.06</w:t>
+            </w:r>
+          </w:p>
+        </w:tc>
+        <w:tc>
+          <w:tcPr>
+            <w:tcBorders>
+              <w:bottom w:val="none" w:sz="0" w:space="0" w:color="000000"/>
+              <w:top w:val="none" w:sz="0" w:space="0" w:color="000000"/>
+              <w:left w:val="none" w:sz="0" w:space="0" w:color="000000"/>
+              <w:right w:val="none" w:sz="0" w:space="0" w:color="000000"/>
+            </w:tcBorders>
+            <w:shd w:val="clear" w:color="auto" w:fill="FFFFFF"/>
+            <w:tcMar>
+              <w:top w:w="0" w:type="dxa"/>
+              <w:bottom w:w="0" w:type="dxa"/>
+              <w:left w:w="0" w:type="dxa"/>
+              <w:right w:w="0" w:type="dxa"/>
+            </w:tcMar>
+            <w:vAlign w:val="center"/>
+          </w:tcPr>
+          <w:p>
+            <w:pPr>
+              <w:pStyle w:val="Normal"/>
+              <w:jc w:val="right"/>
+              <w:pBdr>
+                <w:bottom w:val="none" w:sz="0" w:space="0" w:color="000000"/>
+                <w:top w:val="none" w:sz="0" w:space="0" w:color="000000"/>
+                <w:left w:val="none" w:sz="0" w:space="0" w:color="000000"/>
+                <w:right w:val="none" w:sz="0" w:space="0" w:color="000000"/>
+              </w:pBdr>
+              <w:spacing w:after="100" w:before="100" w:line="240"/>
+              <w:ind w:left="100" w:right="100" w:firstLine="0" w:firstLineChars="0"/>
+              <w:rPr>
+                <w:rFonts w:ascii="Arial" w:hAnsi="Arial" w:eastAsia="Arial" w:cs="Arial"/>
+                <w:i w:val="false"/>
+                <w:b w:val="false"/>
+                <w:u w:val="none"/>
+                <w:sz w:val="22"/>
+                <w:szCs w:val="22"/>
+                <w:color w:val="000000"/>
+              </w:rPr>
+            </w:pPr>
+            <w:r>
+              <w:rPr>
+                <w:rFonts w:ascii="Arial" w:hAnsi="Arial" w:eastAsia="Arial" w:cs="Arial"/>
+                <w:i w:val="false"/>
+                <w:b w:val="false"/>
+                <w:u w:val="none"/>
+                <w:sz w:val="22"/>
+                <w:szCs w:val="22"/>
+                <w:color w:val="000000"/>
+              </w:rPr>
+              <w:t xml:space="preserve">0.82</w:t>
+            </w:r>
+          </w:p>
+        </w:tc>
+        <w:tc>
+          <w:tcPr>
+            <w:tcBorders>
+              <w:bottom w:val="none" w:sz="0" w:space="0" w:color="000000"/>
+              <w:top w:val="none" w:sz="0" w:space="0" w:color="000000"/>
+              <w:left w:val="none" w:sz="0" w:space="0" w:color="000000"/>
+              <w:right w:val="none" w:sz="0" w:space="0" w:color="000000"/>
+            </w:tcBorders>
+            <w:shd w:val="clear" w:color="auto" w:fill="FFFFFF"/>
+            <w:tcMar>
+              <w:top w:w="0" w:type="dxa"/>
+              <w:bottom w:w="0" w:type="dxa"/>
+              <w:left w:w="0" w:type="dxa"/>
+              <w:right w:w="0" w:type="dxa"/>
+            </w:tcMar>
+            <w:vAlign w:val="center"/>
+          </w:tcPr>
+          <w:p>
+            <w:pPr>
+              <w:pStyle w:val="Normal"/>
+              <w:jc w:val="right"/>
+              <w:pBdr>
+                <w:bottom w:val="none" w:sz="0" w:space="0" w:color="000000"/>
+                <w:top w:val="none" w:sz="0" w:space="0" w:color="000000"/>
+                <w:left w:val="none" w:sz="0" w:space="0" w:color="000000"/>
+                <w:right w:val="none" w:sz="0" w:space="0" w:color="000000"/>
+              </w:pBdr>
+              <w:spacing w:after="100" w:before="100" w:line="240"/>
+              <w:ind w:left="100" w:right="100" w:firstLine="0" w:firstLineChars="0"/>
+              <w:rPr>
+                <w:rFonts w:ascii="Arial" w:hAnsi="Arial" w:eastAsia="Arial" w:cs="Arial"/>
+                <w:i w:val="false"/>
+                <w:b w:val="false"/>
+                <w:u w:val="none"/>
+                <w:sz w:val="22"/>
+                <w:szCs w:val="22"/>
+                <w:color w:val="000000"/>
+              </w:rPr>
+            </w:pPr>
+            <w:r>
+              <w:rPr>
+                <w:rFonts w:ascii="Arial" w:hAnsi="Arial" w:eastAsia="Arial" w:cs="Arial"/>
+                <w:i w:val="false"/>
+                <w:b w:val="false"/>
+                <w:u w:val="none"/>
+                <w:sz w:val="22"/>
+                <w:szCs w:val="22"/>
+                <w:color w:val="000000"/>
+              </w:rPr>
+              <w:t xml:space="preserve">1.35</w:t>
             </w:r>
           </w:p>
         </w:tc>
@@ -2199,7 +2417,7 @@
         <w:trPr>
           <w:trHeight w:val="617" w:hRule="auto"/>
         </w:trPr>
-        body10
+        body11
         <w:tc>
           <w:tcPr>
             <w:tcBorders>
@@ -2302,113 +2520,113 @@
                 <w:szCs w:val="22"/>
                 <w:color w:val="000000"/>
               </w:rPr>
-              <w:t xml:space="preserve">0.88</w:t>
-            </w:r>
-          </w:p>
-        </w:tc>
-        <w:tc>
-          <w:tcPr>
-            <w:tcBorders>
-              <w:bottom w:val="none" w:sz="0" w:space="0" w:color="000000"/>
-              <w:top w:val="none" w:sz="0" w:space="0" w:color="000000"/>
-              <w:left w:val="none" w:sz="0" w:space="0" w:color="000000"/>
-              <w:right w:val="none" w:sz="0" w:space="0" w:color="000000"/>
-            </w:tcBorders>
-            <w:shd w:val="clear" w:color="auto" w:fill="FFFFFF"/>
-            <w:tcMar>
-              <w:top w:w="0" w:type="dxa"/>
-              <w:bottom w:w="0" w:type="dxa"/>
-              <w:left w:w="0" w:type="dxa"/>
-              <w:right w:w="0" w:type="dxa"/>
-            </w:tcMar>
-            <w:vAlign w:val="center"/>
-          </w:tcPr>
-          <w:p>
-            <w:pPr>
-              <w:pStyle w:val="Normal"/>
-              <w:jc w:val="right"/>
-              <w:pBdr>
-                <w:bottom w:val="none" w:sz="0" w:space="0" w:color="000000"/>
-                <w:top w:val="none" w:sz="0" w:space="0" w:color="000000"/>
-                <w:left w:val="none" w:sz="0" w:space="0" w:color="000000"/>
-                <w:right w:val="none" w:sz="0" w:space="0" w:color="000000"/>
-              </w:pBdr>
-              <w:spacing w:after="100" w:before="100" w:line="240"/>
-              <w:ind w:left="100" w:right="100" w:firstLine="0" w:firstLineChars="0"/>
-              <w:rPr>
-                <w:rFonts w:ascii="Arial" w:hAnsi="Arial" w:eastAsia="Arial" w:cs="Arial"/>
-                <w:i w:val="false"/>
-                <w:b w:val="false"/>
-                <w:u w:val="none"/>
-                <w:sz w:val="22"/>
-                <w:szCs w:val="22"/>
-                <w:color w:val="000000"/>
-              </w:rPr>
-            </w:pPr>
-            <w:r>
-              <w:rPr>
-                <w:rFonts w:ascii="Arial" w:hAnsi="Arial" w:eastAsia="Arial" w:cs="Arial"/>
-                <w:i w:val="false"/>
-                <w:b w:val="false"/>
-                <w:u w:val="none"/>
-                <w:sz w:val="22"/>
-                <w:szCs w:val="22"/>
-                <w:color w:val="000000"/>
-              </w:rPr>
-              <w:t xml:space="preserve">0.77</w:t>
-            </w:r>
-          </w:p>
-        </w:tc>
-        <w:tc>
-          <w:tcPr>
-            <w:tcBorders>
-              <w:bottom w:val="none" w:sz="0" w:space="0" w:color="000000"/>
-              <w:top w:val="none" w:sz="0" w:space="0" w:color="000000"/>
-              <w:left w:val="none" w:sz="0" w:space="0" w:color="000000"/>
-              <w:right w:val="none" w:sz="0" w:space="0" w:color="000000"/>
-            </w:tcBorders>
-            <w:shd w:val="clear" w:color="auto" w:fill="FFFFFF"/>
-            <w:tcMar>
-              <w:top w:w="0" w:type="dxa"/>
-              <w:bottom w:w="0" w:type="dxa"/>
-              <w:left w:w="0" w:type="dxa"/>
-              <w:right w:w="0" w:type="dxa"/>
-            </w:tcMar>
-            <w:vAlign w:val="center"/>
-          </w:tcPr>
-          <w:p>
-            <w:pPr>
-              <w:pStyle w:val="Normal"/>
-              <w:jc w:val="right"/>
-              <w:pBdr>
-                <w:bottom w:val="none" w:sz="0" w:space="0" w:color="000000"/>
-                <w:top w:val="none" w:sz="0" w:space="0" w:color="000000"/>
-                <w:left w:val="none" w:sz="0" w:space="0" w:color="000000"/>
-                <w:right w:val="none" w:sz="0" w:space="0" w:color="000000"/>
-              </w:pBdr>
-              <w:spacing w:after="100" w:before="100" w:line="240"/>
-              <w:ind w:left="100" w:right="100" w:firstLine="0" w:firstLineChars="0"/>
-              <w:rPr>
-                <w:rFonts w:ascii="Arial" w:hAnsi="Arial" w:eastAsia="Arial" w:cs="Arial"/>
-                <w:i w:val="false"/>
-                <w:b w:val="false"/>
-                <w:u w:val="none"/>
-                <w:sz w:val="22"/>
-                <w:szCs w:val="22"/>
-                <w:color w:val="000000"/>
-              </w:rPr>
-            </w:pPr>
-            <w:r>
-              <w:rPr>
-                <w:rFonts w:ascii="Arial" w:hAnsi="Arial" w:eastAsia="Arial" w:cs="Arial"/>
-                <w:i w:val="false"/>
-                <w:b w:val="false"/>
-                <w:u w:val="none"/>
-                <w:sz w:val="22"/>
-                <w:szCs w:val="22"/>
-                <w:color w:val="000000"/>
-              </w:rPr>
               <w:t xml:space="preserve">1.00</w:t>
+            </w:r>
+          </w:p>
+        </w:tc>
+        <w:tc>
+          <w:tcPr>
+            <w:tcBorders>
+              <w:bottom w:val="none" w:sz="0" w:space="0" w:color="000000"/>
+              <w:top w:val="none" w:sz="0" w:space="0" w:color="000000"/>
+              <w:left w:val="none" w:sz="0" w:space="0" w:color="000000"/>
+              <w:right w:val="none" w:sz="0" w:space="0" w:color="000000"/>
+            </w:tcBorders>
+            <w:shd w:val="clear" w:color="auto" w:fill="FFFFFF"/>
+            <w:tcMar>
+              <w:top w:w="0" w:type="dxa"/>
+              <w:bottom w:w="0" w:type="dxa"/>
+              <w:left w:w="0" w:type="dxa"/>
+              <w:right w:w="0" w:type="dxa"/>
+            </w:tcMar>
+            <w:vAlign w:val="center"/>
+          </w:tcPr>
+          <w:p>
+            <w:pPr>
+              <w:pStyle w:val="Normal"/>
+              <w:jc w:val="right"/>
+              <w:pBdr>
+                <w:bottom w:val="none" w:sz="0" w:space="0" w:color="000000"/>
+                <w:top w:val="none" w:sz="0" w:space="0" w:color="000000"/>
+                <w:left w:val="none" w:sz="0" w:space="0" w:color="000000"/>
+                <w:right w:val="none" w:sz="0" w:space="0" w:color="000000"/>
+              </w:pBdr>
+              <w:spacing w:after="100" w:before="100" w:line="240"/>
+              <w:ind w:left="100" w:right="100" w:firstLine="0" w:firstLineChars="0"/>
+              <w:rPr>
+                <w:rFonts w:ascii="Arial" w:hAnsi="Arial" w:eastAsia="Arial" w:cs="Arial"/>
+                <w:i w:val="false"/>
+                <w:b w:val="false"/>
+                <w:u w:val="none"/>
+                <w:sz w:val="22"/>
+                <w:szCs w:val="22"/>
+                <w:color w:val="000000"/>
+              </w:rPr>
+            </w:pPr>
+            <w:r>
+              <w:rPr>
+                <w:rFonts w:ascii="Arial" w:hAnsi="Arial" w:eastAsia="Arial" w:cs="Arial"/>
+                <w:i w:val="false"/>
+                <w:b w:val="false"/>
+                <w:u w:val="none"/>
+                <w:sz w:val="22"/>
+                <w:szCs w:val="22"/>
+                <w:color w:val="000000"/>
+              </w:rPr>
+              <w:t xml:space="preserve">0.90</w:t>
+            </w:r>
+          </w:p>
+        </w:tc>
+        <w:tc>
+          <w:tcPr>
+            <w:tcBorders>
+              <w:bottom w:val="none" w:sz="0" w:space="0" w:color="000000"/>
+              <w:top w:val="none" w:sz="0" w:space="0" w:color="000000"/>
+              <w:left w:val="none" w:sz="0" w:space="0" w:color="000000"/>
+              <w:right w:val="none" w:sz="0" w:space="0" w:color="000000"/>
+            </w:tcBorders>
+            <w:shd w:val="clear" w:color="auto" w:fill="FFFFFF"/>
+            <w:tcMar>
+              <w:top w:w="0" w:type="dxa"/>
+              <w:bottom w:w="0" w:type="dxa"/>
+              <w:left w:w="0" w:type="dxa"/>
+              <w:right w:w="0" w:type="dxa"/>
+            </w:tcMar>
+            <w:vAlign w:val="center"/>
+          </w:tcPr>
+          <w:p>
+            <w:pPr>
+              <w:pStyle w:val="Normal"/>
+              <w:jc w:val="right"/>
+              <w:pBdr>
+                <w:bottom w:val="none" w:sz="0" w:space="0" w:color="000000"/>
+                <w:top w:val="none" w:sz="0" w:space="0" w:color="000000"/>
+                <w:left w:val="none" w:sz="0" w:space="0" w:color="000000"/>
+                <w:right w:val="none" w:sz="0" w:space="0" w:color="000000"/>
+              </w:pBdr>
+              <w:spacing w:after="100" w:before="100" w:line="240"/>
+              <w:ind w:left="100" w:right="100" w:firstLine="0" w:firstLineChars="0"/>
+              <w:rPr>
+                <w:rFonts w:ascii="Arial" w:hAnsi="Arial" w:eastAsia="Arial" w:cs="Arial"/>
+                <w:i w:val="false"/>
+                <w:b w:val="false"/>
+                <w:u w:val="none"/>
+                <w:sz w:val="22"/>
+                <w:szCs w:val="22"/>
+                <w:color w:val="000000"/>
+              </w:rPr>
+            </w:pPr>
+            <w:r>
+              <w:rPr>
+                <w:rFonts w:ascii="Arial" w:hAnsi="Arial" w:eastAsia="Arial" w:cs="Arial"/>
+                <w:i w:val="false"/>
+                <w:b w:val="false"/>
+                <w:u w:val="none"/>
+                <w:sz w:val="22"/>
+                <w:szCs w:val="22"/>
+                <w:color w:val="000000"/>
+              </w:rPr>
+              <w:t xml:space="preserve">1.12</w:t>
             </w:r>
           </w:p>
         </w:tc>
@@ -2417,7 +2635,7 @@
         <w:trPr>
           <w:trHeight w:val="614" w:hRule="auto"/>
         </w:trPr>
-        body11
+        body12
         <w:tc>
           <w:tcPr>
             <w:tcBorders>
@@ -2520,113 +2738,113 @@
                 <w:szCs w:val="22"/>
                 <w:color w:val="000000"/>
               </w:rPr>
-              <w:t xml:space="preserve">1.07</w:t>
-            </w:r>
-          </w:p>
-        </w:tc>
-        <w:tc>
-          <w:tcPr>
-            <w:tcBorders>
-              <w:bottom w:val="none" w:sz="0" w:space="0" w:color="000000"/>
-              <w:top w:val="none" w:sz="0" w:space="0" w:color="000000"/>
-              <w:left w:val="none" w:sz="0" w:space="0" w:color="000000"/>
-              <w:right w:val="none" w:sz="0" w:space="0" w:color="000000"/>
-            </w:tcBorders>
-            <w:shd w:val="clear" w:color="auto" w:fill="FFFFFF"/>
-            <w:tcMar>
-              <w:top w:w="0" w:type="dxa"/>
-              <w:bottom w:w="0" w:type="dxa"/>
-              <w:left w:w="0" w:type="dxa"/>
-              <w:right w:w="0" w:type="dxa"/>
-            </w:tcMar>
-            <w:vAlign w:val="center"/>
-          </w:tcPr>
-          <w:p>
-            <w:pPr>
-              <w:pStyle w:val="Normal"/>
-              <w:jc w:val="right"/>
-              <w:pBdr>
-                <w:bottom w:val="none" w:sz="0" w:space="0" w:color="000000"/>
-                <w:top w:val="none" w:sz="0" w:space="0" w:color="000000"/>
-                <w:left w:val="none" w:sz="0" w:space="0" w:color="000000"/>
-                <w:right w:val="none" w:sz="0" w:space="0" w:color="000000"/>
-              </w:pBdr>
-              <w:spacing w:after="100" w:before="100" w:line="240"/>
-              <w:ind w:left="100" w:right="100" w:firstLine="0" w:firstLineChars="0"/>
-              <w:rPr>
-                <w:rFonts w:ascii="Arial" w:hAnsi="Arial" w:eastAsia="Arial" w:cs="Arial"/>
-                <w:i w:val="false"/>
-                <w:b w:val="false"/>
-                <w:u w:val="none"/>
-                <w:sz w:val="22"/>
-                <w:szCs w:val="22"/>
-                <w:color w:val="000000"/>
-              </w:rPr>
-            </w:pPr>
-            <w:r>
-              <w:rPr>
-                <w:rFonts w:ascii="Arial" w:hAnsi="Arial" w:eastAsia="Arial" w:cs="Arial"/>
-                <w:i w:val="false"/>
-                <w:b w:val="false"/>
-                <w:u w:val="none"/>
-                <w:sz w:val="22"/>
-                <w:szCs w:val="22"/>
-                <w:color w:val="000000"/>
-              </w:rPr>
-              <w:t xml:space="preserve">0.90</w:t>
-            </w:r>
-          </w:p>
-        </w:tc>
-        <w:tc>
-          <w:tcPr>
-            <w:tcBorders>
-              <w:bottom w:val="none" w:sz="0" w:space="0" w:color="000000"/>
-              <w:top w:val="none" w:sz="0" w:space="0" w:color="000000"/>
-              <w:left w:val="none" w:sz="0" w:space="0" w:color="000000"/>
-              <w:right w:val="none" w:sz="0" w:space="0" w:color="000000"/>
-            </w:tcBorders>
-            <w:shd w:val="clear" w:color="auto" w:fill="FFFFFF"/>
-            <w:tcMar>
-              <w:top w:w="0" w:type="dxa"/>
-              <w:bottom w:w="0" w:type="dxa"/>
-              <w:left w:w="0" w:type="dxa"/>
-              <w:right w:w="0" w:type="dxa"/>
-            </w:tcMar>
-            <w:vAlign w:val="center"/>
-          </w:tcPr>
-          <w:p>
-            <w:pPr>
-              <w:pStyle w:val="Normal"/>
-              <w:jc w:val="right"/>
-              <w:pBdr>
-                <w:bottom w:val="none" w:sz="0" w:space="0" w:color="000000"/>
-                <w:top w:val="none" w:sz="0" w:space="0" w:color="000000"/>
-                <w:left w:val="none" w:sz="0" w:space="0" w:color="000000"/>
-                <w:right w:val="none" w:sz="0" w:space="0" w:color="000000"/>
-              </w:pBdr>
-              <w:spacing w:after="100" w:before="100" w:line="240"/>
-              <w:ind w:left="100" w:right="100" w:firstLine="0" w:firstLineChars="0"/>
-              <w:rPr>
-                <w:rFonts w:ascii="Arial" w:hAnsi="Arial" w:eastAsia="Arial" w:cs="Arial"/>
-                <w:i w:val="false"/>
-                <w:b w:val="false"/>
-                <w:u w:val="none"/>
-                <w:sz w:val="22"/>
-                <w:szCs w:val="22"/>
-                <w:color w:val="000000"/>
-              </w:rPr>
-            </w:pPr>
-            <w:r>
-              <w:rPr>
-                <w:rFonts w:ascii="Arial" w:hAnsi="Arial" w:eastAsia="Arial" w:cs="Arial"/>
-                <w:i w:val="false"/>
-                <w:b w:val="false"/>
-                <w:u w:val="none"/>
-                <w:sz w:val="22"/>
-                <w:szCs w:val="22"/>
-                <w:color w:val="000000"/>
-              </w:rPr>
-              <w:t xml:space="preserve">1.28</w:t>
+              <w:t xml:space="preserve">1.17</w:t>
+            </w:r>
+          </w:p>
+        </w:tc>
+        <w:tc>
+          <w:tcPr>
+            <w:tcBorders>
+              <w:bottom w:val="none" w:sz="0" w:space="0" w:color="000000"/>
+              <w:top w:val="none" w:sz="0" w:space="0" w:color="000000"/>
+              <w:left w:val="none" w:sz="0" w:space="0" w:color="000000"/>
+              <w:right w:val="none" w:sz="0" w:space="0" w:color="000000"/>
+            </w:tcBorders>
+            <w:shd w:val="clear" w:color="auto" w:fill="FFFFFF"/>
+            <w:tcMar>
+              <w:top w:w="0" w:type="dxa"/>
+              <w:bottom w:w="0" w:type="dxa"/>
+              <w:left w:w="0" w:type="dxa"/>
+              <w:right w:w="0" w:type="dxa"/>
+            </w:tcMar>
+            <w:vAlign w:val="center"/>
+          </w:tcPr>
+          <w:p>
+            <w:pPr>
+              <w:pStyle w:val="Normal"/>
+              <w:jc w:val="right"/>
+              <w:pBdr>
+                <w:bottom w:val="none" w:sz="0" w:space="0" w:color="000000"/>
+                <w:top w:val="none" w:sz="0" w:space="0" w:color="000000"/>
+                <w:left w:val="none" w:sz="0" w:space="0" w:color="000000"/>
+                <w:right w:val="none" w:sz="0" w:space="0" w:color="000000"/>
+              </w:pBdr>
+              <w:spacing w:after="100" w:before="100" w:line="240"/>
+              <w:ind w:left="100" w:right="100" w:firstLine="0" w:firstLineChars="0"/>
+              <w:rPr>
+                <w:rFonts w:ascii="Arial" w:hAnsi="Arial" w:eastAsia="Arial" w:cs="Arial"/>
+                <w:i w:val="false"/>
+                <w:b w:val="false"/>
+                <w:u w:val="none"/>
+                <w:sz w:val="22"/>
+                <w:szCs w:val="22"/>
+                <w:color w:val="000000"/>
+              </w:rPr>
+            </w:pPr>
+            <w:r>
+              <w:rPr>
+                <w:rFonts w:ascii="Arial" w:hAnsi="Arial" w:eastAsia="Arial" w:cs="Arial"/>
+                <w:i w:val="false"/>
+                <w:b w:val="false"/>
+                <w:u w:val="none"/>
+                <w:sz w:val="22"/>
+                <w:szCs w:val="22"/>
+                <w:color w:val="000000"/>
+              </w:rPr>
+              <w:t xml:space="preserve">0.97</w:t>
+            </w:r>
+          </w:p>
+        </w:tc>
+        <w:tc>
+          <w:tcPr>
+            <w:tcBorders>
+              <w:bottom w:val="none" w:sz="0" w:space="0" w:color="000000"/>
+              <w:top w:val="none" w:sz="0" w:space="0" w:color="000000"/>
+              <w:left w:val="none" w:sz="0" w:space="0" w:color="000000"/>
+              <w:right w:val="none" w:sz="0" w:space="0" w:color="000000"/>
+            </w:tcBorders>
+            <w:shd w:val="clear" w:color="auto" w:fill="FFFFFF"/>
+            <w:tcMar>
+              <w:top w:w="0" w:type="dxa"/>
+              <w:bottom w:w="0" w:type="dxa"/>
+              <w:left w:w="0" w:type="dxa"/>
+              <w:right w:w="0" w:type="dxa"/>
+            </w:tcMar>
+            <w:vAlign w:val="center"/>
+          </w:tcPr>
+          <w:p>
+            <w:pPr>
+              <w:pStyle w:val="Normal"/>
+              <w:jc w:val="right"/>
+              <w:pBdr>
+                <w:bottom w:val="none" w:sz="0" w:space="0" w:color="000000"/>
+                <w:top w:val="none" w:sz="0" w:space="0" w:color="000000"/>
+                <w:left w:val="none" w:sz="0" w:space="0" w:color="000000"/>
+                <w:right w:val="none" w:sz="0" w:space="0" w:color="000000"/>
+              </w:pBdr>
+              <w:spacing w:after="100" w:before="100" w:line="240"/>
+              <w:ind w:left="100" w:right="100" w:firstLine="0" w:firstLineChars="0"/>
+              <w:rPr>
+                <w:rFonts w:ascii="Arial" w:hAnsi="Arial" w:eastAsia="Arial" w:cs="Arial"/>
+                <w:i w:val="false"/>
+                <w:b w:val="false"/>
+                <w:u w:val="none"/>
+                <w:sz w:val="22"/>
+                <w:szCs w:val="22"/>
+                <w:color w:val="000000"/>
+              </w:rPr>
+            </w:pPr>
+            <w:r>
+              <w:rPr>
+                <w:rFonts w:ascii="Arial" w:hAnsi="Arial" w:eastAsia="Arial" w:cs="Arial"/>
+                <w:i w:val="false"/>
+                <w:b w:val="false"/>
+                <w:u w:val="none"/>
+                <w:sz w:val="22"/>
+                <w:szCs w:val="22"/>
+                <w:color w:val="000000"/>
+              </w:rPr>
+              <w:t xml:space="preserve">1.42</w:t>
             </w:r>
           </w:p>
         </w:tc>
@@ -2635,7 +2853,7 @@
         <w:trPr>
           <w:trHeight w:val="612" w:hRule="auto"/>
         </w:trPr>
-        body12
+        body13
         <w:tc>
           <w:tcPr>
             <w:tcBorders>
@@ -2738,331 +2956,113 @@
                 <w:szCs w:val="22"/>
                 <w:color w:val="000000"/>
               </w:rPr>
-              <w:t xml:space="preserve">1.35</w:t>
-            </w:r>
-          </w:p>
-        </w:tc>
-        <w:tc>
-          <w:tcPr>
-            <w:tcBorders>
-              <w:bottom w:val="none" w:sz="0" w:space="0" w:color="000000"/>
-              <w:top w:val="none" w:sz="0" w:space="0" w:color="000000"/>
-              <w:left w:val="none" w:sz="0" w:space="0" w:color="000000"/>
-              <w:right w:val="none" w:sz="0" w:space="0" w:color="000000"/>
-            </w:tcBorders>
-            <w:shd w:val="clear" w:color="auto" w:fill="FFFFFF"/>
-            <w:tcMar>
-              <w:top w:w="0" w:type="dxa"/>
-              <w:bottom w:w="0" w:type="dxa"/>
-              <w:left w:w="0" w:type="dxa"/>
-              <w:right w:w="0" w:type="dxa"/>
-            </w:tcMar>
-            <w:vAlign w:val="center"/>
-          </w:tcPr>
-          <w:p>
-            <w:pPr>
-              <w:pStyle w:val="Normal"/>
-              <w:jc w:val="right"/>
-              <w:pBdr>
-                <w:bottom w:val="none" w:sz="0" w:space="0" w:color="000000"/>
-                <w:top w:val="none" w:sz="0" w:space="0" w:color="000000"/>
-                <w:left w:val="none" w:sz="0" w:space="0" w:color="000000"/>
-                <w:right w:val="none" w:sz="0" w:space="0" w:color="000000"/>
-              </w:pBdr>
-              <w:spacing w:after="100" w:before="100" w:line="240"/>
-              <w:ind w:left="100" w:right="100" w:firstLine="0" w:firstLineChars="0"/>
-              <w:rPr>
-                <w:rFonts w:ascii="Arial" w:hAnsi="Arial" w:eastAsia="Arial" w:cs="Arial"/>
-                <w:i w:val="false"/>
-                <w:b w:val="false"/>
-                <w:u w:val="none"/>
-                <w:sz w:val="22"/>
-                <w:szCs w:val="22"/>
-                <w:color w:val="000000"/>
-              </w:rPr>
-            </w:pPr>
-            <w:r>
-              <w:rPr>
-                <w:rFonts w:ascii="Arial" w:hAnsi="Arial" w:eastAsia="Arial" w:cs="Arial"/>
-                <w:i w:val="false"/>
-                <w:b w:val="false"/>
-                <w:u w:val="none"/>
-                <w:sz w:val="22"/>
-                <w:szCs w:val="22"/>
-                <w:color w:val="000000"/>
-              </w:rPr>
-              <w:t xml:space="preserve">0.86</w:t>
-            </w:r>
-          </w:p>
-        </w:tc>
-        <w:tc>
-          <w:tcPr>
-            <w:tcBorders>
-              <w:bottom w:val="none" w:sz="0" w:space="0" w:color="000000"/>
-              <w:top w:val="none" w:sz="0" w:space="0" w:color="000000"/>
-              <w:left w:val="none" w:sz="0" w:space="0" w:color="000000"/>
-              <w:right w:val="none" w:sz="0" w:space="0" w:color="000000"/>
-            </w:tcBorders>
-            <w:shd w:val="clear" w:color="auto" w:fill="FFFFFF"/>
-            <w:tcMar>
-              <w:top w:w="0" w:type="dxa"/>
-              <w:bottom w:w="0" w:type="dxa"/>
-              <w:left w:w="0" w:type="dxa"/>
-              <w:right w:w="0" w:type="dxa"/>
-            </w:tcMar>
-            <w:vAlign w:val="center"/>
-          </w:tcPr>
-          <w:p>
-            <w:pPr>
-              <w:pStyle w:val="Normal"/>
-              <w:jc w:val="right"/>
-              <w:pBdr>
-                <w:bottom w:val="none" w:sz="0" w:space="0" w:color="000000"/>
-                <w:top w:val="none" w:sz="0" w:space="0" w:color="000000"/>
-                <w:left w:val="none" w:sz="0" w:space="0" w:color="000000"/>
-                <w:right w:val="none" w:sz="0" w:space="0" w:color="000000"/>
-              </w:pBdr>
-              <w:spacing w:after="100" w:before="100" w:line="240"/>
-              <w:ind w:left="100" w:right="100" w:firstLine="0" w:firstLineChars="0"/>
-              <w:rPr>
-                <w:rFonts w:ascii="Arial" w:hAnsi="Arial" w:eastAsia="Arial" w:cs="Arial"/>
-                <w:i w:val="false"/>
-                <w:b w:val="false"/>
-                <w:u w:val="none"/>
-                <w:sz w:val="22"/>
-                <w:szCs w:val="22"/>
-                <w:color w:val="000000"/>
-              </w:rPr>
-            </w:pPr>
-            <w:r>
-              <w:rPr>
-                <w:rFonts w:ascii="Arial" w:hAnsi="Arial" w:eastAsia="Arial" w:cs="Arial"/>
-                <w:i w:val="false"/>
-                <w:b w:val="false"/>
-                <w:u w:val="none"/>
-                <w:sz w:val="22"/>
-                <w:szCs w:val="22"/>
-                <w:color w:val="000000"/>
-              </w:rPr>
-              <w:t xml:space="preserve">2.05</w:t>
-            </w:r>
-          </w:p>
-        </w:tc>
-      </w:tr>
-      <w:tr>
-        <w:trPr>
-          <w:trHeight w:val="617" w:hRule="auto"/>
-        </w:trPr>
-        body13
-        <w:tc>
-          <w:tcPr>
-            <w:tcBorders>
-              <w:bottom w:val="none" w:sz="0" w:space="0" w:color="000000"/>
-              <w:top w:val="none" w:sz="0" w:space="0" w:color="000000"/>
-              <w:left w:val="none" w:sz="0" w:space="0" w:color="000000"/>
-              <w:right w:val="none" w:sz="0" w:space="0" w:color="000000"/>
-            </w:tcBorders>
-            <w:shd w:val="clear" w:color="auto" w:fill="FFFFFF"/>
-            <w:tcMar>
-              <w:top w:w="0" w:type="dxa"/>
-              <w:bottom w:w="0" w:type="dxa"/>
-              <w:left w:w="0" w:type="dxa"/>
-              <w:right w:w="0" w:type="dxa"/>
-            </w:tcMar>
-            <w:vAlign w:val="center"/>
-          </w:tcPr>
-          <w:p>
-            <w:pPr>
-              <w:pStyle w:val="Normal"/>
-              <w:jc w:val="left"/>
-              <w:pBdr>
-                <w:bottom w:val="none" w:sz="0" w:space="0" w:color="000000"/>
-                <w:top w:val="none" w:sz="0" w:space="0" w:color="000000"/>
-                <w:left w:val="none" w:sz="0" w:space="0" w:color="000000"/>
-                <w:right w:val="none" w:sz="0" w:space="0" w:color="000000"/>
-              </w:pBdr>
-              <w:spacing w:after="100" w:before="100" w:line="240"/>
-              <w:ind w:left="100" w:right="100" w:firstLine="0" w:firstLineChars="0"/>
-              <w:rPr>
-                <w:rFonts w:ascii="Arial" w:hAnsi="Arial" w:eastAsia="Arial" w:cs="Arial"/>
-                <w:i w:val="false"/>
-                <w:b w:val="false"/>
-                <w:u w:val="none"/>
-                <w:sz w:val="22"/>
-                <w:szCs w:val="22"/>
-                <w:color w:val="000000"/>
-              </w:rPr>
-            </w:pPr>
-            <w:r>
-              <w:rPr>
-                <w:rFonts w:ascii="Arial" w:hAnsi="Arial" w:eastAsia="Arial" w:cs="Arial"/>
-                <w:i w:val="false"/>
-                <w:b w:val="false"/>
-                <w:u w:val="none"/>
-                <w:sz w:val="22"/>
-                <w:szCs w:val="22"/>
-                <w:color w:val="000000"/>
-              </w:rPr>
-              <w:t xml:space="preserve">Age (J:A) [solve]</w:t>
-            </w:r>
-          </w:p>
-        </w:tc>
-        <w:tc>
-          <w:tcPr>
-            <w:tcBorders>
-              <w:bottom w:val="none" w:sz="0" w:space="0" w:color="000000"/>
-              <w:top w:val="none" w:sz="0" w:space="0" w:color="000000"/>
-              <w:left w:val="none" w:sz="0" w:space="0" w:color="000000"/>
-              <w:right w:val="none" w:sz="0" w:space="0" w:color="000000"/>
-            </w:tcBorders>
-            <w:shd w:val="clear" w:color="auto" w:fill="FFFFFF"/>
-            <w:tcMar>
-              <w:top w:w="0" w:type="dxa"/>
-              <w:bottom w:w="0" w:type="dxa"/>
-              <w:left w:w="0" w:type="dxa"/>
-              <w:right w:w="0" w:type="dxa"/>
-            </w:tcMar>
-            <w:vAlign w:val="center"/>
-          </w:tcPr>
-          <w:p>
-            <w:pPr>
-              <w:pStyle w:val="Normal"/>
-              <w:jc w:val="right"/>
-              <w:pBdr>
-                <w:bottom w:val="none" w:sz="0" w:space="0" w:color="000000"/>
-                <w:top w:val="none" w:sz="0" w:space="0" w:color="000000"/>
-                <w:left w:val="none" w:sz="0" w:space="0" w:color="000000"/>
-                <w:right w:val="none" w:sz="0" w:space="0" w:color="000000"/>
-              </w:pBdr>
-              <w:spacing w:after="100" w:before="100" w:line="240"/>
-              <w:ind w:left="100" w:right="100" w:firstLine="0" w:firstLineChars="0"/>
-              <w:rPr>
-                <w:rFonts w:ascii="Arial" w:hAnsi="Arial" w:eastAsia="Arial" w:cs="Arial"/>
-                <w:i w:val="false"/>
-                <w:b w:val="false"/>
-                <w:u w:val="none"/>
-                <w:sz w:val="22"/>
-                <w:szCs w:val="22"/>
-                <w:color w:val="000000"/>
-              </w:rPr>
-            </w:pPr>
-            <w:r>
-              <w:rPr>
-                <w:rFonts w:ascii="Arial" w:hAnsi="Arial" w:eastAsia="Arial" w:cs="Arial"/>
-                <w:i w:val="false"/>
-                <w:b w:val="false"/>
-                <w:u w:val="none"/>
-                <w:sz w:val="22"/>
-                <w:szCs w:val="22"/>
-                <w:color w:val="000000"/>
-              </w:rPr>
-              <w:t xml:space="preserve">0.91</w:t>
-            </w:r>
-          </w:p>
-        </w:tc>
-        <w:tc>
-          <w:tcPr>
-            <w:tcBorders>
-              <w:bottom w:val="none" w:sz="0" w:space="0" w:color="000000"/>
-              <w:top w:val="none" w:sz="0" w:space="0" w:color="000000"/>
-              <w:left w:val="none" w:sz="0" w:space="0" w:color="000000"/>
-              <w:right w:val="none" w:sz="0" w:space="0" w:color="000000"/>
-            </w:tcBorders>
-            <w:shd w:val="clear" w:color="auto" w:fill="FFFFFF"/>
-            <w:tcMar>
-              <w:top w:w="0" w:type="dxa"/>
-              <w:bottom w:w="0" w:type="dxa"/>
-              <w:left w:w="0" w:type="dxa"/>
-              <w:right w:w="0" w:type="dxa"/>
-            </w:tcMar>
-            <w:vAlign w:val="center"/>
-          </w:tcPr>
-          <w:p>
-            <w:pPr>
-              <w:pStyle w:val="Normal"/>
-              <w:jc w:val="right"/>
-              <w:pBdr>
-                <w:bottom w:val="none" w:sz="0" w:space="0" w:color="000000"/>
-                <w:top w:val="none" w:sz="0" w:space="0" w:color="000000"/>
-                <w:left w:val="none" w:sz="0" w:space="0" w:color="000000"/>
-                <w:right w:val="none" w:sz="0" w:space="0" w:color="000000"/>
-              </w:pBdr>
-              <w:spacing w:after="100" w:before="100" w:line="240"/>
-              <w:ind w:left="100" w:right="100" w:firstLine="0" w:firstLineChars="0"/>
-              <w:rPr>
-                <w:rFonts w:ascii="Arial" w:hAnsi="Arial" w:eastAsia="Arial" w:cs="Arial"/>
-                <w:i w:val="false"/>
-                <w:b w:val="false"/>
-                <w:u w:val="none"/>
-                <w:sz w:val="22"/>
-                <w:szCs w:val="22"/>
-                <w:color w:val="000000"/>
-              </w:rPr>
-            </w:pPr>
-            <w:r>
-              <w:rPr>
-                <w:rFonts w:ascii="Arial" w:hAnsi="Arial" w:eastAsia="Arial" w:cs="Arial"/>
-                <w:i w:val="false"/>
-                <w:b w:val="false"/>
-                <w:u w:val="none"/>
-                <w:sz w:val="22"/>
-                <w:szCs w:val="22"/>
-                <w:color w:val="000000"/>
-              </w:rPr>
-              <w:t xml:space="preserve">0.33</w:t>
-            </w:r>
-          </w:p>
-        </w:tc>
-        <w:tc>
-          <w:tcPr>
-            <w:tcBorders>
-              <w:bottom w:val="none" w:sz="0" w:space="0" w:color="000000"/>
-              <w:top w:val="none" w:sz="0" w:space="0" w:color="000000"/>
-              <w:left w:val="none" w:sz="0" w:space="0" w:color="000000"/>
-              <w:right w:val="none" w:sz="0" w:space="0" w:color="000000"/>
-            </w:tcBorders>
-            <w:shd w:val="clear" w:color="auto" w:fill="FFFFFF"/>
-            <w:tcMar>
-              <w:top w:w="0" w:type="dxa"/>
-              <w:bottom w:w="0" w:type="dxa"/>
-              <w:left w:w="0" w:type="dxa"/>
-              <w:right w:w="0" w:type="dxa"/>
-            </w:tcMar>
-            <w:vAlign w:val="center"/>
-          </w:tcPr>
-          <w:p>
-            <w:pPr>
-              <w:pStyle w:val="Normal"/>
-              <w:jc w:val="right"/>
-              <w:pBdr>
-                <w:bottom w:val="none" w:sz="0" w:space="0" w:color="000000"/>
-                <w:top w:val="none" w:sz="0" w:space="0" w:color="000000"/>
-                <w:left w:val="none" w:sz="0" w:space="0" w:color="000000"/>
-                <w:right w:val="none" w:sz="0" w:space="0" w:color="000000"/>
-              </w:pBdr>
-              <w:spacing w:after="100" w:before="100" w:line="240"/>
-              <w:ind w:left="100" w:right="100" w:firstLine="0" w:firstLineChars="0"/>
-              <w:rPr>
-                <w:rFonts w:ascii="Arial" w:hAnsi="Arial" w:eastAsia="Arial" w:cs="Arial"/>
-                <w:i w:val="false"/>
-                <w:b w:val="false"/>
-                <w:u w:val="none"/>
-                <w:sz w:val="22"/>
-                <w:szCs w:val="22"/>
-                <w:color w:val="000000"/>
-              </w:rPr>
-            </w:pPr>
-            <w:r>
-              <w:rPr>
-                <w:rFonts w:ascii="Arial" w:hAnsi="Arial" w:eastAsia="Arial" w:cs="Arial"/>
-                <w:i w:val="false"/>
-                <w:b w:val="false"/>
-                <w:u w:val="none"/>
-                <w:sz w:val="22"/>
-                <w:szCs w:val="22"/>
-                <w:color w:val="000000"/>
-              </w:rPr>
-              <w:t xml:space="preserve">2.83</w:t>
+              <w:t xml:space="preserve">1.03</w:t>
+            </w:r>
+          </w:p>
+        </w:tc>
+        <w:tc>
+          <w:tcPr>
+            <w:tcBorders>
+              <w:bottom w:val="none" w:sz="0" w:space="0" w:color="000000"/>
+              <w:top w:val="none" w:sz="0" w:space="0" w:color="000000"/>
+              <w:left w:val="none" w:sz="0" w:space="0" w:color="000000"/>
+              <w:right w:val="none" w:sz="0" w:space="0" w:color="000000"/>
+            </w:tcBorders>
+            <w:shd w:val="clear" w:color="auto" w:fill="FFFFFF"/>
+            <w:tcMar>
+              <w:top w:w="0" w:type="dxa"/>
+              <w:bottom w:w="0" w:type="dxa"/>
+              <w:left w:w="0" w:type="dxa"/>
+              <w:right w:w="0" w:type="dxa"/>
+            </w:tcMar>
+            <w:vAlign w:val="center"/>
+          </w:tcPr>
+          <w:p>
+            <w:pPr>
+              <w:pStyle w:val="Normal"/>
+              <w:jc w:val="right"/>
+              <w:pBdr>
+                <w:bottom w:val="none" w:sz="0" w:space="0" w:color="000000"/>
+                <w:top w:val="none" w:sz="0" w:space="0" w:color="000000"/>
+                <w:left w:val="none" w:sz="0" w:space="0" w:color="000000"/>
+                <w:right w:val="none" w:sz="0" w:space="0" w:color="000000"/>
+              </w:pBdr>
+              <w:spacing w:after="100" w:before="100" w:line="240"/>
+              <w:ind w:left="100" w:right="100" w:firstLine="0" w:firstLineChars="0"/>
+              <w:rPr>
+                <w:rFonts w:ascii="Arial" w:hAnsi="Arial" w:eastAsia="Arial" w:cs="Arial"/>
+                <w:i w:val="false"/>
+                <w:b w:val="false"/>
+                <w:u w:val="none"/>
+                <w:sz w:val="22"/>
+                <w:szCs w:val="22"/>
+                <w:color w:val="000000"/>
+              </w:rPr>
+            </w:pPr>
+            <w:r>
+              <w:rPr>
+                <w:rFonts w:ascii="Arial" w:hAnsi="Arial" w:eastAsia="Arial" w:cs="Arial"/>
+                <w:i w:val="false"/>
+                <w:b w:val="false"/>
+                <w:u w:val="none"/>
+                <w:sz w:val="22"/>
+                <w:szCs w:val="22"/>
+                <w:color w:val="000000"/>
+              </w:rPr>
+              <w:t xml:space="preserve">0.65</w:t>
+            </w:r>
+          </w:p>
+        </w:tc>
+        <w:tc>
+          <w:tcPr>
+            <w:tcBorders>
+              <w:bottom w:val="none" w:sz="0" w:space="0" w:color="000000"/>
+              <w:top w:val="none" w:sz="0" w:space="0" w:color="000000"/>
+              <w:left w:val="none" w:sz="0" w:space="0" w:color="000000"/>
+              <w:right w:val="none" w:sz="0" w:space="0" w:color="000000"/>
+            </w:tcBorders>
+            <w:shd w:val="clear" w:color="auto" w:fill="FFFFFF"/>
+            <w:tcMar>
+              <w:top w:w="0" w:type="dxa"/>
+              <w:bottom w:w="0" w:type="dxa"/>
+              <w:left w:w="0" w:type="dxa"/>
+              <w:right w:w="0" w:type="dxa"/>
+            </w:tcMar>
+            <w:vAlign w:val="center"/>
+          </w:tcPr>
+          <w:p>
+            <w:pPr>
+              <w:pStyle w:val="Normal"/>
+              <w:jc w:val="right"/>
+              <w:pBdr>
+                <w:bottom w:val="none" w:sz="0" w:space="0" w:color="000000"/>
+                <w:top w:val="none" w:sz="0" w:space="0" w:color="000000"/>
+                <w:left w:val="none" w:sz="0" w:space="0" w:color="000000"/>
+                <w:right w:val="none" w:sz="0" w:space="0" w:color="000000"/>
+              </w:pBdr>
+              <w:spacing w:after="100" w:before="100" w:line="240"/>
+              <w:ind w:left="100" w:right="100" w:firstLine="0" w:firstLineChars="0"/>
+              <w:rPr>
+                <w:rFonts w:ascii="Arial" w:hAnsi="Arial" w:eastAsia="Arial" w:cs="Arial"/>
+                <w:i w:val="false"/>
+                <w:b w:val="false"/>
+                <w:u w:val="none"/>
+                <w:sz w:val="22"/>
+                <w:szCs w:val="22"/>
+                <w:color w:val="000000"/>
+              </w:rPr>
+            </w:pPr>
+            <w:r>
+              <w:rPr>
+                <w:rFonts w:ascii="Arial" w:hAnsi="Arial" w:eastAsia="Arial" w:cs="Arial"/>
+                <w:i w:val="false"/>
+                <w:b w:val="false"/>
+                <w:u w:val="none"/>
+                <w:sz w:val="22"/>
+                <w:szCs w:val="22"/>
+                <w:color w:val="000000"/>
+              </w:rPr>
+              <w:t xml:space="preserve">1.59</w:t>
             </w:r>
           </w:p>
         </w:tc>
@@ -3121,166 +3121,166 @@
                 <w:szCs w:val="22"/>
                 <w:color w:val="000000"/>
               </w:rPr>
-              <w:t xml:space="preserve">Sex (M:F) [solve]</w:t>
-            </w:r>
-          </w:p>
-        </w:tc>
-        <w:tc>
-          <w:tcPr>
-            <w:tcBorders>
-              <w:bottom w:val="none" w:sz="0" w:space="0" w:color="000000"/>
-              <w:top w:val="none" w:sz="0" w:space="0" w:color="000000"/>
-              <w:left w:val="none" w:sz="0" w:space="0" w:color="000000"/>
-              <w:right w:val="none" w:sz="0" w:space="0" w:color="000000"/>
-            </w:tcBorders>
-            <w:shd w:val="clear" w:color="auto" w:fill="FFFFFF"/>
-            <w:tcMar>
-              <w:top w:w="0" w:type="dxa"/>
-              <w:bottom w:w="0" w:type="dxa"/>
-              <w:left w:w="0" w:type="dxa"/>
-              <w:right w:w="0" w:type="dxa"/>
-            </w:tcMar>
-            <w:vAlign w:val="center"/>
-          </w:tcPr>
-          <w:p>
-            <w:pPr>
-              <w:pStyle w:val="Normal"/>
-              <w:jc w:val="right"/>
-              <w:pBdr>
-                <w:bottom w:val="none" w:sz="0" w:space="0" w:color="000000"/>
-                <w:top w:val="none" w:sz="0" w:space="0" w:color="000000"/>
-                <w:left w:val="none" w:sz="0" w:space="0" w:color="000000"/>
-                <w:right w:val="none" w:sz="0" w:space="0" w:color="000000"/>
-              </w:pBdr>
-              <w:spacing w:after="100" w:before="100" w:line="240"/>
-              <w:ind w:left="100" w:right="100" w:firstLine="0" w:firstLineChars="0"/>
-              <w:rPr>
-                <w:rFonts w:ascii="Arial" w:hAnsi="Arial" w:eastAsia="Arial" w:cs="Arial"/>
-                <w:i w:val="false"/>
-                <w:b w:val="false"/>
-                <w:u w:val="none"/>
-                <w:sz w:val="22"/>
-                <w:szCs w:val="22"/>
-                <w:color w:val="000000"/>
-              </w:rPr>
-            </w:pPr>
-            <w:r>
-              <w:rPr>
-                <w:rFonts w:ascii="Arial" w:hAnsi="Arial" w:eastAsia="Arial" w:cs="Arial"/>
-                <w:i w:val="false"/>
-                <w:b w:val="false"/>
-                <w:u w:val="none"/>
-                <w:sz w:val="22"/>
-                <w:szCs w:val="22"/>
-                <w:color w:val="000000"/>
-              </w:rPr>
-              <w:t xml:space="preserve">1.69</w:t>
-            </w:r>
-          </w:p>
-        </w:tc>
-        <w:tc>
-          <w:tcPr>
-            <w:tcBorders>
-              <w:bottom w:val="none" w:sz="0" w:space="0" w:color="000000"/>
-              <w:top w:val="none" w:sz="0" w:space="0" w:color="000000"/>
-              <w:left w:val="none" w:sz="0" w:space="0" w:color="000000"/>
-              <w:right w:val="none" w:sz="0" w:space="0" w:color="000000"/>
-            </w:tcBorders>
-            <w:shd w:val="clear" w:color="auto" w:fill="FFFFFF"/>
-            <w:tcMar>
-              <w:top w:w="0" w:type="dxa"/>
-              <w:bottom w:w="0" w:type="dxa"/>
-              <w:left w:w="0" w:type="dxa"/>
-              <w:right w:w="0" w:type="dxa"/>
-            </w:tcMar>
-            <w:vAlign w:val="center"/>
-          </w:tcPr>
-          <w:p>
-            <w:pPr>
-              <w:pStyle w:val="Normal"/>
-              <w:jc w:val="right"/>
-              <w:pBdr>
-                <w:bottom w:val="none" w:sz="0" w:space="0" w:color="000000"/>
-                <w:top w:val="none" w:sz="0" w:space="0" w:color="000000"/>
-                <w:left w:val="none" w:sz="0" w:space="0" w:color="000000"/>
-                <w:right w:val="none" w:sz="0" w:space="0" w:color="000000"/>
-              </w:pBdr>
-              <w:spacing w:after="100" w:before="100" w:line="240"/>
-              <w:ind w:left="100" w:right="100" w:firstLine="0" w:firstLineChars="0"/>
-              <w:rPr>
-                <w:rFonts w:ascii="Arial" w:hAnsi="Arial" w:eastAsia="Arial" w:cs="Arial"/>
-                <w:i w:val="false"/>
-                <w:b w:val="false"/>
-                <w:u w:val="none"/>
-                <w:sz w:val="22"/>
-                <w:szCs w:val="22"/>
-                <w:color w:val="000000"/>
-              </w:rPr>
-            </w:pPr>
-            <w:r>
-              <w:rPr>
-                <w:rFonts w:ascii="Arial" w:hAnsi="Arial" w:eastAsia="Arial" w:cs="Arial"/>
-                <w:i w:val="false"/>
-                <w:b w:val="false"/>
-                <w:u w:val="none"/>
-                <w:sz w:val="22"/>
-                <w:szCs w:val="22"/>
-                <w:color w:val="000000"/>
-              </w:rPr>
-              <w:t xml:space="preserve">0.75</w:t>
-            </w:r>
-          </w:p>
-        </w:tc>
-        <w:tc>
-          <w:tcPr>
-            <w:tcBorders>
-              <w:bottom w:val="none" w:sz="0" w:space="0" w:color="000000"/>
-              <w:top w:val="none" w:sz="0" w:space="0" w:color="000000"/>
-              <w:left w:val="none" w:sz="0" w:space="0" w:color="000000"/>
-              <w:right w:val="none" w:sz="0" w:space="0" w:color="000000"/>
-            </w:tcBorders>
-            <w:shd w:val="clear" w:color="auto" w:fill="FFFFFF"/>
-            <w:tcMar>
-              <w:top w:w="0" w:type="dxa"/>
-              <w:bottom w:w="0" w:type="dxa"/>
-              <w:left w:w="0" w:type="dxa"/>
-              <w:right w:w="0" w:type="dxa"/>
-            </w:tcMar>
-            <w:vAlign w:val="center"/>
-          </w:tcPr>
-          <w:p>
-            <w:pPr>
-              <w:pStyle w:val="Normal"/>
-              <w:jc w:val="right"/>
-              <w:pBdr>
-                <w:bottom w:val="none" w:sz="0" w:space="0" w:color="000000"/>
-                <w:top w:val="none" w:sz="0" w:space="0" w:color="000000"/>
-                <w:left w:val="none" w:sz="0" w:space="0" w:color="000000"/>
-                <w:right w:val="none" w:sz="0" w:space="0" w:color="000000"/>
-              </w:pBdr>
-              <w:spacing w:after="100" w:before="100" w:line="240"/>
-              <w:ind w:left="100" w:right="100" w:firstLine="0" w:firstLineChars="0"/>
-              <w:rPr>
-                <w:rFonts w:ascii="Arial" w:hAnsi="Arial" w:eastAsia="Arial" w:cs="Arial"/>
-                <w:i w:val="false"/>
-                <w:b w:val="false"/>
-                <w:u w:val="none"/>
-                <w:sz w:val="22"/>
-                <w:szCs w:val="22"/>
-                <w:color w:val="000000"/>
-              </w:rPr>
-            </w:pPr>
-            <w:r>
-              <w:rPr>
-                <w:rFonts w:ascii="Arial" w:hAnsi="Arial" w:eastAsia="Arial" w:cs="Arial"/>
-                <w:i w:val="false"/>
-                <w:b w:val="false"/>
-                <w:u w:val="none"/>
-                <w:sz w:val="22"/>
-                <w:szCs w:val="22"/>
-                <w:color w:val="000000"/>
-              </w:rPr>
-              <w:t xml:space="preserve">4.22</w:t>
+              <w:t xml:space="preserve">Age (J:A) [solve]</w:t>
+            </w:r>
+          </w:p>
+        </w:tc>
+        <w:tc>
+          <w:tcPr>
+            <w:tcBorders>
+              <w:bottom w:val="none" w:sz="0" w:space="0" w:color="000000"/>
+              <w:top w:val="none" w:sz="0" w:space="0" w:color="000000"/>
+              <w:left w:val="none" w:sz="0" w:space="0" w:color="000000"/>
+              <w:right w:val="none" w:sz="0" w:space="0" w:color="000000"/>
+            </w:tcBorders>
+            <w:shd w:val="clear" w:color="auto" w:fill="FFFFFF"/>
+            <w:tcMar>
+              <w:top w:w="0" w:type="dxa"/>
+              <w:bottom w:w="0" w:type="dxa"/>
+              <w:left w:w="0" w:type="dxa"/>
+              <w:right w:w="0" w:type="dxa"/>
+            </w:tcMar>
+            <w:vAlign w:val="center"/>
+          </w:tcPr>
+          <w:p>
+            <w:pPr>
+              <w:pStyle w:val="Normal"/>
+              <w:jc w:val="right"/>
+              <w:pBdr>
+                <w:bottom w:val="none" w:sz="0" w:space="0" w:color="000000"/>
+                <w:top w:val="none" w:sz="0" w:space="0" w:color="000000"/>
+                <w:left w:val="none" w:sz="0" w:space="0" w:color="000000"/>
+                <w:right w:val="none" w:sz="0" w:space="0" w:color="000000"/>
+              </w:pBdr>
+              <w:spacing w:after="100" w:before="100" w:line="240"/>
+              <w:ind w:left="100" w:right="100" w:firstLine="0" w:firstLineChars="0"/>
+              <w:rPr>
+                <w:rFonts w:ascii="Arial" w:hAnsi="Arial" w:eastAsia="Arial" w:cs="Arial"/>
+                <w:i w:val="false"/>
+                <w:b w:val="false"/>
+                <w:u w:val="none"/>
+                <w:sz w:val="22"/>
+                <w:szCs w:val="22"/>
+                <w:color w:val="000000"/>
+              </w:rPr>
+            </w:pPr>
+            <w:r>
+              <w:rPr>
+                <w:rFonts w:ascii="Arial" w:hAnsi="Arial" w:eastAsia="Arial" w:cs="Arial"/>
+                <w:i w:val="false"/>
+                <w:b w:val="false"/>
+                <w:u w:val="none"/>
+                <w:sz w:val="22"/>
+                <w:szCs w:val="22"/>
+                <w:color w:val="000000"/>
+              </w:rPr>
+              <w:t xml:space="preserve">1.39</w:t>
+            </w:r>
+          </w:p>
+        </w:tc>
+        <w:tc>
+          <w:tcPr>
+            <w:tcBorders>
+              <w:bottom w:val="none" w:sz="0" w:space="0" w:color="000000"/>
+              <w:top w:val="none" w:sz="0" w:space="0" w:color="000000"/>
+              <w:left w:val="none" w:sz="0" w:space="0" w:color="000000"/>
+              <w:right w:val="none" w:sz="0" w:space="0" w:color="000000"/>
+            </w:tcBorders>
+            <w:shd w:val="clear" w:color="auto" w:fill="FFFFFF"/>
+            <w:tcMar>
+              <w:top w:w="0" w:type="dxa"/>
+              <w:bottom w:w="0" w:type="dxa"/>
+              <w:left w:w="0" w:type="dxa"/>
+              <w:right w:w="0" w:type="dxa"/>
+            </w:tcMar>
+            <w:vAlign w:val="center"/>
+          </w:tcPr>
+          <w:p>
+            <w:pPr>
+              <w:pStyle w:val="Normal"/>
+              <w:jc w:val="right"/>
+              <w:pBdr>
+                <w:bottom w:val="none" w:sz="0" w:space="0" w:color="000000"/>
+                <w:top w:val="none" w:sz="0" w:space="0" w:color="000000"/>
+                <w:left w:val="none" w:sz="0" w:space="0" w:color="000000"/>
+                <w:right w:val="none" w:sz="0" w:space="0" w:color="000000"/>
+              </w:pBdr>
+              <w:spacing w:after="100" w:before="100" w:line="240"/>
+              <w:ind w:left="100" w:right="100" w:firstLine="0" w:firstLineChars="0"/>
+              <w:rPr>
+                <w:rFonts w:ascii="Arial" w:hAnsi="Arial" w:eastAsia="Arial" w:cs="Arial"/>
+                <w:i w:val="false"/>
+                <w:b w:val="false"/>
+                <w:u w:val="none"/>
+                <w:sz w:val="22"/>
+                <w:szCs w:val="22"/>
+                <w:color w:val="000000"/>
+              </w:rPr>
+            </w:pPr>
+            <w:r>
+              <w:rPr>
+                <w:rFonts w:ascii="Arial" w:hAnsi="Arial" w:eastAsia="Arial" w:cs="Arial"/>
+                <w:i w:val="false"/>
+                <w:b w:val="false"/>
+                <w:u w:val="none"/>
+                <w:sz w:val="22"/>
+                <w:szCs w:val="22"/>
+                <w:color w:val="000000"/>
+              </w:rPr>
+              <w:t xml:space="preserve">0.46</w:t>
+            </w:r>
+          </w:p>
+        </w:tc>
+        <w:tc>
+          <w:tcPr>
+            <w:tcBorders>
+              <w:bottom w:val="none" w:sz="0" w:space="0" w:color="000000"/>
+              <w:top w:val="none" w:sz="0" w:space="0" w:color="000000"/>
+              <w:left w:val="none" w:sz="0" w:space="0" w:color="000000"/>
+              <w:right w:val="none" w:sz="0" w:space="0" w:color="000000"/>
+            </w:tcBorders>
+            <w:shd w:val="clear" w:color="auto" w:fill="FFFFFF"/>
+            <w:tcMar>
+              <w:top w:w="0" w:type="dxa"/>
+              <w:bottom w:w="0" w:type="dxa"/>
+              <w:left w:w="0" w:type="dxa"/>
+              <w:right w:w="0" w:type="dxa"/>
+            </w:tcMar>
+            <w:vAlign w:val="center"/>
+          </w:tcPr>
+          <w:p>
+            <w:pPr>
+              <w:pStyle w:val="Normal"/>
+              <w:jc w:val="right"/>
+              <w:pBdr>
+                <w:bottom w:val="none" w:sz="0" w:space="0" w:color="000000"/>
+                <w:top w:val="none" w:sz="0" w:space="0" w:color="000000"/>
+                <w:left w:val="none" w:sz="0" w:space="0" w:color="000000"/>
+                <w:right w:val="none" w:sz="0" w:space="0" w:color="000000"/>
+              </w:pBdr>
+              <w:spacing w:after="100" w:before="100" w:line="240"/>
+              <w:ind w:left="100" w:right="100" w:firstLine="0" w:firstLineChars="0"/>
+              <w:rPr>
+                <w:rFonts w:ascii="Arial" w:hAnsi="Arial" w:eastAsia="Arial" w:cs="Arial"/>
+                <w:i w:val="false"/>
+                <w:b w:val="false"/>
+                <w:u w:val="none"/>
+                <w:sz w:val="22"/>
+                <w:szCs w:val="22"/>
+                <w:color w:val="000000"/>
+              </w:rPr>
+            </w:pPr>
+            <w:r>
+              <w:rPr>
+                <w:rFonts w:ascii="Arial" w:hAnsi="Arial" w:eastAsia="Arial" w:cs="Arial"/>
+                <w:i w:val="false"/>
+                <w:b w:val="false"/>
+                <w:u w:val="none"/>
+                <w:sz w:val="22"/>
+                <w:szCs w:val="22"/>
+                <w:color w:val="000000"/>
+              </w:rPr>
+              <w:t xml:space="preserve">4.79</w:t>
             </w:r>
           </w:p>
         </w:tc>
@@ -3339,6 +3339,224 @@
                 <w:szCs w:val="22"/>
                 <w:color w:val="000000"/>
               </w:rPr>
+              <w:t xml:space="preserve">Sex (M:F) [solve]</w:t>
+            </w:r>
+          </w:p>
+        </w:tc>
+        <w:tc>
+          <w:tcPr>
+            <w:tcBorders>
+              <w:bottom w:val="none" w:sz="0" w:space="0" w:color="000000"/>
+              <w:top w:val="none" w:sz="0" w:space="0" w:color="000000"/>
+              <w:left w:val="none" w:sz="0" w:space="0" w:color="000000"/>
+              <w:right w:val="none" w:sz="0" w:space="0" w:color="000000"/>
+            </w:tcBorders>
+            <w:shd w:val="clear" w:color="auto" w:fill="FFFFFF"/>
+            <w:tcMar>
+              <w:top w:w="0" w:type="dxa"/>
+              <w:bottom w:w="0" w:type="dxa"/>
+              <w:left w:w="0" w:type="dxa"/>
+              <w:right w:w="0" w:type="dxa"/>
+            </w:tcMar>
+            <w:vAlign w:val="center"/>
+          </w:tcPr>
+          <w:p>
+            <w:pPr>
+              <w:pStyle w:val="Normal"/>
+              <w:jc w:val="right"/>
+              <w:pBdr>
+                <w:bottom w:val="none" w:sz="0" w:space="0" w:color="000000"/>
+                <w:top w:val="none" w:sz="0" w:space="0" w:color="000000"/>
+                <w:left w:val="none" w:sz="0" w:space="0" w:color="000000"/>
+                <w:right w:val="none" w:sz="0" w:space="0" w:color="000000"/>
+              </w:pBdr>
+              <w:spacing w:after="100" w:before="100" w:line="240"/>
+              <w:ind w:left="100" w:right="100" w:firstLine="0" w:firstLineChars="0"/>
+              <w:rPr>
+                <w:rFonts w:ascii="Arial" w:hAnsi="Arial" w:eastAsia="Arial" w:cs="Arial"/>
+                <w:i w:val="false"/>
+                <w:b w:val="false"/>
+                <w:u w:val="none"/>
+                <w:sz w:val="22"/>
+                <w:szCs w:val="22"/>
+                <w:color w:val="000000"/>
+              </w:rPr>
+            </w:pPr>
+            <w:r>
+              <w:rPr>
+                <w:rFonts w:ascii="Arial" w:hAnsi="Arial" w:eastAsia="Arial" w:cs="Arial"/>
+                <w:i w:val="false"/>
+                <w:b w:val="false"/>
+                <w:u w:val="none"/>
+                <w:sz w:val="22"/>
+                <w:szCs w:val="22"/>
+                <w:color w:val="000000"/>
+              </w:rPr>
+              <w:t xml:space="preserve">1.13</w:t>
+            </w:r>
+          </w:p>
+        </w:tc>
+        <w:tc>
+          <w:tcPr>
+            <w:tcBorders>
+              <w:bottom w:val="none" w:sz="0" w:space="0" w:color="000000"/>
+              <w:top w:val="none" w:sz="0" w:space="0" w:color="000000"/>
+              <w:left w:val="none" w:sz="0" w:space="0" w:color="000000"/>
+              <w:right w:val="none" w:sz="0" w:space="0" w:color="000000"/>
+            </w:tcBorders>
+            <w:shd w:val="clear" w:color="auto" w:fill="FFFFFF"/>
+            <w:tcMar>
+              <w:top w:w="0" w:type="dxa"/>
+              <w:bottom w:w="0" w:type="dxa"/>
+              <w:left w:w="0" w:type="dxa"/>
+              <w:right w:w="0" w:type="dxa"/>
+            </w:tcMar>
+            <w:vAlign w:val="center"/>
+          </w:tcPr>
+          <w:p>
+            <w:pPr>
+              <w:pStyle w:val="Normal"/>
+              <w:jc w:val="right"/>
+              <w:pBdr>
+                <w:bottom w:val="none" w:sz="0" w:space="0" w:color="000000"/>
+                <w:top w:val="none" w:sz="0" w:space="0" w:color="000000"/>
+                <w:left w:val="none" w:sz="0" w:space="0" w:color="000000"/>
+                <w:right w:val="none" w:sz="0" w:space="0" w:color="000000"/>
+              </w:pBdr>
+              <w:spacing w:after="100" w:before="100" w:line="240"/>
+              <w:ind w:left="100" w:right="100" w:firstLine="0" w:firstLineChars="0"/>
+              <w:rPr>
+                <w:rFonts w:ascii="Arial" w:hAnsi="Arial" w:eastAsia="Arial" w:cs="Arial"/>
+                <w:i w:val="false"/>
+                <w:b w:val="false"/>
+                <w:u w:val="none"/>
+                <w:sz w:val="22"/>
+                <w:szCs w:val="22"/>
+                <w:color w:val="000000"/>
+              </w:rPr>
+            </w:pPr>
+            <w:r>
+              <w:rPr>
+                <w:rFonts w:ascii="Arial" w:hAnsi="Arial" w:eastAsia="Arial" w:cs="Arial"/>
+                <w:i w:val="false"/>
+                <w:b w:val="false"/>
+                <w:u w:val="none"/>
+                <w:sz w:val="22"/>
+                <w:szCs w:val="22"/>
+                <w:color w:val="000000"/>
+              </w:rPr>
+              <w:t xml:space="preserve">0.43</w:t>
+            </w:r>
+          </w:p>
+        </w:tc>
+        <w:tc>
+          <w:tcPr>
+            <w:tcBorders>
+              <w:bottom w:val="none" w:sz="0" w:space="0" w:color="000000"/>
+              <w:top w:val="none" w:sz="0" w:space="0" w:color="000000"/>
+              <w:left w:val="none" w:sz="0" w:space="0" w:color="000000"/>
+              <w:right w:val="none" w:sz="0" w:space="0" w:color="000000"/>
+            </w:tcBorders>
+            <w:shd w:val="clear" w:color="auto" w:fill="FFFFFF"/>
+            <w:tcMar>
+              <w:top w:w="0" w:type="dxa"/>
+              <w:bottom w:w="0" w:type="dxa"/>
+              <w:left w:w="0" w:type="dxa"/>
+              <w:right w:w="0" w:type="dxa"/>
+            </w:tcMar>
+            <w:vAlign w:val="center"/>
+          </w:tcPr>
+          <w:p>
+            <w:pPr>
+              <w:pStyle w:val="Normal"/>
+              <w:jc w:val="right"/>
+              <w:pBdr>
+                <w:bottom w:val="none" w:sz="0" w:space="0" w:color="000000"/>
+                <w:top w:val="none" w:sz="0" w:space="0" w:color="000000"/>
+                <w:left w:val="none" w:sz="0" w:space="0" w:color="000000"/>
+                <w:right w:val="none" w:sz="0" w:space="0" w:color="000000"/>
+              </w:pBdr>
+              <w:spacing w:after="100" w:before="100" w:line="240"/>
+              <w:ind w:left="100" w:right="100" w:firstLine="0" w:firstLineChars="0"/>
+              <w:rPr>
+                <w:rFonts w:ascii="Arial" w:hAnsi="Arial" w:eastAsia="Arial" w:cs="Arial"/>
+                <w:i w:val="false"/>
+                <w:b w:val="false"/>
+                <w:u w:val="none"/>
+                <w:sz w:val="22"/>
+                <w:szCs w:val="22"/>
+                <w:color w:val="000000"/>
+              </w:rPr>
+            </w:pPr>
+            <w:r>
+              <w:rPr>
+                <w:rFonts w:ascii="Arial" w:hAnsi="Arial" w:eastAsia="Arial" w:cs="Arial"/>
+                <w:i w:val="false"/>
+                <w:b w:val="false"/>
+                <w:u w:val="none"/>
+                <w:sz w:val="22"/>
+                <w:szCs w:val="22"/>
+                <w:color w:val="000000"/>
+              </w:rPr>
+              <w:t xml:space="preserve">3.19</w:t>
+            </w:r>
+          </w:p>
+        </w:tc>
+      </w:tr>
+      <w:tr>
+        <w:trPr>
+          <w:trHeight w:val="617" w:hRule="auto"/>
+        </w:trPr>
+        body16
+        <w:tc>
+          <w:tcPr>
+            <w:tcBorders>
+              <w:bottom w:val="none" w:sz="0" w:space="0" w:color="000000"/>
+              <w:top w:val="none" w:sz="0" w:space="0" w:color="000000"/>
+              <w:left w:val="none" w:sz="0" w:space="0" w:color="000000"/>
+              <w:right w:val="none" w:sz="0" w:space="0" w:color="000000"/>
+            </w:tcBorders>
+            <w:shd w:val="clear" w:color="auto" w:fill="FFFFFF"/>
+            <w:tcMar>
+              <w:top w:w="0" w:type="dxa"/>
+              <w:bottom w:w="0" w:type="dxa"/>
+              <w:left w:w="0" w:type="dxa"/>
+              <w:right w:w="0" w:type="dxa"/>
+            </w:tcMar>
+            <w:vAlign w:val="center"/>
+          </w:tcPr>
+          <w:p>
+            <w:pPr>
+              <w:pStyle w:val="Normal"/>
+              <w:jc w:val="left"/>
+              <w:pBdr>
+                <w:bottom w:val="none" w:sz="0" w:space="0" w:color="000000"/>
+                <w:top w:val="none" w:sz="0" w:space="0" w:color="000000"/>
+                <w:left w:val="none" w:sz="0" w:space="0" w:color="000000"/>
+                <w:right w:val="none" w:sz="0" w:space="0" w:color="000000"/>
+              </w:pBdr>
+              <w:spacing w:after="100" w:before="100" w:line="240"/>
+              <w:ind w:left="100" w:right="100" w:firstLine="0" w:firstLineChars="0"/>
+              <w:rPr>
+                <w:rFonts w:ascii="Arial" w:hAnsi="Arial" w:eastAsia="Arial" w:cs="Arial"/>
+                <w:i w:val="false"/>
+                <w:b w:val="false"/>
+                <w:u w:val="none"/>
+                <w:sz w:val="22"/>
+                <w:szCs w:val="22"/>
+                <w:color w:val="000000"/>
+              </w:rPr>
+            </w:pPr>
+            <w:r>
+              <w:rPr>
+                <w:rFonts w:ascii="Arial" w:hAnsi="Arial" w:eastAsia="Arial" w:cs="Arial"/>
+                <w:i w:val="false"/>
+                <w:b w:val="false"/>
+                <w:u w:val="none"/>
+                <w:sz w:val="22"/>
+                <w:szCs w:val="22"/>
+                <w:color w:val="000000"/>
+              </w:rPr>
               <w:t xml:space="preserve">Log # of training solve [solve]</w:t>
             </w:r>
           </w:p>
@@ -3392,113 +3610,113 @@
                 <w:szCs w:val="22"/>
                 <w:color w:val="000000"/>
               </w:rPr>
-              <w:t xml:space="preserve">0.92</w:t>
-            </w:r>
-          </w:p>
-        </w:tc>
-        <w:tc>
-          <w:tcPr>
-            <w:tcBorders>
-              <w:bottom w:val="none" w:sz="0" w:space="0" w:color="000000"/>
-              <w:top w:val="none" w:sz="0" w:space="0" w:color="000000"/>
-              <w:left w:val="none" w:sz="0" w:space="0" w:color="000000"/>
-              <w:right w:val="none" w:sz="0" w:space="0" w:color="000000"/>
-            </w:tcBorders>
-            <w:shd w:val="clear" w:color="auto" w:fill="FFFFFF"/>
-            <w:tcMar>
-              <w:top w:w="0" w:type="dxa"/>
-              <w:bottom w:w="0" w:type="dxa"/>
-              <w:left w:w="0" w:type="dxa"/>
-              <w:right w:w="0" w:type="dxa"/>
-            </w:tcMar>
-            <w:vAlign w:val="center"/>
-          </w:tcPr>
-          <w:p>
-            <w:pPr>
-              <w:pStyle w:val="Normal"/>
-              <w:jc w:val="right"/>
-              <w:pBdr>
-                <w:bottom w:val="none" w:sz="0" w:space="0" w:color="000000"/>
-                <w:top w:val="none" w:sz="0" w:space="0" w:color="000000"/>
-                <w:left w:val="none" w:sz="0" w:space="0" w:color="000000"/>
-                <w:right w:val="none" w:sz="0" w:space="0" w:color="000000"/>
-              </w:pBdr>
-              <w:spacing w:after="100" w:before="100" w:line="240"/>
-              <w:ind w:left="100" w:right="100" w:firstLine="0" w:firstLineChars="0"/>
-              <w:rPr>
-                <w:rFonts w:ascii="Arial" w:hAnsi="Arial" w:eastAsia="Arial" w:cs="Arial"/>
-                <w:i w:val="false"/>
-                <w:b w:val="false"/>
-                <w:u w:val="none"/>
-                <w:sz w:val="22"/>
-                <w:szCs w:val="22"/>
-                <w:color w:val="000000"/>
-              </w:rPr>
-            </w:pPr>
-            <w:r>
-              <w:rPr>
-                <w:rFonts w:ascii="Arial" w:hAnsi="Arial" w:eastAsia="Arial" w:cs="Arial"/>
-                <w:i w:val="false"/>
-                <w:b w:val="false"/>
-                <w:u w:val="none"/>
-                <w:sz w:val="22"/>
-                <w:szCs w:val="22"/>
-                <w:color w:val="000000"/>
-              </w:rPr>
-              <w:t xml:space="preserve">0.75</w:t>
-            </w:r>
-          </w:p>
-        </w:tc>
-        <w:tc>
-          <w:tcPr>
-            <w:tcBorders>
-              <w:bottom w:val="none" w:sz="0" w:space="0" w:color="000000"/>
-              <w:top w:val="none" w:sz="0" w:space="0" w:color="000000"/>
-              <w:left w:val="none" w:sz="0" w:space="0" w:color="000000"/>
-              <w:right w:val="none" w:sz="0" w:space="0" w:color="000000"/>
-            </w:tcBorders>
-            <w:shd w:val="clear" w:color="auto" w:fill="FFFFFF"/>
-            <w:tcMar>
-              <w:top w:w="0" w:type="dxa"/>
-              <w:bottom w:w="0" w:type="dxa"/>
-              <w:left w:w="0" w:type="dxa"/>
-              <w:right w:w="0" w:type="dxa"/>
-            </w:tcMar>
-            <w:vAlign w:val="center"/>
-          </w:tcPr>
-          <w:p>
-            <w:pPr>
-              <w:pStyle w:val="Normal"/>
-              <w:jc w:val="right"/>
-              <w:pBdr>
-                <w:bottom w:val="none" w:sz="0" w:space="0" w:color="000000"/>
-                <w:top w:val="none" w:sz="0" w:space="0" w:color="000000"/>
-                <w:left w:val="none" w:sz="0" w:space="0" w:color="000000"/>
-                <w:right w:val="none" w:sz="0" w:space="0" w:color="000000"/>
-              </w:pBdr>
-              <w:spacing w:after="100" w:before="100" w:line="240"/>
-              <w:ind w:left="100" w:right="100" w:firstLine="0" w:firstLineChars="0"/>
-              <w:rPr>
-                <w:rFonts w:ascii="Arial" w:hAnsi="Arial" w:eastAsia="Arial" w:cs="Arial"/>
-                <w:i w:val="false"/>
-                <w:b w:val="false"/>
-                <w:u w:val="none"/>
-                <w:sz w:val="22"/>
-                <w:szCs w:val="22"/>
-                <w:color w:val="000000"/>
-              </w:rPr>
-            </w:pPr>
-            <w:r>
-              <w:rPr>
-                <w:rFonts w:ascii="Arial" w:hAnsi="Arial" w:eastAsia="Arial" w:cs="Arial"/>
-                <w:i w:val="false"/>
-                <w:b w:val="false"/>
-                <w:u w:val="none"/>
-                <w:sz w:val="22"/>
-                <w:szCs w:val="22"/>
-                <w:color w:val="000000"/>
-              </w:rPr>
-              <w:t xml:space="preserve">1.13</w:t>
+              <w:t xml:space="preserve">1.06</w:t>
+            </w:r>
+          </w:p>
+        </w:tc>
+        <w:tc>
+          <w:tcPr>
+            <w:tcBorders>
+              <w:bottom w:val="none" w:sz="0" w:space="0" w:color="000000"/>
+              <w:top w:val="none" w:sz="0" w:space="0" w:color="000000"/>
+              <w:left w:val="none" w:sz="0" w:space="0" w:color="000000"/>
+              <w:right w:val="none" w:sz="0" w:space="0" w:color="000000"/>
+            </w:tcBorders>
+            <w:shd w:val="clear" w:color="auto" w:fill="FFFFFF"/>
+            <w:tcMar>
+              <w:top w:w="0" w:type="dxa"/>
+              <w:bottom w:w="0" w:type="dxa"/>
+              <w:left w:w="0" w:type="dxa"/>
+              <w:right w:w="0" w:type="dxa"/>
+            </w:tcMar>
+            <w:vAlign w:val="center"/>
+          </w:tcPr>
+          <w:p>
+            <w:pPr>
+              <w:pStyle w:val="Normal"/>
+              <w:jc w:val="right"/>
+              <w:pBdr>
+                <w:bottom w:val="none" w:sz="0" w:space="0" w:color="000000"/>
+                <w:top w:val="none" w:sz="0" w:space="0" w:color="000000"/>
+                <w:left w:val="none" w:sz="0" w:space="0" w:color="000000"/>
+                <w:right w:val="none" w:sz="0" w:space="0" w:color="000000"/>
+              </w:pBdr>
+              <w:spacing w:after="100" w:before="100" w:line="240"/>
+              <w:ind w:left="100" w:right="100" w:firstLine="0" w:firstLineChars="0"/>
+              <w:rPr>
+                <w:rFonts w:ascii="Arial" w:hAnsi="Arial" w:eastAsia="Arial" w:cs="Arial"/>
+                <w:i w:val="false"/>
+                <w:b w:val="false"/>
+                <w:u w:val="none"/>
+                <w:sz w:val="22"/>
+                <w:szCs w:val="22"/>
+                <w:color w:val="000000"/>
+              </w:rPr>
+            </w:pPr>
+            <w:r>
+              <w:rPr>
+                <w:rFonts w:ascii="Arial" w:hAnsi="Arial" w:eastAsia="Arial" w:cs="Arial"/>
+                <w:i w:val="false"/>
+                <w:b w:val="false"/>
+                <w:u w:val="none"/>
+                <w:sz w:val="22"/>
+                <w:szCs w:val="22"/>
+                <w:color w:val="000000"/>
+              </w:rPr>
+              <w:t xml:space="preserve">0.86</w:t>
+            </w:r>
+          </w:p>
+        </w:tc>
+        <w:tc>
+          <w:tcPr>
+            <w:tcBorders>
+              <w:bottom w:val="none" w:sz="0" w:space="0" w:color="000000"/>
+              <w:top w:val="none" w:sz="0" w:space="0" w:color="000000"/>
+              <w:left w:val="none" w:sz="0" w:space="0" w:color="000000"/>
+              <w:right w:val="none" w:sz="0" w:space="0" w:color="000000"/>
+            </w:tcBorders>
+            <w:shd w:val="clear" w:color="auto" w:fill="FFFFFF"/>
+            <w:tcMar>
+              <w:top w:w="0" w:type="dxa"/>
+              <w:bottom w:w="0" w:type="dxa"/>
+              <w:left w:w="0" w:type="dxa"/>
+              <w:right w:w="0" w:type="dxa"/>
+            </w:tcMar>
+            <w:vAlign w:val="center"/>
+          </w:tcPr>
+          <w:p>
+            <w:pPr>
+              <w:pStyle w:val="Normal"/>
+              <w:jc w:val="right"/>
+              <w:pBdr>
+                <w:bottom w:val="none" w:sz="0" w:space="0" w:color="000000"/>
+                <w:top w:val="none" w:sz="0" w:space="0" w:color="000000"/>
+                <w:left w:val="none" w:sz="0" w:space="0" w:color="000000"/>
+                <w:right w:val="none" w:sz="0" w:space="0" w:color="000000"/>
+              </w:pBdr>
+              <w:spacing w:after="100" w:before="100" w:line="240"/>
+              <w:ind w:left="100" w:right="100" w:firstLine="0" w:firstLineChars="0"/>
+              <w:rPr>
+                <w:rFonts w:ascii="Arial" w:hAnsi="Arial" w:eastAsia="Arial" w:cs="Arial"/>
+                <w:i w:val="false"/>
+                <w:b w:val="false"/>
+                <w:u w:val="none"/>
+                <w:sz w:val="22"/>
+                <w:szCs w:val="22"/>
+                <w:color w:val="000000"/>
+              </w:rPr>
+            </w:pPr>
+            <w:r>
+              <w:rPr>
+                <w:rFonts w:ascii="Arial" w:hAnsi="Arial" w:eastAsia="Arial" w:cs="Arial"/>
+                <w:i w:val="false"/>
+                <w:b w:val="false"/>
+                <w:u w:val="none"/>
+                <w:sz w:val="22"/>
+                <w:szCs w:val="22"/>
+                <w:color w:val="000000"/>
+              </w:rPr>
+              <w:t xml:space="preserve">1.33</w:t>
             </w:r>
           </w:p>
         </w:tc>
@@ -3507,7 +3725,7 @@
         <w:trPr>
           <w:trHeight w:val="612" w:hRule="auto"/>
         </w:trPr>
-        body16
+        body17
         <w:tc>
           <w:tcPr>
             <w:tcBorders>
@@ -3610,113 +3828,331 @@
                 <w:szCs w:val="22"/>
                 <w:color w:val="000000"/>
               </w:rPr>
-              <w:t xml:space="preserve">1.19</w:t>
-            </w:r>
-          </w:p>
-        </w:tc>
-        <w:tc>
-          <w:tcPr>
-            <w:tcBorders>
-              <w:bottom w:val="none" w:sz="0" w:space="0" w:color="000000"/>
-              <w:top w:val="none" w:sz="0" w:space="0" w:color="000000"/>
-              <w:left w:val="none" w:sz="0" w:space="0" w:color="000000"/>
-              <w:right w:val="none" w:sz="0" w:space="0" w:color="000000"/>
-            </w:tcBorders>
-            <w:shd w:val="clear" w:color="auto" w:fill="FFFFFF"/>
-            <w:tcMar>
-              <w:top w:w="0" w:type="dxa"/>
-              <w:bottom w:w="0" w:type="dxa"/>
-              <w:left w:w="0" w:type="dxa"/>
-              <w:right w:w="0" w:type="dxa"/>
-            </w:tcMar>
-            <w:vAlign w:val="center"/>
-          </w:tcPr>
-          <w:p>
-            <w:pPr>
-              <w:pStyle w:val="Normal"/>
-              <w:jc w:val="right"/>
-              <w:pBdr>
-                <w:bottom w:val="none" w:sz="0" w:space="0" w:color="000000"/>
-                <w:top w:val="none" w:sz="0" w:space="0" w:color="000000"/>
-                <w:left w:val="none" w:sz="0" w:space="0" w:color="000000"/>
-                <w:right w:val="none" w:sz="0" w:space="0" w:color="000000"/>
-              </w:pBdr>
-              <w:spacing w:after="100" w:before="100" w:line="240"/>
-              <w:ind w:left="100" w:right="100" w:firstLine="0" w:firstLineChars="0"/>
-              <w:rPr>
-                <w:rFonts w:ascii="Arial" w:hAnsi="Arial" w:eastAsia="Arial" w:cs="Arial"/>
-                <w:i w:val="false"/>
-                <w:b w:val="false"/>
-                <w:u w:val="none"/>
-                <w:sz w:val="22"/>
-                <w:szCs w:val="22"/>
-                <w:color w:val="000000"/>
-              </w:rPr>
-            </w:pPr>
-            <w:r>
-              <w:rPr>
-                <w:rFonts w:ascii="Arial" w:hAnsi="Arial" w:eastAsia="Arial" w:cs="Arial"/>
-                <w:i w:val="false"/>
-                <w:b w:val="false"/>
-                <w:u w:val="none"/>
-                <w:sz w:val="22"/>
-                <w:szCs w:val="22"/>
-                <w:color w:val="000000"/>
-              </w:rPr>
-              <w:t xml:space="preserve">0.68</w:t>
-            </w:r>
-          </w:p>
-        </w:tc>
-        <w:tc>
-          <w:tcPr>
-            <w:tcBorders>
-              <w:bottom w:val="none" w:sz="0" w:space="0" w:color="000000"/>
-              <w:top w:val="none" w:sz="0" w:space="0" w:color="000000"/>
-              <w:left w:val="none" w:sz="0" w:space="0" w:color="000000"/>
-              <w:right w:val="none" w:sz="0" w:space="0" w:color="000000"/>
-            </w:tcBorders>
-            <w:shd w:val="clear" w:color="auto" w:fill="FFFFFF"/>
-            <w:tcMar>
-              <w:top w:w="0" w:type="dxa"/>
-              <w:bottom w:w="0" w:type="dxa"/>
-              <w:left w:w="0" w:type="dxa"/>
-              <w:right w:w="0" w:type="dxa"/>
-            </w:tcMar>
-            <w:vAlign w:val="center"/>
-          </w:tcPr>
-          <w:p>
-            <w:pPr>
-              <w:pStyle w:val="Normal"/>
-              <w:jc w:val="right"/>
-              <w:pBdr>
-                <w:bottom w:val="none" w:sz="0" w:space="0" w:color="000000"/>
-                <w:top w:val="none" w:sz="0" w:space="0" w:color="000000"/>
-                <w:left w:val="none" w:sz="0" w:space="0" w:color="000000"/>
-                <w:right w:val="none" w:sz="0" w:space="0" w:color="000000"/>
-              </w:pBdr>
-              <w:spacing w:after="100" w:before="100" w:line="240"/>
-              <w:ind w:left="100" w:right="100" w:firstLine="0" w:firstLineChars="0"/>
-              <w:rPr>
-                <w:rFonts w:ascii="Arial" w:hAnsi="Arial" w:eastAsia="Arial" w:cs="Arial"/>
-                <w:i w:val="false"/>
-                <w:b w:val="false"/>
-                <w:u w:val="none"/>
-                <w:sz w:val="22"/>
-                <w:szCs w:val="22"/>
-                <w:color w:val="000000"/>
-              </w:rPr>
-            </w:pPr>
-            <w:r>
-              <w:rPr>
-                <w:rFonts w:ascii="Arial" w:hAnsi="Arial" w:eastAsia="Arial" w:cs="Arial"/>
-                <w:i w:val="false"/>
-                <w:b w:val="false"/>
-                <w:u w:val="none"/>
-                <w:sz w:val="22"/>
-                <w:szCs w:val="22"/>
-                <w:color w:val="000000"/>
-              </w:rPr>
-              <w:t xml:space="preserve">1.97</w:t>
+              <w:t xml:space="preserve">0.64</w:t>
+            </w:r>
+          </w:p>
+        </w:tc>
+        <w:tc>
+          <w:tcPr>
+            <w:tcBorders>
+              <w:bottom w:val="none" w:sz="0" w:space="0" w:color="000000"/>
+              <w:top w:val="none" w:sz="0" w:space="0" w:color="000000"/>
+              <w:left w:val="none" w:sz="0" w:space="0" w:color="000000"/>
+              <w:right w:val="none" w:sz="0" w:space="0" w:color="000000"/>
+            </w:tcBorders>
+            <w:shd w:val="clear" w:color="auto" w:fill="FFFFFF"/>
+            <w:tcMar>
+              <w:top w:w="0" w:type="dxa"/>
+              <w:bottom w:w="0" w:type="dxa"/>
+              <w:left w:w="0" w:type="dxa"/>
+              <w:right w:w="0" w:type="dxa"/>
+            </w:tcMar>
+            <w:vAlign w:val="center"/>
+          </w:tcPr>
+          <w:p>
+            <w:pPr>
+              <w:pStyle w:val="Normal"/>
+              <w:jc w:val="right"/>
+              <w:pBdr>
+                <w:bottom w:val="none" w:sz="0" w:space="0" w:color="000000"/>
+                <w:top w:val="none" w:sz="0" w:space="0" w:color="000000"/>
+                <w:left w:val="none" w:sz="0" w:space="0" w:color="000000"/>
+                <w:right w:val="none" w:sz="0" w:space="0" w:color="000000"/>
+              </w:pBdr>
+              <w:spacing w:after="100" w:before="100" w:line="240"/>
+              <w:ind w:left="100" w:right="100" w:firstLine="0" w:firstLineChars="0"/>
+              <w:rPr>
+                <w:rFonts w:ascii="Arial" w:hAnsi="Arial" w:eastAsia="Arial" w:cs="Arial"/>
+                <w:i w:val="false"/>
+                <w:b w:val="false"/>
+                <w:u w:val="none"/>
+                <w:sz w:val="22"/>
+                <w:szCs w:val="22"/>
+                <w:color w:val="000000"/>
+              </w:rPr>
+            </w:pPr>
+            <w:r>
+              <w:rPr>
+                <w:rFonts w:ascii="Arial" w:hAnsi="Arial" w:eastAsia="Arial" w:cs="Arial"/>
+                <w:i w:val="false"/>
+                <w:b w:val="false"/>
+                <w:u w:val="none"/>
+                <w:sz w:val="22"/>
+                <w:szCs w:val="22"/>
+                <w:color w:val="000000"/>
+              </w:rPr>
+              <w:t xml:space="preserve">0.37</w:t>
+            </w:r>
+          </w:p>
+        </w:tc>
+        <w:tc>
+          <w:tcPr>
+            <w:tcBorders>
+              <w:bottom w:val="none" w:sz="0" w:space="0" w:color="000000"/>
+              <w:top w:val="none" w:sz="0" w:space="0" w:color="000000"/>
+              <w:left w:val="none" w:sz="0" w:space="0" w:color="000000"/>
+              <w:right w:val="none" w:sz="0" w:space="0" w:color="000000"/>
+            </w:tcBorders>
+            <w:shd w:val="clear" w:color="auto" w:fill="FFFFFF"/>
+            <w:tcMar>
+              <w:top w:w="0" w:type="dxa"/>
+              <w:bottom w:w="0" w:type="dxa"/>
+              <w:left w:w="0" w:type="dxa"/>
+              <w:right w:w="0" w:type="dxa"/>
+            </w:tcMar>
+            <w:vAlign w:val="center"/>
+          </w:tcPr>
+          <w:p>
+            <w:pPr>
+              <w:pStyle w:val="Normal"/>
+              <w:jc w:val="right"/>
+              <w:pBdr>
+                <w:bottom w:val="none" w:sz="0" w:space="0" w:color="000000"/>
+                <w:top w:val="none" w:sz="0" w:space="0" w:color="000000"/>
+                <w:left w:val="none" w:sz="0" w:space="0" w:color="000000"/>
+                <w:right w:val="none" w:sz="0" w:space="0" w:color="000000"/>
+              </w:pBdr>
+              <w:spacing w:after="100" w:before="100" w:line="240"/>
+              <w:ind w:left="100" w:right="100" w:firstLine="0" w:firstLineChars="0"/>
+              <w:rPr>
+                <w:rFonts w:ascii="Arial" w:hAnsi="Arial" w:eastAsia="Arial" w:cs="Arial"/>
+                <w:i w:val="false"/>
+                <w:b w:val="false"/>
+                <w:u w:val="none"/>
+                <w:sz w:val="22"/>
+                <w:szCs w:val="22"/>
+                <w:color w:val="000000"/>
+              </w:rPr>
+            </w:pPr>
+            <w:r>
+              <w:rPr>
+                <w:rFonts w:ascii="Arial" w:hAnsi="Arial" w:eastAsia="Arial" w:cs="Arial"/>
+                <w:i w:val="false"/>
+                <w:b w:val="false"/>
+                <w:u w:val="none"/>
+                <w:sz w:val="22"/>
+                <w:szCs w:val="22"/>
+                <w:color w:val="000000"/>
+              </w:rPr>
+              <w:t xml:space="preserve">1.05</w:t>
+            </w:r>
+          </w:p>
+        </w:tc>
+      </w:tr>
+      <w:tr>
+        <w:trPr>
+          <w:trHeight w:val="615" w:hRule="auto"/>
+        </w:trPr>
+        body18
+        <w:tc>
+          <w:tcPr>
+            <w:tcBorders>
+              <w:bottom w:val="none" w:sz="0" w:space="0" w:color="000000"/>
+              <w:top w:val="none" w:sz="0" w:space="0" w:color="000000"/>
+              <w:left w:val="none" w:sz="0" w:space="0" w:color="000000"/>
+              <w:right w:val="none" w:sz="0" w:space="0" w:color="000000"/>
+            </w:tcBorders>
+            <w:shd w:val="clear" w:color="auto" w:fill="FFFFFF"/>
+            <w:tcMar>
+              <w:top w:w="0" w:type="dxa"/>
+              <w:bottom w:w="0" w:type="dxa"/>
+              <w:left w:w="0" w:type="dxa"/>
+              <w:right w:w="0" w:type="dxa"/>
+            </w:tcMar>
+            <w:vAlign w:val="center"/>
+          </w:tcPr>
+          <w:p>
+            <w:pPr>
+              <w:pStyle w:val="Normal"/>
+              <w:jc w:val="left"/>
+              <w:pBdr>
+                <w:bottom w:val="none" w:sz="0" w:space="0" w:color="000000"/>
+                <w:top w:val="none" w:sz="0" w:space="0" w:color="000000"/>
+                <w:left w:val="none" w:sz="0" w:space="0" w:color="000000"/>
+                <w:right w:val="none" w:sz="0" w:space="0" w:color="000000"/>
+              </w:pBdr>
+              <w:spacing w:after="100" w:before="100" w:line="240"/>
+              <w:ind w:left="100" w:right="100" w:firstLine="0" w:firstLineChars="0"/>
+              <w:rPr>
+                <w:rFonts w:ascii="Arial" w:hAnsi="Arial" w:eastAsia="Arial" w:cs="Arial"/>
+                <w:i w:val="false"/>
+                <w:b w:val="false"/>
+                <w:u w:val="none"/>
+                <w:sz w:val="22"/>
+                <w:szCs w:val="22"/>
+                <w:color w:val="000000"/>
+              </w:rPr>
+            </w:pPr>
+            <w:r>
+              <w:rPr>
+                <w:rFonts w:ascii="Arial" w:hAnsi="Arial" w:eastAsia="Arial" w:cs="Arial"/>
+                <w:i w:val="false"/>
+                <w:b w:val="false"/>
+                <w:u w:val="none"/>
+                <w:sz w:val="22"/>
+                <w:szCs w:val="22"/>
+                <w:color w:val="000000"/>
+              </w:rPr>
+              <w:t xml:space="preserve">Conspecific presence [solve]</w:t>
+            </w:r>
+          </w:p>
+        </w:tc>
+        <w:tc>
+          <w:tcPr>
+            <w:tcBorders>
+              <w:bottom w:val="none" w:sz="0" w:space="0" w:color="000000"/>
+              <w:top w:val="none" w:sz="0" w:space="0" w:color="000000"/>
+              <w:left w:val="none" w:sz="0" w:space="0" w:color="000000"/>
+              <w:right w:val="none" w:sz="0" w:space="0" w:color="000000"/>
+            </w:tcBorders>
+            <w:shd w:val="clear" w:color="auto" w:fill="FFFFFF"/>
+            <w:tcMar>
+              <w:top w:w="0" w:type="dxa"/>
+              <w:bottom w:w="0" w:type="dxa"/>
+              <w:left w:w="0" w:type="dxa"/>
+              <w:right w:w="0" w:type="dxa"/>
+            </w:tcMar>
+            <w:vAlign w:val="center"/>
+          </w:tcPr>
+          <w:p>
+            <w:pPr>
+              <w:pStyle w:val="Normal"/>
+              <w:jc w:val="right"/>
+              <w:pBdr>
+                <w:bottom w:val="none" w:sz="0" w:space="0" w:color="000000"/>
+                <w:top w:val="none" w:sz="0" w:space="0" w:color="000000"/>
+                <w:left w:val="none" w:sz="0" w:space="0" w:color="000000"/>
+                <w:right w:val="none" w:sz="0" w:space="0" w:color="000000"/>
+              </w:pBdr>
+              <w:spacing w:after="100" w:before="100" w:line="240"/>
+              <w:ind w:left="100" w:right="100" w:firstLine="0" w:firstLineChars="0"/>
+              <w:rPr>
+                <w:rFonts w:ascii="Arial" w:hAnsi="Arial" w:eastAsia="Arial" w:cs="Arial"/>
+                <w:i w:val="false"/>
+                <w:b w:val="false"/>
+                <w:u w:val="none"/>
+                <w:sz w:val="22"/>
+                <w:szCs w:val="22"/>
+                <w:color w:val="000000"/>
+              </w:rPr>
+            </w:pPr>
+            <w:r>
+              <w:rPr>
+                <w:rFonts w:ascii="Arial" w:hAnsi="Arial" w:eastAsia="Arial" w:cs="Arial"/>
+                <w:i w:val="false"/>
+                <w:b w:val="false"/>
+                <w:u w:val="none"/>
+                <w:sz w:val="22"/>
+                <w:szCs w:val="22"/>
+                <w:color w:val="000000"/>
+              </w:rPr>
+              <w:t xml:space="preserve">0.47</w:t>
+            </w:r>
+          </w:p>
+        </w:tc>
+        <w:tc>
+          <w:tcPr>
+            <w:tcBorders>
+              <w:bottom w:val="none" w:sz="0" w:space="0" w:color="000000"/>
+              <w:top w:val="none" w:sz="0" w:space="0" w:color="000000"/>
+              <w:left w:val="none" w:sz="0" w:space="0" w:color="000000"/>
+              <w:right w:val="none" w:sz="0" w:space="0" w:color="000000"/>
+            </w:tcBorders>
+            <w:shd w:val="clear" w:color="auto" w:fill="FFFFFF"/>
+            <w:tcMar>
+              <w:top w:w="0" w:type="dxa"/>
+              <w:bottom w:w="0" w:type="dxa"/>
+              <w:left w:w="0" w:type="dxa"/>
+              <w:right w:w="0" w:type="dxa"/>
+            </w:tcMar>
+            <w:vAlign w:val="center"/>
+          </w:tcPr>
+          <w:p>
+            <w:pPr>
+              <w:pStyle w:val="Normal"/>
+              <w:jc w:val="right"/>
+              <w:pBdr>
+                <w:bottom w:val="none" w:sz="0" w:space="0" w:color="000000"/>
+                <w:top w:val="none" w:sz="0" w:space="0" w:color="000000"/>
+                <w:left w:val="none" w:sz="0" w:space="0" w:color="000000"/>
+                <w:right w:val="none" w:sz="0" w:space="0" w:color="000000"/>
+              </w:pBdr>
+              <w:spacing w:after="100" w:before="100" w:line="240"/>
+              <w:ind w:left="100" w:right="100" w:firstLine="0" w:firstLineChars="0"/>
+              <w:rPr>
+                <w:rFonts w:ascii="Arial" w:hAnsi="Arial" w:eastAsia="Arial" w:cs="Arial"/>
+                <w:i w:val="false"/>
+                <w:b w:val="false"/>
+                <w:u w:val="none"/>
+                <w:sz w:val="22"/>
+                <w:szCs w:val="22"/>
+                <w:color w:val="000000"/>
+              </w:rPr>
+            </w:pPr>
+            <w:r>
+              <w:rPr>
+                <w:rFonts w:ascii="Arial" w:hAnsi="Arial" w:eastAsia="Arial" w:cs="Arial"/>
+                <w:i w:val="false"/>
+                <w:b w:val="false"/>
+                <w:u w:val="none"/>
+                <w:sz w:val="22"/>
+                <w:szCs w:val="22"/>
+                <w:color w:val="000000"/>
+              </w:rPr>
+              <w:t xml:space="preserve">0.32</w:t>
+            </w:r>
+          </w:p>
+        </w:tc>
+        <w:tc>
+          <w:tcPr>
+            <w:tcBorders>
+              <w:bottom w:val="none" w:sz="0" w:space="0" w:color="000000"/>
+              <w:top w:val="none" w:sz="0" w:space="0" w:color="000000"/>
+              <w:left w:val="none" w:sz="0" w:space="0" w:color="000000"/>
+              <w:right w:val="none" w:sz="0" w:space="0" w:color="000000"/>
+            </w:tcBorders>
+            <w:shd w:val="clear" w:color="auto" w:fill="FFFFFF"/>
+            <w:tcMar>
+              <w:top w:w="0" w:type="dxa"/>
+              <w:bottom w:w="0" w:type="dxa"/>
+              <w:left w:w="0" w:type="dxa"/>
+              <w:right w:w="0" w:type="dxa"/>
+            </w:tcMar>
+            <w:vAlign w:val="center"/>
+          </w:tcPr>
+          <w:p>
+            <w:pPr>
+              <w:pStyle w:val="Normal"/>
+              <w:jc w:val="right"/>
+              <w:pBdr>
+                <w:bottom w:val="none" w:sz="0" w:space="0" w:color="000000"/>
+                <w:top w:val="none" w:sz="0" w:space="0" w:color="000000"/>
+                <w:left w:val="none" w:sz="0" w:space="0" w:color="000000"/>
+                <w:right w:val="none" w:sz="0" w:space="0" w:color="000000"/>
+              </w:pBdr>
+              <w:spacing w:after="100" w:before="100" w:line="240"/>
+              <w:ind w:left="100" w:right="100" w:firstLine="0" w:firstLineChars="0"/>
+              <w:rPr>
+                <w:rFonts w:ascii="Arial" w:hAnsi="Arial" w:eastAsia="Arial" w:cs="Arial"/>
+                <w:i w:val="false"/>
+                <w:b w:val="false"/>
+                <w:u w:val="none"/>
+                <w:sz w:val="22"/>
+                <w:szCs w:val="22"/>
+                <w:color w:val="000000"/>
+              </w:rPr>
+            </w:pPr>
+            <w:r>
+              <w:rPr>
+                <w:rFonts w:ascii="Arial" w:hAnsi="Arial" w:eastAsia="Arial" w:cs="Arial"/>
+                <w:i w:val="false"/>
+                <w:b w:val="false"/>
+                <w:u w:val="none"/>
+                <w:sz w:val="22"/>
+                <w:szCs w:val="22"/>
+                <w:color w:val="000000"/>
+              </w:rPr>
+              <w:t xml:space="preserve">0.67</w:t>
             </w:r>
           </w:p>
         </w:tc>
@@ -3725,7 +4161,7 @@
         <w:trPr>
           <w:trHeight w:val="617" w:hRule="auto"/>
         </w:trPr>
-        body17
+        body19
         <w:tc>
           <w:tcPr>
             <w:tcBorders>
@@ -3828,113 +4264,113 @@
                 <w:szCs w:val="22"/>
                 <w:color w:val="000000"/>
               </w:rPr>
-              <w:t xml:space="preserve">0.79</w:t>
-            </w:r>
-          </w:p>
-        </w:tc>
-        <w:tc>
-          <w:tcPr>
-            <w:tcBorders>
-              <w:bottom w:val="none" w:sz="0" w:space="0" w:color="000000"/>
-              <w:top w:val="none" w:sz="0" w:space="0" w:color="000000"/>
-              <w:left w:val="none" w:sz="0" w:space="0" w:color="000000"/>
-              <w:right w:val="none" w:sz="0" w:space="0" w:color="000000"/>
-            </w:tcBorders>
-            <w:shd w:val="clear" w:color="auto" w:fill="FFFFFF"/>
-            <w:tcMar>
-              <w:top w:w="0" w:type="dxa"/>
-              <w:bottom w:w="0" w:type="dxa"/>
-              <w:left w:w="0" w:type="dxa"/>
-              <w:right w:w="0" w:type="dxa"/>
-            </w:tcMar>
-            <w:vAlign w:val="center"/>
-          </w:tcPr>
-          <w:p>
-            <w:pPr>
-              <w:pStyle w:val="Normal"/>
-              <w:jc w:val="right"/>
-              <w:pBdr>
-                <w:bottom w:val="none" w:sz="0" w:space="0" w:color="000000"/>
-                <w:top w:val="none" w:sz="0" w:space="0" w:color="000000"/>
-                <w:left w:val="none" w:sz="0" w:space="0" w:color="000000"/>
-                <w:right w:val="none" w:sz="0" w:space="0" w:color="000000"/>
-              </w:pBdr>
-              <w:spacing w:after="100" w:before="100" w:line="240"/>
-              <w:ind w:left="100" w:right="100" w:firstLine="0" w:firstLineChars="0"/>
-              <w:rPr>
-                <w:rFonts w:ascii="Arial" w:hAnsi="Arial" w:eastAsia="Arial" w:cs="Arial"/>
-                <w:i w:val="false"/>
-                <w:b w:val="false"/>
-                <w:u w:val="none"/>
-                <w:sz w:val="22"/>
-                <w:szCs w:val="22"/>
-                <w:color w:val="000000"/>
-              </w:rPr>
-            </w:pPr>
-            <w:r>
-              <w:rPr>
-                <w:rFonts w:ascii="Arial" w:hAnsi="Arial" w:eastAsia="Arial" w:cs="Arial"/>
-                <w:i w:val="false"/>
-                <w:b w:val="false"/>
-                <w:u w:val="none"/>
-                <w:sz w:val="22"/>
-                <w:szCs w:val="22"/>
-                <w:color w:val="000000"/>
-              </w:rPr>
-              <w:t xml:space="preserve">0.67</w:t>
-            </w:r>
-          </w:p>
-        </w:tc>
-        <w:tc>
-          <w:tcPr>
-            <w:tcBorders>
-              <w:bottom w:val="none" w:sz="0" w:space="0" w:color="000000"/>
-              <w:top w:val="none" w:sz="0" w:space="0" w:color="000000"/>
-              <w:left w:val="none" w:sz="0" w:space="0" w:color="000000"/>
-              <w:right w:val="none" w:sz="0" w:space="0" w:color="000000"/>
-            </w:tcBorders>
-            <w:shd w:val="clear" w:color="auto" w:fill="FFFFFF"/>
-            <w:tcMar>
-              <w:top w:w="0" w:type="dxa"/>
-              <w:bottom w:w="0" w:type="dxa"/>
-              <w:left w:w="0" w:type="dxa"/>
-              <w:right w:w="0" w:type="dxa"/>
-            </w:tcMar>
-            <w:vAlign w:val="center"/>
-          </w:tcPr>
-          <w:p>
-            <w:pPr>
-              <w:pStyle w:val="Normal"/>
-              <w:jc w:val="right"/>
-              <w:pBdr>
-                <w:bottom w:val="none" w:sz="0" w:space="0" w:color="000000"/>
-                <w:top w:val="none" w:sz="0" w:space="0" w:color="000000"/>
-                <w:left w:val="none" w:sz="0" w:space="0" w:color="000000"/>
-                <w:right w:val="none" w:sz="0" w:space="0" w:color="000000"/>
-              </w:pBdr>
-              <w:spacing w:after="100" w:before="100" w:line="240"/>
-              <w:ind w:left="100" w:right="100" w:firstLine="0" w:firstLineChars="0"/>
-              <w:rPr>
-                <w:rFonts w:ascii="Arial" w:hAnsi="Arial" w:eastAsia="Arial" w:cs="Arial"/>
-                <w:i w:val="false"/>
-                <w:b w:val="false"/>
-                <w:u w:val="none"/>
-                <w:sz w:val="22"/>
-                <w:szCs w:val="22"/>
-                <w:color w:val="000000"/>
-              </w:rPr>
-            </w:pPr>
-            <w:r>
-              <w:rPr>
-                <w:rFonts w:ascii="Arial" w:hAnsi="Arial" w:eastAsia="Arial" w:cs="Arial"/>
-                <w:i w:val="false"/>
-                <w:b w:val="false"/>
-                <w:u w:val="none"/>
-                <w:sz w:val="22"/>
-                <w:szCs w:val="22"/>
-                <w:color w:val="000000"/>
-              </w:rPr>
-              <w:t xml:space="preserve">0.92</w:t>
+              <w:t xml:space="preserve">0.96</w:t>
+            </w:r>
+          </w:p>
+        </w:tc>
+        <w:tc>
+          <w:tcPr>
+            <w:tcBorders>
+              <w:bottom w:val="none" w:sz="0" w:space="0" w:color="000000"/>
+              <w:top w:val="none" w:sz="0" w:space="0" w:color="000000"/>
+              <w:left w:val="none" w:sz="0" w:space="0" w:color="000000"/>
+              <w:right w:val="none" w:sz="0" w:space="0" w:color="000000"/>
+            </w:tcBorders>
+            <w:shd w:val="clear" w:color="auto" w:fill="FFFFFF"/>
+            <w:tcMar>
+              <w:top w:w="0" w:type="dxa"/>
+              <w:bottom w:w="0" w:type="dxa"/>
+              <w:left w:w="0" w:type="dxa"/>
+              <w:right w:w="0" w:type="dxa"/>
+            </w:tcMar>
+            <w:vAlign w:val="center"/>
+          </w:tcPr>
+          <w:p>
+            <w:pPr>
+              <w:pStyle w:val="Normal"/>
+              <w:jc w:val="right"/>
+              <w:pBdr>
+                <w:bottom w:val="none" w:sz="0" w:space="0" w:color="000000"/>
+                <w:top w:val="none" w:sz="0" w:space="0" w:color="000000"/>
+                <w:left w:val="none" w:sz="0" w:space="0" w:color="000000"/>
+                <w:right w:val="none" w:sz="0" w:space="0" w:color="000000"/>
+              </w:pBdr>
+              <w:spacing w:after="100" w:before="100" w:line="240"/>
+              <w:ind w:left="100" w:right="100" w:firstLine="0" w:firstLineChars="0"/>
+              <w:rPr>
+                <w:rFonts w:ascii="Arial" w:hAnsi="Arial" w:eastAsia="Arial" w:cs="Arial"/>
+                <w:i w:val="false"/>
+                <w:b w:val="false"/>
+                <w:u w:val="none"/>
+                <w:sz w:val="22"/>
+                <w:szCs w:val="22"/>
+                <w:color w:val="000000"/>
+              </w:rPr>
+            </w:pPr>
+            <w:r>
+              <w:rPr>
+                <w:rFonts w:ascii="Arial" w:hAnsi="Arial" w:eastAsia="Arial" w:cs="Arial"/>
+                <w:i w:val="false"/>
+                <w:b w:val="false"/>
+                <w:u w:val="none"/>
+                <w:sz w:val="22"/>
+                <w:szCs w:val="22"/>
+                <w:color w:val="000000"/>
+              </w:rPr>
+              <w:t xml:space="preserve">0.83</w:t>
+            </w:r>
+          </w:p>
+        </w:tc>
+        <w:tc>
+          <w:tcPr>
+            <w:tcBorders>
+              <w:bottom w:val="none" w:sz="0" w:space="0" w:color="000000"/>
+              <w:top w:val="none" w:sz="0" w:space="0" w:color="000000"/>
+              <w:left w:val="none" w:sz="0" w:space="0" w:color="000000"/>
+              <w:right w:val="none" w:sz="0" w:space="0" w:color="000000"/>
+            </w:tcBorders>
+            <w:shd w:val="clear" w:color="auto" w:fill="FFFFFF"/>
+            <w:tcMar>
+              <w:top w:w="0" w:type="dxa"/>
+              <w:bottom w:w="0" w:type="dxa"/>
+              <w:left w:w="0" w:type="dxa"/>
+              <w:right w:w="0" w:type="dxa"/>
+            </w:tcMar>
+            <w:vAlign w:val="center"/>
+          </w:tcPr>
+          <w:p>
+            <w:pPr>
+              <w:pStyle w:val="Normal"/>
+              <w:jc w:val="right"/>
+              <w:pBdr>
+                <w:bottom w:val="none" w:sz="0" w:space="0" w:color="000000"/>
+                <w:top w:val="none" w:sz="0" w:space="0" w:color="000000"/>
+                <w:left w:val="none" w:sz="0" w:space="0" w:color="000000"/>
+                <w:right w:val="none" w:sz="0" w:space="0" w:color="000000"/>
+              </w:pBdr>
+              <w:spacing w:after="100" w:before="100" w:line="240"/>
+              <w:ind w:left="100" w:right="100" w:firstLine="0" w:firstLineChars="0"/>
+              <w:rPr>
+                <w:rFonts w:ascii="Arial" w:hAnsi="Arial" w:eastAsia="Arial" w:cs="Arial"/>
+                <w:i w:val="false"/>
+                <w:b w:val="false"/>
+                <w:u w:val="none"/>
+                <w:sz w:val="22"/>
+                <w:szCs w:val="22"/>
+                <w:color w:val="000000"/>
+              </w:rPr>
+            </w:pPr>
+            <w:r>
+              <w:rPr>
+                <w:rFonts w:ascii="Arial" w:hAnsi="Arial" w:eastAsia="Arial" w:cs="Arial"/>
+                <w:i w:val="false"/>
+                <w:b w:val="false"/>
+                <w:u w:val="none"/>
+                <w:sz w:val="22"/>
+                <w:szCs w:val="22"/>
+                <w:color w:val="000000"/>
+              </w:rPr>
+              <w:t xml:space="preserve">1.11</w:t>
             </w:r>
           </w:p>
         </w:tc>
@@ -3943,7 +4379,7 @@
         <w:trPr>
           <w:trHeight w:val="614" w:hRule="auto"/>
         </w:trPr>
-        body18
+        body20
         <w:tc>
           <w:tcPr>
             <w:tcBorders>
@@ -4046,113 +4482,113 @@
                 <w:szCs w:val="22"/>
                 <w:color w:val="000000"/>
               </w:rPr>
-              <w:t xml:space="preserve">2.33</w:t>
-            </w:r>
-          </w:p>
-        </w:tc>
-        <w:tc>
-          <w:tcPr>
-            <w:tcBorders>
-              <w:bottom w:val="none" w:sz="0" w:space="0" w:color="000000"/>
-              <w:top w:val="none" w:sz="0" w:space="0" w:color="000000"/>
-              <w:left w:val="none" w:sz="0" w:space="0" w:color="000000"/>
-              <w:right w:val="none" w:sz="0" w:space="0" w:color="000000"/>
-            </w:tcBorders>
-            <w:shd w:val="clear" w:color="auto" w:fill="FFFFFF"/>
-            <w:tcMar>
-              <w:top w:w="0" w:type="dxa"/>
-              <w:bottom w:w="0" w:type="dxa"/>
-              <w:left w:w="0" w:type="dxa"/>
-              <w:right w:w="0" w:type="dxa"/>
-            </w:tcMar>
-            <w:vAlign w:val="center"/>
-          </w:tcPr>
-          <w:p>
-            <w:pPr>
-              <w:pStyle w:val="Normal"/>
-              <w:jc w:val="right"/>
-              <w:pBdr>
-                <w:bottom w:val="none" w:sz="0" w:space="0" w:color="000000"/>
-                <w:top w:val="none" w:sz="0" w:space="0" w:color="000000"/>
-                <w:left w:val="none" w:sz="0" w:space="0" w:color="000000"/>
-                <w:right w:val="none" w:sz="0" w:space="0" w:color="000000"/>
-              </w:pBdr>
-              <w:spacing w:after="100" w:before="100" w:line="240"/>
-              <w:ind w:left="100" w:right="100" w:firstLine="0" w:firstLineChars="0"/>
-              <w:rPr>
-                <w:rFonts w:ascii="Arial" w:hAnsi="Arial" w:eastAsia="Arial" w:cs="Arial"/>
-                <w:i w:val="false"/>
-                <w:b w:val="false"/>
-                <w:u w:val="none"/>
-                <w:sz w:val="22"/>
-                <w:szCs w:val="22"/>
-                <w:color w:val="000000"/>
-              </w:rPr>
-            </w:pPr>
-            <w:r>
-              <w:rPr>
-                <w:rFonts w:ascii="Arial" w:hAnsi="Arial" w:eastAsia="Arial" w:cs="Arial"/>
-                <w:i w:val="false"/>
-                <w:b w:val="false"/>
-                <w:u w:val="none"/>
-                <w:sz w:val="22"/>
-                <w:szCs w:val="22"/>
-                <w:color w:val="000000"/>
-              </w:rPr>
-              <w:t xml:space="preserve">1.95</w:t>
-            </w:r>
-          </w:p>
-        </w:tc>
-        <w:tc>
-          <w:tcPr>
-            <w:tcBorders>
-              <w:bottom w:val="none" w:sz="0" w:space="0" w:color="000000"/>
-              <w:top w:val="none" w:sz="0" w:space="0" w:color="000000"/>
-              <w:left w:val="none" w:sz="0" w:space="0" w:color="000000"/>
-              <w:right w:val="none" w:sz="0" w:space="0" w:color="000000"/>
-            </w:tcBorders>
-            <w:shd w:val="clear" w:color="auto" w:fill="FFFFFF"/>
-            <w:tcMar>
-              <w:top w:w="0" w:type="dxa"/>
-              <w:bottom w:w="0" w:type="dxa"/>
-              <w:left w:w="0" w:type="dxa"/>
-              <w:right w:w="0" w:type="dxa"/>
-            </w:tcMar>
-            <w:vAlign w:val="center"/>
-          </w:tcPr>
-          <w:p>
-            <w:pPr>
-              <w:pStyle w:val="Normal"/>
-              <w:jc w:val="right"/>
-              <w:pBdr>
-                <w:bottom w:val="none" w:sz="0" w:space="0" w:color="000000"/>
-                <w:top w:val="none" w:sz="0" w:space="0" w:color="000000"/>
-                <w:left w:val="none" w:sz="0" w:space="0" w:color="000000"/>
-                <w:right w:val="none" w:sz="0" w:space="0" w:color="000000"/>
-              </w:pBdr>
-              <w:spacing w:after="100" w:before="100" w:line="240"/>
-              <w:ind w:left="100" w:right="100" w:firstLine="0" w:firstLineChars="0"/>
-              <w:rPr>
-                <w:rFonts w:ascii="Arial" w:hAnsi="Arial" w:eastAsia="Arial" w:cs="Arial"/>
-                <w:i w:val="false"/>
-                <w:b w:val="false"/>
-                <w:u w:val="none"/>
-                <w:sz w:val="22"/>
-                <w:szCs w:val="22"/>
-                <w:color w:val="000000"/>
-              </w:rPr>
-            </w:pPr>
-            <w:r>
-              <w:rPr>
-                <w:rFonts w:ascii="Arial" w:hAnsi="Arial" w:eastAsia="Arial" w:cs="Arial"/>
-                <w:i w:val="false"/>
-                <w:b w:val="false"/>
-                <w:u w:val="none"/>
-                <w:sz w:val="22"/>
-                <w:szCs w:val="22"/>
-                <w:color w:val="000000"/>
-              </w:rPr>
-              <w:t xml:space="preserve">2.80</w:t>
+              <w:t xml:space="preserve">1.46</w:t>
+            </w:r>
+          </w:p>
+        </w:tc>
+        <w:tc>
+          <w:tcPr>
+            <w:tcBorders>
+              <w:bottom w:val="none" w:sz="0" w:space="0" w:color="000000"/>
+              <w:top w:val="none" w:sz="0" w:space="0" w:color="000000"/>
+              <w:left w:val="none" w:sz="0" w:space="0" w:color="000000"/>
+              <w:right w:val="none" w:sz="0" w:space="0" w:color="000000"/>
+            </w:tcBorders>
+            <w:shd w:val="clear" w:color="auto" w:fill="FFFFFF"/>
+            <w:tcMar>
+              <w:top w:w="0" w:type="dxa"/>
+              <w:bottom w:w="0" w:type="dxa"/>
+              <w:left w:w="0" w:type="dxa"/>
+              <w:right w:w="0" w:type="dxa"/>
+            </w:tcMar>
+            <w:vAlign w:val="center"/>
+          </w:tcPr>
+          <w:p>
+            <w:pPr>
+              <w:pStyle w:val="Normal"/>
+              <w:jc w:val="right"/>
+              <w:pBdr>
+                <w:bottom w:val="none" w:sz="0" w:space="0" w:color="000000"/>
+                <w:top w:val="none" w:sz="0" w:space="0" w:color="000000"/>
+                <w:left w:val="none" w:sz="0" w:space="0" w:color="000000"/>
+                <w:right w:val="none" w:sz="0" w:space="0" w:color="000000"/>
+              </w:pBdr>
+              <w:spacing w:after="100" w:before="100" w:line="240"/>
+              <w:ind w:left="100" w:right="100" w:firstLine="0" w:firstLineChars="0"/>
+              <w:rPr>
+                <w:rFonts w:ascii="Arial" w:hAnsi="Arial" w:eastAsia="Arial" w:cs="Arial"/>
+                <w:i w:val="false"/>
+                <w:b w:val="false"/>
+                <w:u w:val="none"/>
+                <w:sz w:val="22"/>
+                <w:szCs w:val="22"/>
+                <w:color w:val="000000"/>
+              </w:rPr>
+            </w:pPr>
+            <w:r>
+              <w:rPr>
+                <w:rFonts w:ascii="Arial" w:hAnsi="Arial" w:eastAsia="Arial" w:cs="Arial"/>
+                <w:i w:val="false"/>
+                <w:b w:val="false"/>
+                <w:u w:val="none"/>
+                <w:sz w:val="22"/>
+                <w:szCs w:val="22"/>
+                <w:color w:val="000000"/>
+              </w:rPr>
+              <w:t xml:space="preserve">1.26</w:t>
+            </w:r>
+          </w:p>
+        </w:tc>
+        <w:tc>
+          <w:tcPr>
+            <w:tcBorders>
+              <w:bottom w:val="none" w:sz="0" w:space="0" w:color="000000"/>
+              <w:top w:val="none" w:sz="0" w:space="0" w:color="000000"/>
+              <w:left w:val="none" w:sz="0" w:space="0" w:color="000000"/>
+              <w:right w:val="none" w:sz="0" w:space="0" w:color="000000"/>
+            </w:tcBorders>
+            <w:shd w:val="clear" w:color="auto" w:fill="FFFFFF"/>
+            <w:tcMar>
+              <w:top w:w="0" w:type="dxa"/>
+              <w:bottom w:w="0" w:type="dxa"/>
+              <w:left w:w="0" w:type="dxa"/>
+              <w:right w:w="0" w:type="dxa"/>
+            </w:tcMar>
+            <w:vAlign w:val="center"/>
+          </w:tcPr>
+          <w:p>
+            <w:pPr>
+              <w:pStyle w:val="Normal"/>
+              <w:jc w:val="right"/>
+              <w:pBdr>
+                <w:bottom w:val="none" w:sz="0" w:space="0" w:color="000000"/>
+                <w:top w:val="none" w:sz="0" w:space="0" w:color="000000"/>
+                <w:left w:val="none" w:sz="0" w:space="0" w:color="000000"/>
+                <w:right w:val="none" w:sz="0" w:space="0" w:color="000000"/>
+              </w:pBdr>
+              <w:spacing w:after="100" w:before="100" w:line="240"/>
+              <w:ind w:left="100" w:right="100" w:firstLine="0" w:firstLineChars="0"/>
+              <w:rPr>
+                <w:rFonts w:ascii="Arial" w:hAnsi="Arial" w:eastAsia="Arial" w:cs="Arial"/>
+                <w:i w:val="false"/>
+                <w:b w:val="false"/>
+                <w:u w:val="none"/>
+                <w:sz w:val="22"/>
+                <w:szCs w:val="22"/>
+                <w:color w:val="000000"/>
+              </w:rPr>
+            </w:pPr>
+            <w:r>
+              <w:rPr>
+                <w:rFonts w:ascii="Arial" w:hAnsi="Arial" w:eastAsia="Arial" w:cs="Arial"/>
+                <w:i w:val="false"/>
+                <w:b w:val="false"/>
+                <w:u w:val="none"/>
+                <w:sz w:val="22"/>
+                <w:szCs w:val="22"/>
+                <w:color w:val="000000"/>
+              </w:rPr>
+              <w:t xml:space="preserve">1.69</w:t>
             </w:r>
           </w:p>
         </w:tc>
@@ -4161,7 +4597,7 @@
         <w:trPr>
           <w:trHeight w:val="612" w:hRule="auto"/>
         </w:trPr>
-        body19
+        body21
         <w:tc>
           <w:tcPr>
             <w:tcBorders>
@@ -4264,549 +4700,113 @@
                 <w:szCs w:val="22"/>
                 <w:color w:val="000000"/>
               </w:rPr>
-              <w:t xml:space="preserve">4.35</w:t>
-            </w:r>
-          </w:p>
-        </w:tc>
-        <w:tc>
-          <w:tcPr>
-            <w:tcBorders>
-              <w:bottom w:val="none" w:sz="0" w:space="0" w:color="000000"/>
-              <w:top w:val="none" w:sz="0" w:space="0" w:color="000000"/>
-              <w:left w:val="none" w:sz="0" w:space="0" w:color="000000"/>
-              <w:right w:val="none" w:sz="0" w:space="0" w:color="000000"/>
-            </w:tcBorders>
-            <w:shd w:val="clear" w:color="auto" w:fill="FFFFFF"/>
-            <w:tcMar>
-              <w:top w:w="0" w:type="dxa"/>
-              <w:bottom w:w="0" w:type="dxa"/>
-              <w:left w:w="0" w:type="dxa"/>
-              <w:right w:w="0" w:type="dxa"/>
-            </w:tcMar>
-            <w:vAlign w:val="center"/>
-          </w:tcPr>
-          <w:p>
-            <w:pPr>
-              <w:pStyle w:val="Normal"/>
-              <w:jc w:val="right"/>
-              <w:pBdr>
-                <w:bottom w:val="none" w:sz="0" w:space="0" w:color="000000"/>
-                <w:top w:val="none" w:sz="0" w:space="0" w:color="000000"/>
-                <w:left w:val="none" w:sz="0" w:space="0" w:color="000000"/>
-                <w:right w:val="none" w:sz="0" w:space="0" w:color="000000"/>
-              </w:pBdr>
-              <w:spacing w:after="100" w:before="100" w:line="240"/>
-              <w:ind w:left="100" w:right="100" w:firstLine="0" w:firstLineChars="0"/>
-              <w:rPr>
-                <w:rFonts w:ascii="Arial" w:hAnsi="Arial" w:eastAsia="Arial" w:cs="Arial"/>
-                <w:i w:val="false"/>
-                <w:b w:val="false"/>
-                <w:u w:val="none"/>
-                <w:sz w:val="22"/>
-                <w:szCs w:val="22"/>
-                <w:color w:val="000000"/>
-              </w:rPr>
-            </w:pPr>
-            <w:r>
-              <w:rPr>
-                <w:rFonts w:ascii="Arial" w:hAnsi="Arial" w:eastAsia="Arial" w:cs="Arial"/>
-                <w:i w:val="false"/>
-                <w:b w:val="false"/>
-                <w:u w:val="none"/>
-                <w:sz w:val="22"/>
-                <w:szCs w:val="22"/>
-                <w:color w:val="000000"/>
-              </w:rPr>
-              <w:t xml:space="preserve">2.12</w:t>
-            </w:r>
-          </w:p>
-        </w:tc>
-        <w:tc>
-          <w:tcPr>
-            <w:tcBorders>
-              <w:bottom w:val="none" w:sz="0" w:space="0" w:color="000000"/>
-              <w:top w:val="none" w:sz="0" w:space="0" w:color="000000"/>
-              <w:left w:val="none" w:sz="0" w:space="0" w:color="000000"/>
-              <w:right w:val="none" w:sz="0" w:space="0" w:color="000000"/>
-            </w:tcBorders>
-            <w:shd w:val="clear" w:color="auto" w:fill="FFFFFF"/>
-            <w:tcMar>
-              <w:top w:w="0" w:type="dxa"/>
-              <w:bottom w:w="0" w:type="dxa"/>
-              <w:left w:w="0" w:type="dxa"/>
-              <w:right w:w="0" w:type="dxa"/>
-            </w:tcMar>
-            <w:vAlign w:val="center"/>
-          </w:tcPr>
-          <w:p>
-            <w:pPr>
-              <w:pStyle w:val="Normal"/>
-              <w:jc w:val="right"/>
-              <w:pBdr>
-                <w:bottom w:val="none" w:sz="0" w:space="0" w:color="000000"/>
-                <w:top w:val="none" w:sz="0" w:space="0" w:color="000000"/>
-                <w:left w:val="none" w:sz="0" w:space="0" w:color="000000"/>
-                <w:right w:val="none" w:sz="0" w:space="0" w:color="000000"/>
-              </w:pBdr>
-              <w:spacing w:after="100" w:before="100" w:line="240"/>
-              <w:ind w:left="100" w:right="100" w:firstLine="0" w:firstLineChars="0"/>
-              <w:rPr>
-                <w:rFonts w:ascii="Arial" w:hAnsi="Arial" w:eastAsia="Arial" w:cs="Arial"/>
-                <w:i w:val="false"/>
-                <w:b w:val="false"/>
-                <w:u w:val="none"/>
-                <w:sz w:val="22"/>
-                <w:szCs w:val="22"/>
-                <w:color w:val="000000"/>
-              </w:rPr>
-            </w:pPr>
-            <w:r>
-              <w:rPr>
-                <w:rFonts w:ascii="Arial" w:hAnsi="Arial" w:eastAsia="Arial" w:cs="Arial"/>
-                <w:i w:val="false"/>
-                <w:b w:val="false"/>
-                <w:u w:val="none"/>
-                <w:sz w:val="22"/>
-                <w:szCs w:val="22"/>
-                <w:color w:val="000000"/>
-              </w:rPr>
-              <w:t xml:space="preserve">9.04</w:t>
-            </w:r>
-          </w:p>
-        </w:tc>
-      </w:tr>
-      <w:tr>
-        <w:trPr>
-          <w:trHeight w:val="617" w:hRule="auto"/>
-        </w:trPr>
-        body20
-        <w:tc>
-          <w:tcPr>
-            <w:tcBorders>
-              <w:bottom w:val="none" w:sz="0" w:space="0" w:color="000000"/>
-              <w:top w:val="none" w:sz="0" w:space="0" w:color="000000"/>
-              <w:left w:val="none" w:sz="0" w:space="0" w:color="000000"/>
-              <w:right w:val="none" w:sz="0" w:space="0" w:color="000000"/>
-            </w:tcBorders>
-            <w:shd w:val="clear" w:color="auto" w:fill="FFFFFF"/>
-            <w:tcMar>
-              <w:top w:w="0" w:type="dxa"/>
-              <w:bottom w:w="0" w:type="dxa"/>
-              <w:left w:w="0" w:type="dxa"/>
-              <w:right w:w="0" w:type="dxa"/>
-            </w:tcMar>
-            <w:vAlign w:val="center"/>
-          </w:tcPr>
-          <w:p>
-            <w:pPr>
-              <w:pStyle w:val="Normal"/>
-              <w:jc w:val="left"/>
-              <w:pBdr>
-                <w:bottom w:val="none" w:sz="0" w:space="0" w:color="000000"/>
-                <w:top w:val="none" w:sz="0" w:space="0" w:color="000000"/>
-                <w:left w:val="none" w:sz="0" w:space="0" w:color="000000"/>
-                <w:right w:val="none" w:sz="0" w:space="0" w:color="000000"/>
-              </w:pBdr>
-              <w:spacing w:after="100" w:before="100" w:line="240"/>
-              <w:ind w:left="100" w:right="100" w:firstLine="0" w:firstLineChars="0"/>
-              <w:rPr>
-                <w:rFonts w:ascii="Arial" w:hAnsi="Arial" w:eastAsia="Arial" w:cs="Arial"/>
-                <w:i w:val="false"/>
-                <w:b w:val="false"/>
-                <w:u w:val="none"/>
-                <w:sz w:val="22"/>
-                <w:szCs w:val="22"/>
-                <w:color w:val="000000"/>
-              </w:rPr>
-            </w:pPr>
-            <w:r>
-              <w:rPr>
-                <w:rFonts w:ascii="Arial" w:hAnsi="Arial" w:eastAsia="Arial" w:cs="Arial"/>
-                <w:i w:val="false"/>
-                <w:b w:val="false"/>
-                <w:u w:val="none"/>
-                <w:sz w:val="22"/>
-                <w:szCs w:val="22"/>
-                <w:color w:val="000000"/>
-              </w:rPr>
-              <w:t xml:space="preserve">Age (J:A) [solve, consume]</w:t>
-            </w:r>
-          </w:p>
-        </w:tc>
-        <w:tc>
-          <w:tcPr>
-            <w:tcBorders>
-              <w:bottom w:val="none" w:sz="0" w:space="0" w:color="000000"/>
-              <w:top w:val="none" w:sz="0" w:space="0" w:color="000000"/>
-              <w:left w:val="none" w:sz="0" w:space="0" w:color="000000"/>
-              <w:right w:val="none" w:sz="0" w:space="0" w:color="000000"/>
-            </w:tcBorders>
-            <w:shd w:val="clear" w:color="auto" w:fill="FFFFFF"/>
-            <w:tcMar>
-              <w:top w:w="0" w:type="dxa"/>
-              <w:bottom w:w="0" w:type="dxa"/>
-              <w:left w:w="0" w:type="dxa"/>
-              <w:right w:w="0" w:type="dxa"/>
-            </w:tcMar>
-            <w:vAlign w:val="center"/>
-          </w:tcPr>
-          <w:p>
-            <w:pPr>
-              <w:pStyle w:val="Normal"/>
-              <w:jc w:val="right"/>
-              <w:pBdr>
-                <w:bottom w:val="none" w:sz="0" w:space="0" w:color="000000"/>
-                <w:top w:val="none" w:sz="0" w:space="0" w:color="000000"/>
-                <w:left w:val="none" w:sz="0" w:space="0" w:color="000000"/>
-                <w:right w:val="none" w:sz="0" w:space="0" w:color="000000"/>
-              </w:pBdr>
-              <w:spacing w:after="100" w:before="100" w:line="240"/>
-              <w:ind w:left="100" w:right="100" w:firstLine="0" w:firstLineChars="0"/>
-              <w:rPr>
-                <w:rFonts w:ascii="Arial" w:hAnsi="Arial" w:eastAsia="Arial" w:cs="Arial"/>
-                <w:i w:val="false"/>
-                <w:b w:val="false"/>
-                <w:u w:val="none"/>
-                <w:sz w:val="22"/>
-                <w:szCs w:val="22"/>
-                <w:color w:val="000000"/>
-              </w:rPr>
-            </w:pPr>
-            <w:r>
-              <w:rPr>
-                <w:rFonts w:ascii="Arial" w:hAnsi="Arial" w:eastAsia="Arial" w:cs="Arial"/>
-                <w:i w:val="false"/>
-                <w:b w:val="false"/>
-                <w:u w:val="none"/>
-                <w:sz w:val="22"/>
-                <w:szCs w:val="22"/>
-                <w:color w:val="000000"/>
-              </w:rPr>
-              <w:t xml:space="preserve">0.54</w:t>
-            </w:r>
-          </w:p>
-        </w:tc>
-        <w:tc>
-          <w:tcPr>
-            <w:tcBorders>
-              <w:bottom w:val="none" w:sz="0" w:space="0" w:color="000000"/>
-              <w:top w:val="none" w:sz="0" w:space="0" w:color="000000"/>
-              <w:left w:val="none" w:sz="0" w:space="0" w:color="000000"/>
-              <w:right w:val="none" w:sz="0" w:space="0" w:color="000000"/>
-            </w:tcBorders>
-            <w:shd w:val="clear" w:color="auto" w:fill="FFFFFF"/>
-            <w:tcMar>
-              <w:top w:w="0" w:type="dxa"/>
-              <w:bottom w:w="0" w:type="dxa"/>
-              <w:left w:w="0" w:type="dxa"/>
-              <w:right w:w="0" w:type="dxa"/>
-            </w:tcMar>
-            <w:vAlign w:val="center"/>
-          </w:tcPr>
-          <w:p>
-            <w:pPr>
-              <w:pStyle w:val="Normal"/>
-              <w:jc w:val="right"/>
-              <w:pBdr>
-                <w:bottom w:val="none" w:sz="0" w:space="0" w:color="000000"/>
-                <w:top w:val="none" w:sz="0" w:space="0" w:color="000000"/>
-                <w:left w:val="none" w:sz="0" w:space="0" w:color="000000"/>
-                <w:right w:val="none" w:sz="0" w:space="0" w:color="000000"/>
-              </w:pBdr>
-              <w:spacing w:after="100" w:before="100" w:line="240"/>
-              <w:ind w:left="100" w:right="100" w:firstLine="0" w:firstLineChars="0"/>
-              <w:rPr>
-                <w:rFonts w:ascii="Arial" w:hAnsi="Arial" w:eastAsia="Arial" w:cs="Arial"/>
-                <w:i w:val="false"/>
-                <w:b w:val="false"/>
-                <w:u w:val="none"/>
-                <w:sz w:val="22"/>
-                <w:szCs w:val="22"/>
-                <w:color w:val="000000"/>
-              </w:rPr>
-            </w:pPr>
-            <w:r>
-              <w:rPr>
-                <w:rFonts w:ascii="Arial" w:hAnsi="Arial" w:eastAsia="Arial" w:cs="Arial"/>
-                <w:i w:val="false"/>
-                <w:b w:val="false"/>
-                <w:u w:val="none"/>
-                <w:sz w:val="22"/>
-                <w:szCs w:val="22"/>
-                <w:color w:val="000000"/>
-              </w:rPr>
-              <w:t xml:space="preserve">0.08</w:t>
-            </w:r>
-          </w:p>
-        </w:tc>
-        <w:tc>
-          <w:tcPr>
-            <w:tcBorders>
-              <w:bottom w:val="none" w:sz="0" w:space="0" w:color="000000"/>
-              <w:top w:val="none" w:sz="0" w:space="0" w:color="000000"/>
-              <w:left w:val="none" w:sz="0" w:space="0" w:color="000000"/>
-              <w:right w:val="none" w:sz="0" w:space="0" w:color="000000"/>
-            </w:tcBorders>
-            <w:shd w:val="clear" w:color="auto" w:fill="FFFFFF"/>
-            <w:tcMar>
-              <w:top w:w="0" w:type="dxa"/>
-              <w:bottom w:w="0" w:type="dxa"/>
-              <w:left w:w="0" w:type="dxa"/>
-              <w:right w:w="0" w:type="dxa"/>
-            </w:tcMar>
-            <w:vAlign w:val="center"/>
-          </w:tcPr>
-          <w:p>
-            <w:pPr>
-              <w:pStyle w:val="Normal"/>
-              <w:jc w:val="right"/>
-              <w:pBdr>
-                <w:bottom w:val="none" w:sz="0" w:space="0" w:color="000000"/>
-                <w:top w:val="none" w:sz="0" w:space="0" w:color="000000"/>
-                <w:left w:val="none" w:sz="0" w:space="0" w:color="000000"/>
-                <w:right w:val="none" w:sz="0" w:space="0" w:color="000000"/>
-              </w:pBdr>
-              <w:spacing w:after="100" w:before="100" w:line="240"/>
-              <w:ind w:left="100" w:right="100" w:firstLine="0" w:firstLineChars="0"/>
-              <w:rPr>
-                <w:rFonts w:ascii="Arial" w:hAnsi="Arial" w:eastAsia="Arial" w:cs="Arial"/>
-                <w:i w:val="false"/>
-                <w:b w:val="false"/>
-                <w:u w:val="none"/>
-                <w:sz w:val="22"/>
-                <w:szCs w:val="22"/>
-                <w:color w:val="000000"/>
-              </w:rPr>
-            </w:pPr>
-            <w:r>
-              <w:rPr>
-                <w:rFonts w:ascii="Arial" w:hAnsi="Arial" w:eastAsia="Arial" w:cs="Arial"/>
-                <w:i w:val="false"/>
-                <w:b w:val="false"/>
-                <w:u w:val="none"/>
-                <w:sz w:val="22"/>
-                <w:szCs w:val="22"/>
-                <w:color w:val="000000"/>
-              </w:rPr>
-              <w:t xml:space="preserve">3.64</w:t>
-            </w:r>
-          </w:p>
-        </w:tc>
-      </w:tr>
-      <w:tr>
-        <w:trPr>
-          <w:trHeight w:val="617" w:hRule="auto"/>
-        </w:trPr>
-        body21
-        <w:tc>
-          <w:tcPr>
-            <w:tcBorders>
-              <w:bottom w:val="none" w:sz="0" w:space="0" w:color="000000"/>
-              <w:top w:val="none" w:sz="0" w:space="0" w:color="000000"/>
-              <w:left w:val="none" w:sz="0" w:space="0" w:color="000000"/>
-              <w:right w:val="none" w:sz="0" w:space="0" w:color="000000"/>
-            </w:tcBorders>
-            <w:shd w:val="clear" w:color="auto" w:fill="FFFFFF"/>
-            <w:tcMar>
-              <w:top w:w="0" w:type="dxa"/>
-              <w:bottom w:w="0" w:type="dxa"/>
-              <w:left w:w="0" w:type="dxa"/>
-              <w:right w:w="0" w:type="dxa"/>
-            </w:tcMar>
-            <w:vAlign w:val="center"/>
-          </w:tcPr>
-          <w:p>
-            <w:pPr>
-              <w:pStyle w:val="Normal"/>
-              <w:jc w:val="left"/>
-              <w:pBdr>
-                <w:bottom w:val="none" w:sz="0" w:space="0" w:color="000000"/>
-                <w:top w:val="none" w:sz="0" w:space="0" w:color="000000"/>
-                <w:left w:val="none" w:sz="0" w:space="0" w:color="000000"/>
-                <w:right w:val="none" w:sz="0" w:space="0" w:color="000000"/>
-              </w:pBdr>
-              <w:spacing w:after="100" w:before="100" w:line="240"/>
-              <w:ind w:left="100" w:right="100" w:firstLine="0" w:firstLineChars="0"/>
-              <w:rPr>
-                <w:rFonts w:ascii="Arial" w:hAnsi="Arial" w:eastAsia="Arial" w:cs="Arial"/>
-                <w:i w:val="false"/>
-                <w:b w:val="false"/>
-                <w:u w:val="none"/>
-                <w:sz w:val="22"/>
-                <w:szCs w:val="22"/>
-                <w:color w:val="000000"/>
-              </w:rPr>
-            </w:pPr>
-            <w:r>
-              <w:rPr>
-                <w:rFonts w:ascii="Arial" w:hAnsi="Arial" w:eastAsia="Arial" w:cs="Arial"/>
-                <w:i w:val="false"/>
-                <w:b w:val="false"/>
-                <w:u w:val="none"/>
-                <w:sz w:val="22"/>
-                <w:szCs w:val="22"/>
-                <w:color w:val="000000"/>
-              </w:rPr>
-              <w:t xml:space="preserve">Sex (M:F) [solve, consume]</w:t>
-            </w:r>
-          </w:p>
-        </w:tc>
-        <w:tc>
-          <w:tcPr>
-            <w:tcBorders>
-              <w:bottom w:val="none" w:sz="0" w:space="0" w:color="000000"/>
-              <w:top w:val="none" w:sz="0" w:space="0" w:color="000000"/>
-              <w:left w:val="none" w:sz="0" w:space="0" w:color="000000"/>
-              <w:right w:val="none" w:sz="0" w:space="0" w:color="000000"/>
-            </w:tcBorders>
-            <w:shd w:val="clear" w:color="auto" w:fill="FFFFFF"/>
-            <w:tcMar>
-              <w:top w:w="0" w:type="dxa"/>
-              <w:bottom w:w="0" w:type="dxa"/>
-              <w:left w:w="0" w:type="dxa"/>
-              <w:right w:w="0" w:type="dxa"/>
-            </w:tcMar>
-            <w:vAlign w:val="center"/>
-          </w:tcPr>
-          <w:p>
-            <w:pPr>
-              <w:pStyle w:val="Normal"/>
-              <w:jc w:val="right"/>
-              <w:pBdr>
-                <w:bottom w:val="none" w:sz="0" w:space="0" w:color="000000"/>
-                <w:top w:val="none" w:sz="0" w:space="0" w:color="000000"/>
-                <w:left w:val="none" w:sz="0" w:space="0" w:color="000000"/>
-                <w:right w:val="none" w:sz="0" w:space="0" w:color="000000"/>
-              </w:pBdr>
-              <w:spacing w:after="100" w:before="100" w:line="240"/>
-              <w:ind w:left="100" w:right="100" w:firstLine="0" w:firstLineChars="0"/>
-              <w:rPr>
-                <w:rFonts w:ascii="Arial" w:hAnsi="Arial" w:eastAsia="Arial" w:cs="Arial"/>
-                <w:i w:val="false"/>
-                <w:b w:val="false"/>
-                <w:u w:val="none"/>
-                <w:sz w:val="22"/>
-                <w:szCs w:val="22"/>
-                <w:color w:val="000000"/>
-              </w:rPr>
-            </w:pPr>
-            <w:r>
-              <w:rPr>
-                <w:rFonts w:ascii="Arial" w:hAnsi="Arial" w:eastAsia="Arial" w:cs="Arial"/>
-                <w:i w:val="false"/>
-                <w:b w:val="false"/>
-                <w:u w:val="none"/>
-                <w:sz w:val="22"/>
-                <w:szCs w:val="22"/>
-                <w:color w:val="000000"/>
-              </w:rPr>
-              <w:t xml:space="preserve">1.24</w:t>
-            </w:r>
-          </w:p>
-        </w:tc>
-        <w:tc>
-          <w:tcPr>
-            <w:tcBorders>
-              <w:bottom w:val="none" w:sz="0" w:space="0" w:color="000000"/>
-              <w:top w:val="none" w:sz="0" w:space="0" w:color="000000"/>
-              <w:left w:val="none" w:sz="0" w:space="0" w:color="000000"/>
-              <w:right w:val="none" w:sz="0" w:space="0" w:color="000000"/>
-            </w:tcBorders>
-            <w:shd w:val="clear" w:color="auto" w:fill="FFFFFF"/>
-            <w:tcMar>
-              <w:top w:w="0" w:type="dxa"/>
-              <w:bottom w:w="0" w:type="dxa"/>
-              <w:left w:w="0" w:type="dxa"/>
-              <w:right w:w="0" w:type="dxa"/>
-            </w:tcMar>
-            <w:vAlign w:val="center"/>
-          </w:tcPr>
-          <w:p>
-            <w:pPr>
-              <w:pStyle w:val="Normal"/>
-              <w:jc w:val="right"/>
-              <w:pBdr>
-                <w:bottom w:val="none" w:sz="0" w:space="0" w:color="000000"/>
-                <w:top w:val="none" w:sz="0" w:space="0" w:color="000000"/>
-                <w:left w:val="none" w:sz="0" w:space="0" w:color="000000"/>
-                <w:right w:val="none" w:sz="0" w:space="0" w:color="000000"/>
-              </w:pBdr>
-              <w:spacing w:after="100" w:before="100" w:line="240"/>
-              <w:ind w:left="100" w:right="100" w:firstLine="0" w:firstLineChars="0"/>
-              <w:rPr>
-                <w:rFonts w:ascii="Arial" w:hAnsi="Arial" w:eastAsia="Arial" w:cs="Arial"/>
-                <w:i w:val="false"/>
-                <w:b w:val="false"/>
-                <w:u w:val="none"/>
-                <w:sz w:val="22"/>
-                <w:szCs w:val="22"/>
-                <w:color w:val="000000"/>
-              </w:rPr>
-            </w:pPr>
-            <w:r>
-              <w:rPr>
-                <w:rFonts w:ascii="Arial" w:hAnsi="Arial" w:eastAsia="Arial" w:cs="Arial"/>
-                <w:i w:val="false"/>
-                <w:b w:val="false"/>
-                <w:u w:val="none"/>
-                <w:sz w:val="22"/>
-                <w:szCs w:val="22"/>
-                <w:color w:val="000000"/>
-              </w:rPr>
-              <w:t xml:space="preserve">0.29</w:t>
-            </w:r>
-          </w:p>
-        </w:tc>
-        <w:tc>
-          <w:tcPr>
-            <w:tcBorders>
-              <w:bottom w:val="none" w:sz="0" w:space="0" w:color="000000"/>
-              <w:top w:val="none" w:sz="0" w:space="0" w:color="000000"/>
-              <w:left w:val="none" w:sz="0" w:space="0" w:color="000000"/>
-              <w:right w:val="none" w:sz="0" w:space="0" w:color="000000"/>
-            </w:tcBorders>
-            <w:shd w:val="clear" w:color="auto" w:fill="FFFFFF"/>
-            <w:tcMar>
-              <w:top w:w="0" w:type="dxa"/>
-              <w:bottom w:w="0" w:type="dxa"/>
-              <w:left w:w="0" w:type="dxa"/>
-              <w:right w:w="0" w:type="dxa"/>
-            </w:tcMar>
-            <w:vAlign w:val="center"/>
-          </w:tcPr>
-          <w:p>
-            <w:pPr>
-              <w:pStyle w:val="Normal"/>
-              <w:jc w:val="right"/>
-              <w:pBdr>
-                <w:bottom w:val="none" w:sz="0" w:space="0" w:color="000000"/>
-                <w:top w:val="none" w:sz="0" w:space="0" w:color="000000"/>
-                <w:left w:val="none" w:sz="0" w:space="0" w:color="000000"/>
-                <w:right w:val="none" w:sz="0" w:space="0" w:color="000000"/>
-              </w:pBdr>
-              <w:spacing w:after="100" w:before="100" w:line="240"/>
-              <w:ind w:left="100" w:right="100" w:firstLine="0" w:firstLineChars="0"/>
-              <w:rPr>
-                <w:rFonts w:ascii="Arial" w:hAnsi="Arial" w:eastAsia="Arial" w:cs="Arial"/>
-                <w:i w:val="false"/>
-                <w:b w:val="false"/>
-                <w:u w:val="none"/>
-                <w:sz w:val="22"/>
-                <w:szCs w:val="22"/>
-                <w:color w:val="000000"/>
-              </w:rPr>
-            </w:pPr>
-            <w:r>
-              <w:rPr>
-                <w:rFonts w:ascii="Arial" w:hAnsi="Arial" w:eastAsia="Arial" w:cs="Arial"/>
-                <w:i w:val="false"/>
-                <w:b w:val="false"/>
-                <w:u w:val="none"/>
-                <w:sz w:val="22"/>
-                <w:szCs w:val="22"/>
-                <w:color w:val="000000"/>
-              </w:rPr>
-              <w:t xml:space="preserve">5.37</w:t>
+              <w:t xml:space="preserve">1.94</w:t>
+            </w:r>
+          </w:p>
+        </w:tc>
+        <w:tc>
+          <w:tcPr>
+            <w:tcBorders>
+              <w:bottom w:val="none" w:sz="0" w:space="0" w:color="000000"/>
+              <w:top w:val="none" w:sz="0" w:space="0" w:color="000000"/>
+              <w:left w:val="none" w:sz="0" w:space="0" w:color="000000"/>
+              <w:right w:val="none" w:sz="0" w:space="0" w:color="000000"/>
+            </w:tcBorders>
+            <w:shd w:val="clear" w:color="auto" w:fill="FFFFFF"/>
+            <w:tcMar>
+              <w:top w:w="0" w:type="dxa"/>
+              <w:bottom w:w="0" w:type="dxa"/>
+              <w:left w:w="0" w:type="dxa"/>
+              <w:right w:w="0" w:type="dxa"/>
+            </w:tcMar>
+            <w:vAlign w:val="center"/>
+          </w:tcPr>
+          <w:p>
+            <w:pPr>
+              <w:pStyle w:val="Normal"/>
+              <w:jc w:val="right"/>
+              <w:pBdr>
+                <w:bottom w:val="none" w:sz="0" w:space="0" w:color="000000"/>
+                <w:top w:val="none" w:sz="0" w:space="0" w:color="000000"/>
+                <w:left w:val="none" w:sz="0" w:space="0" w:color="000000"/>
+                <w:right w:val="none" w:sz="0" w:space="0" w:color="000000"/>
+              </w:pBdr>
+              <w:spacing w:after="100" w:before="100" w:line="240"/>
+              <w:ind w:left="100" w:right="100" w:firstLine="0" w:firstLineChars="0"/>
+              <w:rPr>
+                <w:rFonts w:ascii="Arial" w:hAnsi="Arial" w:eastAsia="Arial" w:cs="Arial"/>
+                <w:i w:val="false"/>
+                <w:b w:val="false"/>
+                <w:u w:val="none"/>
+                <w:sz w:val="22"/>
+                <w:szCs w:val="22"/>
+                <w:color w:val="000000"/>
+              </w:rPr>
+            </w:pPr>
+            <w:r>
+              <w:rPr>
+                <w:rFonts w:ascii="Arial" w:hAnsi="Arial" w:eastAsia="Arial" w:cs="Arial"/>
+                <w:i w:val="false"/>
+                <w:b w:val="false"/>
+                <w:u w:val="none"/>
+                <w:sz w:val="22"/>
+                <w:szCs w:val="22"/>
+                <w:color w:val="000000"/>
+              </w:rPr>
+              <w:t xml:space="preserve">1.16</w:t>
+            </w:r>
+          </w:p>
+        </w:tc>
+        <w:tc>
+          <w:tcPr>
+            <w:tcBorders>
+              <w:bottom w:val="none" w:sz="0" w:space="0" w:color="000000"/>
+              <w:top w:val="none" w:sz="0" w:space="0" w:color="000000"/>
+              <w:left w:val="none" w:sz="0" w:space="0" w:color="000000"/>
+              <w:right w:val="none" w:sz="0" w:space="0" w:color="000000"/>
+            </w:tcBorders>
+            <w:shd w:val="clear" w:color="auto" w:fill="FFFFFF"/>
+            <w:tcMar>
+              <w:top w:w="0" w:type="dxa"/>
+              <w:bottom w:w="0" w:type="dxa"/>
+              <w:left w:w="0" w:type="dxa"/>
+              <w:right w:w="0" w:type="dxa"/>
+            </w:tcMar>
+            <w:vAlign w:val="center"/>
+          </w:tcPr>
+          <w:p>
+            <w:pPr>
+              <w:pStyle w:val="Normal"/>
+              <w:jc w:val="right"/>
+              <w:pBdr>
+                <w:bottom w:val="none" w:sz="0" w:space="0" w:color="000000"/>
+                <w:top w:val="none" w:sz="0" w:space="0" w:color="000000"/>
+                <w:left w:val="none" w:sz="0" w:space="0" w:color="000000"/>
+                <w:right w:val="none" w:sz="0" w:space="0" w:color="000000"/>
+              </w:pBdr>
+              <w:spacing w:after="100" w:before="100" w:line="240"/>
+              <w:ind w:left="100" w:right="100" w:firstLine="0" w:firstLineChars="0"/>
+              <w:rPr>
+                <w:rFonts w:ascii="Arial" w:hAnsi="Arial" w:eastAsia="Arial" w:cs="Arial"/>
+                <w:i w:val="false"/>
+                <w:b w:val="false"/>
+                <w:u w:val="none"/>
+                <w:sz w:val="22"/>
+                <w:szCs w:val="22"/>
+                <w:color w:val="000000"/>
+              </w:rPr>
+            </w:pPr>
+            <w:r>
+              <w:rPr>
+                <w:rFonts w:ascii="Arial" w:hAnsi="Arial" w:eastAsia="Arial" w:cs="Arial"/>
+                <w:i w:val="false"/>
+                <w:b w:val="false"/>
+                <w:u w:val="none"/>
+                <w:sz w:val="22"/>
+                <w:szCs w:val="22"/>
+                <w:color w:val="000000"/>
+              </w:rPr>
+              <w:t xml:space="preserve">3.18</w:t>
             </w:r>
           </w:p>
         </w:tc>
@@ -4865,173 +4865,173 @@
                 <w:szCs w:val="22"/>
                 <w:color w:val="000000"/>
               </w:rPr>
-              <w:t xml:space="preserve">Log # of training solve, consume [solve, consume]</w:t>
-            </w:r>
-          </w:p>
-        </w:tc>
-        <w:tc>
-          <w:tcPr>
-            <w:tcBorders>
-              <w:bottom w:val="none" w:sz="0" w:space="0" w:color="000000"/>
-              <w:top w:val="none" w:sz="0" w:space="0" w:color="000000"/>
-              <w:left w:val="none" w:sz="0" w:space="0" w:color="000000"/>
-              <w:right w:val="none" w:sz="0" w:space="0" w:color="000000"/>
-            </w:tcBorders>
-            <w:shd w:val="clear" w:color="auto" w:fill="FFFFFF"/>
-            <w:tcMar>
-              <w:top w:w="0" w:type="dxa"/>
-              <w:bottom w:w="0" w:type="dxa"/>
-              <w:left w:w="0" w:type="dxa"/>
-              <w:right w:w="0" w:type="dxa"/>
-            </w:tcMar>
-            <w:vAlign w:val="center"/>
-          </w:tcPr>
-          <w:p>
-            <w:pPr>
-              <w:pStyle w:val="Normal"/>
-              <w:jc w:val="right"/>
-              <w:pBdr>
-                <w:bottom w:val="none" w:sz="0" w:space="0" w:color="000000"/>
-                <w:top w:val="none" w:sz="0" w:space="0" w:color="000000"/>
-                <w:left w:val="none" w:sz="0" w:space="0" w:color="000000"/>
-                <w:right w:val="none" w:sz="0" w:space="0" w:color="000000"/>
-              </w:pBdr>
-              <w:spacing w:after="100" w:before="100" w:line="240"/>
-              <w:ind w:left="100" w:right="100" w:firstLine="0" w:firstLineChars="0"/>
-              <w:rPr>
-                <w:rFonts w:ascii="Arial" w:hAnsi="Arial" w:eastAsia="Arial" w:cs="Arial"/>
-                <w:i w:val="false"/>
-                <w:b w:val="false"/>
-                <w:u w:val="none"/>
-                <w:sz w:val="22"/>
-                <w:szCs w:val="22"/>
-                <w:color w:val="000000"/>
-              </w:rPr>
-            </w:pPr>
-            <w:r>
-              <w:rPr>
-                <w:rFonts w:ascii="Arial" w:hAnsi="Arial" w:eastAsia="Arial" w:cs="Arial"/>
-                <w:i w:val="false"/>
-                <w:b w:val="false"/>
-                <w:u w:val="none"/>
-                <w:sz w:val="22"/>
-                <w:szCs w:val="22"/>
-                <w:color w:val="000000"/>
-              </w:rPr>
-              <w:t xml:space="preserve">0.97</w:t>
-            </w:r>
-          </w:p>
-        </w:tc>
-        <w:tc>
-          <w:tcPr>
-            <w:tcBorders>
-              <w:bottom w:val="none" w:sz="0" w:space="0" w:color="000000"/>
-              <w:top w:val="none" w:sz="0" w:space="0" w:color="000000"/>
-              <w:left w:val="none" w:sz="0" w:space="0" w:color="000000"/>
-              <w:right w:val="none" w:sz="0" w:space="0" w:color="000000"/>
-            </w:tcBorders>
-            <w:shd w:val="clear" w:color="auto" w:fill="FFFFFF"/>
-            <w:tcMar>
-              <w:top w:w="0" w:type="dxa"/>
-              <w:bottom w:w="0" w:type="dxa"/>
-              <w:left w:w="0" w:type="dxa"/>
-              <w:right w:w="0" w:type="dxa"/>
-            </w:tcMar>
-            <w:vAlign w:val="center"/>
-          </w:tcPr>
-          <w:p>
-            <w:pPr>
-              <w:pStyle w:val="Normal"/>
-              <w:jc w:val="right"/>
-              <w:pBdr>
-                <w:bottom w:val="none" w:sz="0" w:space="0" w:color="000000"/>
-                <w:top w:val="none" w:sz="0" w:space="0" w:color="000000"/>
-                <w:left w:val="none" w:sz="0" w:space="0" w:color="000000"/>
-                <w:right w:val="none" w:sz="0" w:space="0" w:color="000000"/>
-              </w:pBdr>
-              <w:spacing w:after="100" w:before="100" w:line="240"/>
-              <w:ind w:left="100" w:right="100" w:firstLine="0" w:firstLineChars="0"/>
-              <w:rPr>
-                <w:rFonts w:ascii="Arial" w:hAnsi="Arial" w:eastAsia="Arial" w:cs="Arial"/>
-                <w:i w:val="false"/>
-                <w:b w:val="false"/>
-                <w:u w:val="none"/>
-                <w:sz w:val="22"/>
-                <w:szCs w:val="22"/>
-                <w:color w:val="000000"/>
-              </w:rPr>
-            </w:pPr>
-            <w:r>
-              <w:rPr>
-                <w:rFonts w:ascii="Arial" w:hAnsi="Arial" w:eastAsia="Arial" w:cs="Arial"/>
-                <w:i w:val="false"/>
-                <w:b w:val="false"/>
-                <w:u w:val="none"/>
-                <w:sz w:val="22"/>
-                <w:szCs w:val="22"/>
-                <w:color w:val="000000"/>
-              </w:rPr>
-              <w:t xml:space="preserve">0.68</w:t>
-            </w:r>
-          </w:p>
-        </w:tc>
-        <w:tc>
-          <w:tcPr>
-            <w:tcBorders>
-              <w:bottom w:val="none" w:sz="0" w:space="0" w:color="000000"/>
-              <w:top w:val="none" w:sz="0" w:space="0" w:color="000000"/>
-              <w:left w:val="none" w:sz="0" w:space="0" w:color="000000"/>
-              <w:right w:val="none" w:sz="0" w:space="0" w:color="000000"/>
-            </w:tcBorders>
-            <w:shd w:val="clear" w:color="auto" w:fill="FFFFFF"/>
-            <w:tcMar>
-              <w:top w:w="0" w:type="dxa"/>
-              <w:bottom w:w="0" w:type="dxa"/>
-              <w:left w:w="0" w:type="dxa"/>
-              <w:right w:w="0" w:type="dxa"/>
-            </w:tcMar>
-            <w:vAlign w:val="center"/>
-          </w:tcPr>
-          <w:p>
-            <w:pPr>
-              <w:pStyle w:val="Normal"/>
-              <w:jc w:val="right"/>
-              <w:pBdr>
-                <w:bottom w:val="none" w:sz="0" w:space="0" w:color="000000"/>
-                <w:top w:val="none" w:sz="0" w:space="0" w:color="000000"/>
-                <w:left w:val="none" w:sz="0" w:space="0" w:color="000000"/>
-                <w:right w:val="none" w:sz="0" w:space="0" w:color="000000"/>
-              </w:pBdr>
-              <w:spacing w:after="100" w:before="100" w:line="240"/>
-              <w:ind w:left="100" w:right="100" w:firstLine="0" w:firstLineChars="0"/>
-              <w:rPr>
-                <w:rFonts w:ascii="Arial" w:hAnsi="Arial" w:eastAsia="Arial" w:cs="Arial"/>
-                <w:i w:val="false"/>
-                <w:b w:val="false"/>
-                <w:u w:val="none"/>
-                <w:sz w:val="22"/>
-                <w:szCs w:val="22"/>
-                <w:color w:val="000000"/>
-              </w:rPr>
-            </w:pPr>
-            <w:r>
-              <w:rPr>
-                <w:rFonts w:ascii="Arial" w:hAnsi="Arial" w:eastAsia="Arial" w:cs="Arial"/>
-                <w:i w:val="false"/>
-                <w:b w:val="false"/>
-                <w:u w:val="none"/>
-                <w:sz w:val="22"/>
-                <w:szCs w:val="22"/>
-                <w:color w:val="000000"/>
-              </w:rPr>
-              <w:t xml:space="preserve">1.37</w:t>
+              <w:t xml:space="preserve">Age (J:A) [solve, consume]</w:t>
+            </w:r>
+          </w:p>
+        </w:tc>
+        <w:tc>
+          <w:tcPr>
+            <w:tcBorders>
+              <w:bottom w:val="none" w:sz="0" w:space="0" w:color="000000"/>
+              <w:top w:val="none" w:sz="0" w:space="0" w:color="000000"/>
+              <w:left w:val="none" w:sz="0" w:space="0" w:color="000000"/>
+              <w:right w:val="none" w:sz="0" w:space="0" w:color="000000"/>
+            </w:tcBorders>
+            <w:shd w:val="clear" w:color="auto" w:fill="FFFFFF"/>
+            <w:tcMar>
+              <w:top w:w="0" w:type="dxa"/>
+              <w:bottom w:w="0" w:type="dxa"/>
+              <w:left w:w="0" w:type="dxa"/>
+              <w:right w:w="0" w:type="dxa"/>
+            </w:tcMar>
+            <w:vAlign w:val="center"/>
+          </w:tcPr>
+          <w:p>
+            <w:pPr>
+              <w:pStyle w:val="Normal"/>
+              <w:jc w:val="right"/>
+              <w:pBdr>
+                <w:bottom w:val="none" w:sz="0" w:space="0" w:color="000000"/>
+                <w:top w:val="none" w:sz="0" w:space="0" w:color="000000"/>
+                <w:left w:val="none" w:sz="0" w:space="0" w:color="000000"/>
+                <w:right w:val="none" w:sz="0" w:space="0" w:color="000000"/>
+              </w:pBdr>
+              <w:spacing w:after="100" w:before="100" w:line="240"/>
+              <w:ind w:left="100" w:right="100" w:firstLine="0" w:firstLineChars="0"/>
+              <w:rPr>
+                <w:rFonts w:ascii="Arial" w:hAnsi="Arial" w:eastAsia="Arial" w:cs="Arial"/>
+                <w:i w:val="false"/>
+                <w:b w:val="false"/>
+                <w:u w:val="none"/>
+                <w:sz w:val="22"/>
+                <w:szCs w:val="22"/>
+                <w:color w:val="000000"/>
+              </w:rPr>
+            </w:pPr>
+            <w:r>
+              <w:rPr>
+                <w:rFonts w:ascii="Arial" w:hAnsi="Arial" w:eastAsia="Arial" w:cs="Arial"/>
+                <w:i w:val="false"/>
+                <w:b w:val="false"/>
+                <w:u w:val="none"/>
+                <w:sz w:val="22"/>
+                <w:szCs w:val="22"/>
+                <w:color w:val="000000"/>
+              </w:rPr>
+              <w:t xml:space="preserve">0.99</w:t>
+            </w:r>
+          </w:p>
+        </w:tc>
+        <w:tc>
+          <w:tcPr>
+            <w:tcBorders>
+              <w:bottom w:val="none" w:sz="0" w:space="0" w:color="000000"/>
+              <w:top w:val="none" w:sz="0" w:space="0" w:color="000000"/>
+              <w:left w:val="none" w:sz="0" w:space="0" w:color="000000"/>
+              <w:right w:val="none" w:sz="0" w:space="0" w:color="000000"/>
+            </w:tcBorders>
+            <w:shd w:val="clear" w:color="auto" w:fill="FFFFFF"/>
+            <w:tcMar>
+              <w:top w:w="0" w:type="dxa"/>
+              <w:bottom w:w="0" w:type="dxa"/>
+              <w:left w:w="0" w:type="dxa"/>
+              <w:right w:w="0" w:type="dxa"/>
+            </w:tcMar>
+            <w:vAlign w:val="center"/>
+          </w:tcPr>
+          <w:p>
+            <w:pPr>
+              <w:pStyle w:val="Normal"/>
+              <w:jc w:val="right"/>
+              <w:pBdr>
+                <w:bottom w:val="none" w:sz="0" w:space="0" w:color="000000"/>
+                <w:top w:val="none" w:sz="0" w:space="0" w:color="000000"/>
+                <w:left w:val="none" w:sz="0" w:space="0" w:color="000000"/>
+                <w:right w:val="none" w:sz="0" w:space="0" w:color="000000"/>
+              </w:pBdr>
+              <w:spacing w:after="100" w:before="100" w:line="240"/>
+              <w:ind w:left="100" w:right="100" w:firstLine="0" w:firstLineChars="0"/>
+              <w:rPr>
+                <w:rFonts w:ascii="Arial" w:hAnsi="Arial" w:eastAsia="Arial" w:cs="Arial"/>
+                <w:i w:val="false"/>
+                <w:b w:val="false"/>
+                <w:u w:val="none"/>
+                <w:sz w:val="22"/>
+                <w:szCs w:val="22"/>
+                <w:color w:val="000000"/>
+              </w:rPr>
+            </w:pPr>
+            <w:r>
+              <w:rPr>
+                <w:rFonts w:ascii="Arial" w:hAnsi="Arial" w:eastAsia="Arial" w:cs="Arial"/>
+                <w:i w:val="false"/>
+                <w:b w:val="false"/>
+                <w:u w:val="none"/>
+                <w:sz w:val="22"/>
+                <w:szCs w:val="22"/>
+                <w:color w:val="000000"/>
+              </w:rPr>
+              <w:t xml:space="preserve">0.24</w:t>
+            </w:r>
+          </w:p>
+        </w:tc>
+        <w:tc>
+          <w:tcPr>
+            <w:tcBorders>
+              <w:bottom w:val="none" w:sz="0" w:space="0" w:color="000000"/>
+              <w:top w:val="none" w:sz="0" w:space="0" w:color="000000"/>
+              <w:left w:val="none" w:sz="0" w:space="0" w:color="000000"/>
+              <w:right w:val="none" w:sz="0" w:space="0" w:color="000000"/>
+            </w:tcBorders>
+            <w:shd w:val="clear" w:color="auto" w:fill="FFFFFF"/>
+            <w:tcMar>
+              <w:top w:w="0" w:type="dxa"/>
+              <w:bottom w:w="0" w:type="dxa"/>
+              <w:left w:w="0" w:type="dxa"/>
+              <w:right w:w="0" w:type="dxa"/>
+            </w:tcMar>
+            <w:vAlign w:val="center"/>
+          </w:tcPr>
+          <w:p>
+            <w:pPr>
+              <w:pStyle w:val="Normal"/>
+              <w:jc w:val="right"/>
+              <w:pBdr>
+                <w:bottom w:val="none" w:sz="0" w:space="0" w:color="000000"/>
+                <w:top w:val="none" w:sz="0" w:space="0" w:color="000000"/>
+                <w:left w:val="none" w:sz="0" w:space="0" w:color="000000"/>
+                <w:right w:val="none" w:sz="0" w:space="0" w:color="000000"/>
+              </w:pBdr>
+              <w:spacing w:after="100" w:before="100" w:line="240"/>
+              <w:ind w:left="100" w:right="100" w:firstLine="0" w:firstLineChars="0"/>
+              <w:rPr>
+                <w:rFonts w:ascii="Arial" w:hAnsi="Arial" w:eastAsia="Arial" w:cs="Arial"/>
+                <w:i w:val="false"/>
+                <w:b w:val="false"/>
+                <w:u w:val="none"/>
+                <w:sz w:val="22"/>
+                <w:szCs w:val="22"/>
+                <w:color w:val="000000"/>
+              </w:rPr>
+            </w:pPr>
+            <w:r>
+              <w:rPr>
+                <w:rFonts w:ascii="Arial" w:hAnsi="Arial" w:eastAsia="Arial" w:cs="Arial"/>
+                <w:i w:val="false"/>
+                <w:b w:val="false"/>
+                <w:u w:val="none"/>
+                <w:sz w:val="22"/>
+                <w:szCs w:val="22"/>
+                <w:color w:val="000000"/>
+              </w:rPr>
+              <w:t xml:space="preserve">3.90</w:t>
             </w:r>
           </w:p>
         </w:tc>
       </w:tr>
       <w:tr>
         <w:trPr>
-          <w:trHeight w:val="612" w:hRule="auto"/>
+          <w:trHeight w:val="617" w:hRule="auto"/>
         </w:trPr>
         body23
         <w:tc>
@@ -5083,166 +5083,166 @@
                 <w:szCs w:val="22"/>
                 <w:color w:val="000000"/>
               </w:rPr>
-              <w:t xml:space="preserve">Visit duration [solve, consume]</w:t>
-            </w:r>
-          </w:p>
-        </w:tc>
-        <w:tc>
-          <w:tcPr>
-            <w:tcBorders>
-              <w:bottom w:val="none" w:sz="0" w:space="0" w:color="000000"/>
-              <w:top w:val="none" w:sz="0" w:space="0" w:color="000000"/>
-              <w:left w:val="none" w:sz="0" w:space="0" w:color="000000"/>
-              <w:right w:val="none" w:sz="0" w:space="0" w:color="000000"/>
-            </w:tcBorders>
-            <w:shd w:val="clear" w:color="auto" w:fill="FFFFFF"/>
-            <w:tcMar>
-              <w:top w:w="0" w:type="dxa"/>
-              <w:bottom w:w="0" w:type="dxa"/>
-              <w:left w:w="0" w:type="dxa"/>
-              <w:right w:w="0" w:type="dxa"/>
-            </w:tcMar>
-            <w:vAlign w:val="center"/>
-          </w:tcPr>
-          <w:p>
-            <w:pPr>
-              <w:pStyle w:val="Normal"/>
-              <w:jc w:val="right"/>
-              <w:pBdr>
-                <w:bottom w:val="none" w:sz="0" w:space="0" w:color="000000"/>
-                <w:top w:val="none" w:sz="0" w:space="0" w:color="000000"/>
-                <w:left w:val="none" w:sz="0" w:space="0" w:color="000000"/>
-                <w:right w:val="none" w:sz="0" w:space="0" w:color="000000"/>
-              </w:pBdr>
-              <w:spacing w:after="100" w:before="100" w:line="240"/>
-              <w:ind w:left="100" w:right="100" w:firstLine="0" w:firstLineChars="0"/>
-              <w:rPr>
-                <w:rFonts w:ascii="Arial" w:hAnsi="Arial" w:eastAsia="Arial" w:cs="Arial"/>
-                <w:i w:val="false"/>
-                <w:b w:val="false"/>
-                <w:u w:val="none"/>
-                <w:sz w:val="22"/>
-                <w:szCs w:val="22"/>
-                <w:color w:val="000000"/>
-              </w:rPr>
-            </w:pPr>
-            <w:r>
-              <w:rPr>
-                <w:rFonts w:ascii="Arial" w:hAnsi="Arial" w:eastAsia="Arial" w:cs="Arial"/>
-                <w:i w:val="false"/>
-                <w:b w:val="false"/>
-                <w:u w:val="none"/>
-                <w:sz w:val="22"/>
-                <w:szCs w:val="22"/>
-                <w:color w:val="000000"/>
-              </w:rPr>
-              <w:t xml:space="preserve">8.00</w:t>
-            </w:r>
-          </w:p>
-        </w:tc>
-        <w:tc>
-          <w:tcPr>
-            <w:tcBorders>
-              <w:bottom w:val="none" w:sz="0" w:space="0" w:color="000000"/>
-              <w:top w:val="none" w:sz="0" w:space="0" w:color="000000"/>
-              <w:left w:val="none" w:sz="0" w:space="0" w:color="000000"/>
-              <w:right w:val="none" w:sz="0" w:space="0" w:color="000000"/>
-            </w:tcBorders>
-            <w:shd w:val="clear" w:color="auto" w:fill="FFFFFF"/>
-            <w:tcMar>
-              <w:top w:w="0" w:type="dxa"/>
-              <w:bottom w:w="0" w:type="dxa"/>
-              <w:left w:w="0" w:type="dxa"/>
-              <w:right w:w="0" w:type="dxa"/>
-            </w:tcMar>
-            <w:vAlign w:val="center"/>
-          </w:tcPr>
-          <w:p>
-            <w:pPr>
-              <w:pStyle w:val="Normal"/>
-              <w:jc w:val="right"/>
-              <w:pBdr>
-                <w:bottom w:val="none" w:sz="0" w:space="0" w:color="000000"/>
-                <w:top w:val="none" w:sz="0" w:space="0" w:color="000000"/>
-                <w:left w:val="none" w:sz="0" w:space="0" w:color="000000"/>
-                <w:right w:val="none" w:sz="0" w:space="0" w:color="000000"/>
-              </w:pBdr>
-              <w:spacing w:after="100" w:before="100" w:line="240"/>
-              <w:ind w:left="100" w:right="100" w:firstLine="0" w:firstLineChars="0"/>
-              <w:rPr>
-                <w:rFonts w:ascii="Arial" w:hAnsi="Arial" w:eastAsia="Arial" w:cs="Arial"/>
-                <w:i w:val="false"/>
-                <w:b w:val="false"/>
-                <w:u w:val="none"/>
-                <w:sz w:val="22"/>
-                <w:szCs w:val="22"/>
-                <w:color w:val="000000"/>
-              </w:rPr>
-            </w:pPr>
-            <w:r>
-              <w:rPr>
-                <w:rFonts w:ascii="Arial" w:hAnsi="Arial" w:eastAsia="Arial" w:cs="Arial"/>
-                <w:i w:val="false"/>
-                <w:b w:val="false"/>
-                <w:u w:val="none"/>
-                <w:sz w:val="22"/>
-                <w:szCs w:val="22"/>
-                <w:color w:val="000000"/>
-              </w:rPr>
-              <w:t xml:space="preserve">5.78</w:t>
-            </w:r>
-          </w:p>
-        </w:tc>
-        <w:tc>
-          <w:tcPr>
-            <w:tcBorders>
-              <w:bottom w:val="none" w:sz="0" w:space="0" w:color="000000"/>
-              <w:top w:val="none" w:sz="0" w:space="0" w:color="000000"/>
-              <w:left w:val="none" w:sz="0" w:space="0" w:color="000000"/>
-              <w:right w:val="none" w:sz="0" w:space="0" w:color="000000"/>
-            </w:tcBorders>
-            <w:shd w:val="clear" w:color="auto" w:fill="FFFFFF"/>
-            <w:tcMar>
-              <w:top w:w="0" w:type="dxa"/>
-              <w:bottom w:w="0" w:type="dxa"/>
-              <w:left w:w="0" w:type="dxa"/>
-              <w:right w:w="0" w:type="dxa"/>
-            </w:tcMar>
-            <w:vAlign w:val="center"/>
-          </w:tcPr>
-          <w:p>
-            <w:pPr>
-              <w:pStyle w:val="Normal"/>
-              <w:jc w:val="right"/>
-              <w:pBdr>
-                <w:bottom w:val="none" w:sz="0" w:space="0" w:color="000000"/>
-                <w:top w:val="none" w:sz="0" w:space="0" w:color="000000"/>
-                <w:left w:val="none" w:sz="0" w:space="0" w:color="000000"/>
-                <w:right w:val="none" w:sz="0" w:space="0" w:color="000000"/>
-              </w:pBdr>
-              <w:spacing w:after="100" w:before="100" w:line="240"/>
-              <w:ind w:left="100" w:right="100" w:firstLine="0" w:firstLineChars="0"/>
-              <w:rPr>
-                <w:rFonts w:ascii="Arial" w:hAnsi="Arial" w:eastAsia="Arial" w:cs="Arial"/>
-                <w:i w:val="false"/>
-                <w:b w:val="false"/>
-                <w:u w:val="none"/>
-                <w:sz w:val="22"/>
-                <w:szCs w:val="22"/>
-                <w:color w:val="000000"/>
-              </w:rPr>
-            </w:pPr>
-            <w:r>
-              <w:rPr>
-                <w:rFonts w:ascii="Arial" w:hAnsi="Arial" w:eastAsia="Arial" w:cs="Arial"/>
-                <w:i w:val="false"/>
-                <w:b w:val="false"/>
-                <w:u w:val="none"/>
-                <w:sz w:val="22"/>
-                <w:szCs w:val="22"/>
-                <w:color w:val="000000"/>
-              </w:rPr>
-              <w:t xml:space="preserve">11.15</w:t>
+              <w:t xml:space="preserve">Sex (M:F) [solve, consume]</w:t>
+            </w:r>
+          </w:p>
+        </w:tc>
+        <w:tc>
+          <w:tcPr>
+            <w:tcBorders>
+              <w:bottom w:val="none" w:sz="0" w:space="0" w:color="000000"/>
+              <w:top w:val="none" w:sz="0" w:space="0" w:color="000000"/>
+              <w:left w:val="none" w:sz="0" w:space="0" w:color="000000"/>
+              <w:right w:val="none" w:sz="0" w:space="0" w:color="000000"/>
+            </w:tcBorders>
+            <w:shd w:val="clear" w:color="auto" w:fill="FFFFFF"/>
+            <w:tcMar>
+              <w:top w:w="0" w:type="dxa"/>
+              <w:bottom w:w="0" w:type="dxa"/>
+              <w:left w:w="0" w:type="dxa"/>
+              <w:right w:w="0" w:type="dxa"/>
+            </w:tcMar>
+            <w:vAlign w:val="center"/>
+          </w:tcPr>
+          <w:p>
+            <w:pPr>
+              <w:pStyle w:val="Normal"/>
+              <w:jc w:val="right"/>
+              <w:pBdr>
+                <w:bottom w:val="none" w:sz="0" w:space="0" w:color="000000"/>
+                <w:top w:val="none" w:sz="0" w:space="0" w:color="000000"/>
+                <w:left w:val="none" w:sz="0" w:space="0" w:color="000000"/>
+                <w:right w:val="none" w:sz="0" w:space="0" w:color="000000"/>
+              </w:pBdr>
+              <w:spacing w:after="100" w:before="100" w:line="240"/>
+              <w:ind w:left="100" w:right="100" w:firstLine="0" w:firstLineChars="0"/>
+              <w:rPr>
+                <w:rFonts w:ascii="Arial" w:hAnsi="Arial" w:eastAsia="Arial" w:cs="Arial"/>
+                <w:i w:val="false"/>
+                <w:b w:val="false"/>
+                <w:u w:val="none"/>
+                <w:sz w:val="22"/>
+                <w:szCs w:val="22"/>
+                <w:color w:val="000000"/>
+              </w:rPr>
+            </w:pPr>
+            <w:r>
+              <w:rPr>
+                <w:rFonts w:ascii="Arial" w:hAnsi="Arial" w:eastAsia="Arial" w:cs="Arial"/>
+                <w:i w:val="false"/>
+                <w:b w:val="false"/>
+                <w:u w:val="none"/>
+                <w:sz w:val="22"/>
+                <w:szCs w:val="22"/>
+                <w:color w:val="000000"/>
+              </w:rPr>
+              <w:t xml:space="preserve">1.13</w:t>
+            </w:r>
+          </w:p>
+        </w:tc>
+        <w:tc>
+          <w:tcPr>
+            <w:tcBorders>
+              <w:bottom w:val="none" w:sz="0" w:space="0" w:color="000000"/>
+              <w:top w:val="none" w:sz="0" w:space="0" w:color="000000"/>
+              <w:left w:val="none" w:sz="0" w:space="0" w:color="000000"/>
+              <w:right w:val="none" w:sz="0" w:space="0" w:color="000000"/>
+            </w:tcBorders>
+            <w:shd w:val="clear" w:color="auto" w:fill="FFFFFF"/>
+            <w:tcMar>
+              <w:top w:w="0" w:type="dxa"/>
+              <w:bottom w:w="0" w:type="dxa"/>
+              <w:left w:w="0" w:type="dxa"/>
+              <w:right w:w="0" w:type="dxa"/>
+            </w:tcMar>
+            <w:vAlign w:val="center"/>
+          </w:tcPr>
+          <w:p>
+            <w:pPr>
+              <w:pStyle w:val="Normal"/>
+              <w:jc w:val="right"/>
+              <w:pBdr>
+                <w:bottom w:val="none" w:sz="0" w:space="0" w:color="000000"/>
+                <w:top w:val="none" w:sz="0" w:space="0" w:color="000000"/>
+                <w:left w:val="none" w:sz="0" w:space="0" w:color="000000"/>
+                <w:right w:val="none" w:sz="0" w:space="0" w:color="000000"/>
+              </w:pBdr>
+              <w:spacing w:after="100" w:before="100" w:line="240"/>
+              <w:ind w:left="100" w:right="100" w:firstLine="0" w:firstLineChars="0"/>
+              <w:rPr>
+                <w:rFonts w:ascii="Arial" w:hAnsi="Arial" w:eastAsia="Arial" w:cs="Arial"/>
+                <w:i w:val="false"/>
+                <w:b w:val="false"/>
+                <w:u w:val="none"/>
+                <w:sz w:val="22"/>
+                <w:szCs w:val="22"/>
+                <w:color w:val="000000"/>
+              </w:rPr>
+            </w:pPr>
+            <w:r>
+              <w:rPr>
+                <w:rFonts w:ascii="Arial" w:hAnsi="Arial" w:eastAsia="Arial" w:cs="Arial"/>
+                <w:i w:val="false"/>
+                <w:b w:val="false"/>
+                <w:u w:val="none"/>
+                <w:sz w:val="22"/>
+                <w:szCs w:val="22"/>
+                <w:color w:val="000000"/>
+              </w:rPr>
+              <w:t xml:space="preserve">0.33</w:t>
+            </w:r>
+          </w:p>
+        </w:tc>
+        <w:tc>
+          <w:tcPr>
+            <w:tcBorders>
+              <w:bottom w:val="none" w:sz="0" w:space="0" w:color="000000"/>
+              <w:top w:val="none" w:sz="0" w:space="0" w:color="000000"/>
+              <w:left w:val="none" w:sz="0" w:space="0" w:color="000000"/>
+              <w:right w:val="none" w:sz="0" w:space="0" w:color="000000"/>
+            </w:tcBorders>
+            <w:shd w:val="clear" w:color="auto" w:fill="FFFFFF"/>
+            <w:tcMar>
+              <w:top w:w="0" w:type="dxa"/>
+              <w:bottom w:w="0" w:type="dxa"/>
+              <w:left w:w="0" w:type="dxa"/>
+              <w:right w:w="0" w:type="dxa"/>
+            </w:tcMar>
+            <w:vAlign w:val="center"/>
+          </w:tcPr>
+          <w:p>
+            <w:pPr>
+              <w:pStyle w:val="Normal"/>
+              <w:jc w:val="right"/>
+              <w:pBdr>
+                <w:bottom w:val="none" w:sz="0" w:space="0" w:color="000000"/>
+                <w:top w:val="none" w:sz="0" w:space="0" w:color="000000"/>
+                <w:left w:val="none" w:sz="0" w:space="0" w:color="000000"/>
+                <w:right w:val="none" w:sz="0" w:space="0" w:color="000000"/>
+              </w:pBdr>
+              <w:spacing w:after="100" w:before="100" w:line="240"/>
+              <w:ind w:left="100" w:right="100" w:firstLine="0" w:firstLineChars="0"/>
+              <w:rPr>
+                <w:rFonts w:ascii="Arial" w:hAnsi="Arial" w:eastAsia="Arial" w:cs="Arial"/>
+                <w:i w:val="false"/>
+                <w:b w:val="false"/>
+                <w:u w:val="none"/>
+                <w:sz w:val="22"/>
+                <w:szCs w:val="22"/>
+                <w:color w:val="000000"/>
+              </w:rPr>
+            </w:pPr>
+            <w:r>
+              <w:rPr>
+                <w:rFonts w:ascii="Arial" w:hAnsi="Arial" w:eastAsia="Arial" w:cs="Arial"/>
+                <w:i w:val="false"/>
+                <w:b w:val="false"/>
+                <w:u w:val="none"/>
+                <w:sz w:val="22"/>
+                <w:szCs w:val="22"/>
+                <w:color w:val="000000"/>
+              </w:rPr>
+              <w:t xml:space="preserve">3.56</w:t>
             </w:r>
           </w:p>
         </w:tc>
@@ -5255,6 +5255,660 @@
         <w:tc>
           <w:tcPr>
             <w:tcBorders>
+              <w:bottom w:val="none" w:sz="0" w:space="0" w:color="000000"/>
+              <w:top w:val="none" w:sz="0" w:space="0" w:color="000000"/>
+              <w:left w:val="none" w:sz="0" w:space="0" w:color="000000"/>
+              <w:right w:val="none" w:sz="0" w:space="0" w:color="000000"/>
+            </w:tcBorders>
+            <w:shd w:val="clear" w:color="auto" w:fill="FFFFFF"/>
+            <w:tcMar>
+              <w:top w:w="0" w:type="dxa"/>
+              <w:bottom w:w="0" w:type="dxa"/>
+              <w:left w:w="0" w:type="dxa"/>
+              <w:right w:w="0" w:type="dxa"/>
+            </w:tcMar>
+            <w:vAlign w:val="center"/>
+          </w:tcPr>
+          <w:p>
+            <w:pPr>
+              <w:pStyle w:val="Normal"/>
+              <w:jc w:val="left"/>
+              <w:pBdr>
+                <w:bottom w:val="none" w:sz="0" w:space="0" w:color="000000"/>
+                <w:top w:val="none" w:sz="0" w:space="0" w:color="000000"/>
+                <w:left w:val="none" w:sz="0" w:space="0" w:color="000000"/>
+                <w:right w:val="none" w:sz="0" w:space="0" w:color="000000"/>
+              </w:pBdr>
+              <w:spacing w:after="100" w:before="100" w:line="240"/>
+              <w:ind w:left="100" w:right="100" w:firstLine="0" w:firstLineChars="0"/>
+              <w:rPr>
+                <w:rFonts w:ascii="Arial" w:hAnsi="Arial" w:eastAsia="Arial" w:cs="Arial"/>
+                <w:i w:val="false"/>
+                <w:b w:val="false"/>
+                <w:u w:val="none"/>
+                <w:sz w:val="22"/>
+                <w:szCs w:val="22"/>
+                <w:color w:val="000000"/>
+              </w:rPr>
+            </w:pPr>
+            <w:r>
+              <w:rPr>
+                <w:rFonts w:ascii="Arial" w:hAnsi="Arial" w:eastAsia="Arial" w:cs="Arial"/>
+                <w:i w:val="false"/>
+                <w:b w:val="false"/>
+                <w:u w:val="none"/>
+                <w:sz w:val="22"/>
+                <w:szCs w:val="22"/>
+                <w:color w:val="000000"/>
+              </w:rPr>
+              <w:t xml:space="preserve">Log # of training solve, consume [solve, consume]</w:t>
+            </w:r>
+          </w:p>
+        </w:tc>
+        <w:tc>
+          <w:tcPr>
+            <w:tcBorders>
+              <w:bottom w:val="none" w:sz="0" w:space="0" w:color="000000"/>
+              <w:top w:val="none" w:sz="0" w:space="0" w:color="000000"/>
+              <w:left w:val="none" w:sz="0" w:space="0" w:color="000000"/>
+              <w:right w:val="none" w:sz="0" w:space="0" w:color="000000"/>
+            </w:tcBorders>
+            <w:shd w:val="clear" w:color="auto" w:fill="FFFFFF"/>
+            <w:tcMar>
+              <w:top w:w="0" w:type="dxa"/>
+              <w:bottom w:w="0" w:type="dxa"/>
+              <w:left w:w="0" w:type="dxa"/>
+              <w:right w:w="0" w:type="dxa"/>
+            </w:tcMar>
+            <w:vAlign w:val="center"/>
+          </w:tcPr>
+          <w:p>
+            <w:pPr>
+              <w:pStyle w:val="Normal"/>
+              <w:jc w:val="right"/>
+              <w:pBdr>
+                <w:bottom w:val="none" w:sz="0" w:space="0" w:color="000000"/>
+                <w:top w:val="none" w:sz="0" w:space="0" w:color="000000"/>
+                <w:left w:val="none" w:sz="0" w:space="0" w:color="000000"/>
+                <w:right w:val="none" w:sz="0" w:space="0" w:color="000000"/>
+              </w:pBdr>
+              <w:spacing w:after="100" w:before="100" w:line="240"/>
+              <w:ind w:left="100" w:right="100" w:firstLine="0" w:firstLineChars="0"/>
+              <w:rPr>
+                <w:rFonts w:ascii="Arial" w:hAnsi="Arial" w:eastAsia="Arial" w:cs="Arial"/>
+                <w:i w:val="false"/>
+                <w:b w:val="false"/>
+                <w:u w:val="none"/>
+                <w:sz w:val="22"/>
+                <w:szCs w:val="22"/>
+                <w:color w:val="000000"/>
+              </w:rPr>
+            </w:pPr>
+            <w:r>
+              <w:rPr>
+                <w:rFonts w:ascii="Arial" w:hAnsi="Arial" w:eastAsia="Arial" w:cs="Arial"/>
+                <w:i w:val="false"/>
+                <w:b w:val="false"/>
+                <w:u w:val="none"/>
+                <w:sz w:val="22"/>
+                <w:szCs w:val="22"/>
+                <w:color w:val="000000"/>
+              </w:rPr>
+              <w:t xml:space="preserve">1.11</w:t>
+            </w:r>
+          </w:p>
+        </w:tc>
+        <w:tc>
+          <w:tcPr>
+            <w:tcBorders>
+              <w:bottom w:val="none" w:sz="0" w:space="0" w:color="000000"/>
+              <w:top w:val="none" w:sz="0" w:space="0" w:color="000000"/>
+              <w:left w:val="none" w:sz="0" w:space="0" w:color="000000"/>
+              <w:right w:val="none" w:sz="0" w:space="0" w:color="000000"/>
+            </w:tcBorders>
+            <w:shd w:val="clear" w:color="auto" w:fill="FFFFFF"/>
+            <w:tcMar>
+              <w:top w:w="0" w:type="dxa"/>
+              <w:bottom w:w="0" w:type="dxa"/>
+              <w:left w:w="0" w:type="dxa"/>
+              <w:right w:w="0" w:type="dxa"/>
+            </w:tcMar>
+            <w:vAlign w:val="center"/>
+          </w:tcPr>
+          <w:p>
+            <w:pPr>
+              <w:pStyle w:val="Normal"/>
+              <w:jc w:val="right"/>
+              <w:pBdr>
+                <w:bottom w:val="none" w:sz="0" w:space="0" w:color="000000"/>
+                <w:top w:val="none" w:sz="0" w:space="0" w:color="000000"/>
+                <w:left w:val="none" w:sz="0" w:space="0" w:color="000000"/>
+                <w:right w:val="none" w:sz="0" w:space="0" w:color="000000"/>
+              </w:pBdr>
+              <w:spacing w:after="100" w:before="100" w:line="240"/>
+              <w:ind w:left="100" w:right="100" w:firstLine="0" w:firstLineChars="0"/>
+              <w:rPr>
+                <w:rFonts w:ascii="Arial" w:hAnsi="Arial" w:eastAsia="Arial" w:cs="Arial"/>
+                <w:i w:val="false"/>
+                <w:b w:val="false"/>
+                <w:u w:val="none"/>
+                <w:sz w:val="22"/>
+                <w:szCs w:val="22"/>
+                <w:color w:val="000000"/>
+              </w:rPr>
+            </w:pPr>
+            <w:r>
+              <w:rPr>
+                <w:rFonts w:ascii="Arial" w:hAnsi="Arial" w:eastAsia="Arial" w:cs="Arial"/>
+                <w:i w:val="false"/>
+                <w:b w:val="false"/>
+                <w:u w:val="none"/>
+                <w:sz w:val="22"/>
+                <w:szCs w:val="22"/>
+                <w:color w:val="000000"/>
+              </w:rPr>
+              <w:t xml:space="preserve">0.87</w:t>
+            </w:r>
+          </w:p>
+        </w:tc>
+        <w:tc>
+          <w:tcPr>
+            <w:tcBorders>
+              <w:bottom w:val="none" w:sz="0" w:space="0" w:color="000000"/>
+              <w:top w:val="none" w:sz="0" w:space="0" w:color="000000"/>
+              <w:left w:val="none" w:sz="0" w:space="0" w:color="000000"/>
+              <w:right w:val="none" w:sz="0" w:space="0" w:color="000000"/>
+            </w:tcBorders>
+            <w:shd w:val="clear" w:color="auto" w:fill="FFFFFF"/>
+            <w:tcMar>
+              <w:top w:w="0" w:type="dxa"/>
+              <w:bottom w:w="0" w:type="dxa"/>
+              <w:left w:w="0" w:type="dxa"/>
+              <w:right w:w="0" w:type="dxa"/>
+            </w:tcMar>
+            <w:vAlign w:val="center"/>
+          </w:tcPr>
+          <w:p>
+            <w:pPr>
+              <w:pStyle w:val="Normal"/>
+              <w:jc w:val="right"/>
+              <w:pBdr>
+                <w:bottom w:val="none" w:sz="0" w:space="0" w:color="000000"/>
+                <w:top w:val="none" w:sz="0" w:space="0" w:color="000000"/>
+                <w:left w:val="none" w:sz="0" w:space="0" w:color="000000"/>
+                <w:right w:val="none" w:sz="0" w:space="0" w:color="000000"/>
+              </w:pBdr>
+              <w:spacing w:after="100" w:before="100" w:line="240"/>
+              <w:ind w:left="100" w:right="100" w:firstLine="0" w:firstLineChars="0"/>
+              <w:rPr>
+                <w:rFonts w:ascii="Arial" w:hAnsi="Arial" w:eastAsia="Arial" w:cs="Arial"/>
+                <w:i w:val="false"/>
+                <w:b w:val="false"/>
+                <w:u w:val="none"/>
+                <w:sz w:val="22"/>
+                <w:szCs w:val="22"/>
+                <w:color w:val="000000"/>
+              </w:rPr>
+            </w:pPr>
+            <w:r>
+              <w:rPr>
+                <w:rFonts w:ascii="Arial" w:hAnsi="Arial" w:eastAsia="Arial" w:cs="Arial"/>
+                <w:i w:val="false"/>
+                <w:b w:val="false"/>
+                <w:u w:val="none"/>
+                <w:sz w:val="22"/>
+                <w:szCs w:val="22"/>
+                <w:color w:val="000000"/>
+              </w:rPr>
+              <w:t xml:space="preserve">1.45</w:t>
+            </w:r>
+          </w:p>
+        </w:tc>
+      </w:tr>
+      <w:tr>
+        <w:trPr>
+          <w:trHeight w:val="612" w:hRule="auto"/>
+        </w:trPr>
+        body25
+        <w:tc>
+          <w:tcPr>
+            <w:tcBorders>
+              <w:bottom w:val="none" w:sz="0" w:space="0" w:color="000000"/>
+              <w:top w:val="none" w:sz="0" w:space="0" w:color="000000"/>
+              <w:left w:val="none" w:sz="0" w:space="0" w:color="000000"/>
+              <w:right w:val="none" w:sz="0" w:space="0" w:color="000000"/>
+            </w:tcBorders>
+            <w:shd w:val="clear" w:color="auto" w:fill="FFFFFF"/>
+            <w:tcMar>
+              <w:top w:w="0" w:type="dxa"/>
+              <w:bottom w:w="0" w:type="dxa"/>
+              <w:left w:w="0" w:type="dxa"/>
+              <w:right w:w="0" w:type="dxa"/>
+            </w:tcMar>
+            <w:vAlign w:val="center"/>
+          </w:tcPr>
+          <w:p>
+            <w:pPr>
+              <w:pStyle w:val="Normal"/>
+              <w:jc w:val="left"/>
+              <w:pBdr>
+                <w:bottom w:val="none" w:sz="0" w:space="0" w:color="000000"/>
+                <w:top w:val="none" w:sz="0" w:space="0" w:color="000000"/>
+                <w:left w:val="none" w:sz="0" w:space="0" w:color="000000"/>
+                <w:right w:val="none" w:sz="0" w:space="0" w:color="000000"/>
+              </w:pBdr>
+              <w:spacing w:after="100" w:before="100" w:line="240"/>
+              <w:ind w:left="100" w:right="100" w:firstLine="0" w:firstLineChars="0"/>
+              <w:rPr>
+                <w:rFonts w:ascii="Arial" w:hAnsi="Arial" w:eastAsia="Arial" w:cs="Arial"/>
+                <w:i w:val="false"/>
+                <w:b w:val="false"/>
+                <w:u w:val="none"/>
+                <w:sz w:val="22"/>
+                <w:szCs w:val="22"/>
+                <w:color w:val="000000"/>
+              </w:rPr>
+            </w:pPr>
+            <w:r>
+              <w:rPr>
+                <w:rFonts w:ascii="Arial" w:hAnsi="Arial" w:eastAsia="Arial" w:cs="Arial"/>
+                <w:i w:val="false"/>
+                <w:b w:val="false"/>
+                <w:u w:val="none"/>
+                <w:sz w:val="22"/>
+                <w:szCs w:val="22"/>
+                <w:color w:val="000000"/>
+              </w:rPr>
+              <w:t xml:space="preserve">Visit duration [solve, consume]</w:t>
+            </w:r>
+          </w:p>
+        </w:tc>
+        <w:tc>
+          <w:tcPr>
+            <w:tcBorders>
+              <w:bottom w:val="none" w:sz="0" w:space="0" w:color="000000"/>
+              <w:top w:val="none" w:sz="0" w:space="0" w:color="000000"/>
+              <w:left w:val="none" w:sz="0" w:space="0" w:color="000000"/>
+              <w:right w:val="none" w:sz="0" w:space="0" w:color="000000"/>
+            </w:tcBorders>
+            <w:shd w:val="clear" w:color="auto" w:fill="FFFFFF"/>
+            <w:tcMar>
+              <w:top w:w="0" w:type="dxa"/>
+              <w:bottom w:w="0" w:type="dxa"/>
+              <w:left w:w="0" w:type="dxa"/>
+              <w:right w:w="0" w:type="dxa"/>
+            </w:tcMar>
+            <w:vAlign w:val="center"/>
+          </w:tcPr>
+          <w:p>
+            <w:pPr>
+              <w:pStyle w:val="Normal"/>
+              <w:jc w:val="right"/>
+              <w:pBdr>
+                <w:bottom w:val="none" w:sz="0" w:space="0" w:color="000000"/>
+                <w:top w:val="none" w:sz="0" w:space="0" w:color="000000"/>
+                <w:left w:val="none" w:sz="0" w:space="0" w:color="000000"/>
+                <w:right w:val="none" w:sz="0" w:space="0" w:color="000000"/>
+              </w:pBdr>
+              <w:spacing w:after="100" w:before="100" w:line="240"/>
+              <w:ind w:left="100" w:right="100" w:firstLine="0" w:firstLineChars="0"/>
+              <w:rPr>
+                <w:rFonts w:ascii="Arial" w:hAnsi="Arial" w:eastAsia="Arial" w:cs="Arial"/>
+                <w:i w:val="false"/>
+                <w:b w:val="false"/>
+                <w:u w:val="none"/>
+                <w:sz w:val="22"/>
+                <w:szCs w:val="22"/>
+                <w:color w:val="000000"/>
+              </w:rPr>
+            </w:pPr>
+            <w:r>
+              <w:rPr>
+                <w:rFonts w:ascii="Arial" w:hAnsi="Arial" w:eastAsia="Arial" w:cs="Arial"/>
+                <w:i w:val="false"/>
+                <w:b w:val="false"/>
+                <w:u w:val="none"/>
+                <w:sz w:val="22"/>
+                <w:szCs w:val="22"/>
+                <w:color w:val="000000"/>
+              </w:rPr>
+              <w:t xml:space="preserve">6.82</w:t>
+            </w:r>
+          </w:p>
+        </w:tc>
+        <w:tc>
+          <w:tcPr>
+            <w:tcBorders>
+              <w:bottom w:val="none" w:sz="0" w:space="0" w:color="000000"/>
+              <w:top w:val="none" w:sz="0" w:space="0" w:color="000000"/>
+              <w:left w:val="none" w:sz="0" w:space="0" w:color="000000"/>
+              <w:right w:val="none" w:sz="0" w:space="0" w:color="000000"/>
+            </w:tcBorders>
+            <w:shd w:val="clear" w:color="auto" w:fill="FFFFFF"/>
+            <w:tcMar>
+              <w:top w:w="0" w:type="dxa"/>
+              <w:bottom w:w="0" w:type="dxa"/>
+              <w:left w:w="0" w:type="dxa"/>
+              <w:right w:w="0" w:type="dxa"/>
+            </w:tcMar>
+            <w:vAlign w:val="center"/>
+          </w:tcPr>
+          <w:p>
+            <w:pPr>
+              <w:pStyle w:val="Normal"/>
+              <w:jc w:val="right"/>
+              <w:pBdr>
+                <w:bottom w:val="none" w:sz="0" w:space="0" w:color="000000"/>
+                <w:top w:val="none" w:sz="0" w:space="0" w:color="000000"/>
+                <w:left w:val="none" w:sz="0" w:space="0" w:color="000000"/>
+                <w:right w:val="none" w:sz="0" w:space="0" w:color="000000"/>
+              </w:pBdr>
+              <w:spacing w:after="100" w:before="100" w:line="240"/>
+              <w:ind w:left="100" w:right="100" w:firstLine="0" w:firstLineChars="0"/>
+              <w:rPr>
+                <w:rFonts w:ascii="Arial" w:hAnsi="Arial" w:eastAsia="Arial" w:cs="Arial"/>
+                <w:i w:val="false"/>
+                <w:b w:val="false"/>
+                <w:u w:val="none"/>
+                <w:sz w:val="22"/>
+                <w:szCs w:val="22"/>
+                <w:color w:val="000000"/>
+              </w:rPr>
+            </w:pPr>
+            <w:r>
+              <w:rPr>
+                <w:rFonts w:ascii="Arial" w:hAnsi="Arial" w:eastAsia="Arial" w:cs="Arial"/>
+                <w:i w:val="false"/>
+                <w:b w:val="false"/>
+                <w:u w:val="none"/>
+                <w:sz w:val="22"/>
+                <w:szCs w:val="22"/>
+                <w:color w:val="000000"/>
+              </w:rPr>
+              <w:t xml:space="preserve">5.26</w:t>
+            </w:r>
+          </w:p>
+        </w:tc>
+        <w:tc>
+          <w:tcPr>
+            <w:tcBorders>
+              <w:bottom w:val="none" w:sz="0" w:space="0" w:color="000000"/>
+              <w:top w:val="none" w:sz="0" w:space="0" w:color="000000"/>
+              <w:left w:val="none" w:sz="0" w:space="0" w:color="000000"/>
+              <w:right w:val="none" w:sz="0" w:space="0" w:color="000000"/>
+            </w:tcBorders>
+            <w:shd w:val="clear" w:color="auto" w:fill="FFFFFF"/>
+            <w:tcMar>
+              <w:top w:w="0" w:type="dxa"/>
+              <w:bottom w:w="0" w:type="dxa"/>
+              <w:left w:w="0" w:type="dxa"/>
+              <w:right w:w="0" w:type="dxa"/>
+            </w:tcMar>
+            <w:vAlign w:val="center"/>
+          </w:tcPr>
+          <w:p>
+            <w:pPr>
+              <w:pStyle w:val="Normal"/>
+              <w:jc w:val="right"/>
+              <w:pBdr>
+                <w:bottom w:val="none" w:sz="0" w:space="0" w:color="000000"/>
+                <w:top w:val="none" w:sz="0" w:space="0" w:color="000000"/>
+                <w:left w:val="none" w:sz="0" w:space="0" w:color="000000"/>
+                <w:right w:val="none" w:sz="0" w:space="0" w:color="000000"/>
+              </w:pBdr>
+              <w:spacing w:after="100" w:before="100" w:line="240"/>
+              <w:ind w:left="100" w:right="100" w:firstLine="0" w:firstLineChars="0"/>
+              <w:rPr>
+                <w:rFonts w:ascii="Arial" w:hAnsi="Arial" w:eastAsia="Arial" w:cs="Arial"/>
+                <w:i w:val="false"/>
+                <w:b w:val="false"/>
+                <w:u w:val="none"/>
+                <w:sz w:val="22"/>
+                <w:szCs w:val="22"/>
+                <w:color w:val="000000"/>
+              </w:rPr>
+            </w:pPr>
+            <w:r>
+              <w:rPr>
+                <w:rFonts w:ascii="Arial" w:hAnsi="Arial" w:eastAsia="Arial" w:cs="Arial"/>
+                <w:i w:val="false"/>
+                <w:b w:val="false"/>
+                <w:u w:val="none"/>
+                <w:sz w:val="22"/>
+                <w:szCs w:val="22"/>
+                <w:color w:val="000000"/>
+              </w:rPr>
+              <w:t xml:space="preserve">8.94</w:t>
+            </w:r>
+          </w:p>
+        </w:tc>
+      </w:tr>
+      <w:tr>
+        <w:trPr>
+          <w:trHeight w:val="615" w:hRule="auto"/>
+        </w:trPr>
+        body26
+        <w:tc>
+          <w:tcPr>
+            <w:tcBorders>
+              <w:bottom w:val="none" w:sz="0" w:space="0" w:color="000000"/>
+              <w:top w:val="none" w:sz="0" w:space="0" w:color="000000"/>
+              <w:left w:val="none" w:sz="0" w:space="0" w:color="000000"/>
+              <w:right w:val="none" w:sz="0" w:space="0" w:color="000000"/>
+            </w:tcBorders>
+            <w:shd w:val="clear" w:color="auto" w:fill="FFFFFF"/>
+            <w:tcMar>
+              <w:top w:w="0" w:type="dxa"/>
+              <w:bottom w:w="0" w:type="dxa"/>
+              <w:left w:w="0" w:type="dxa"/>
+              <w:right w:w="0" w:type="dxa"/>
+            </w:tcMar>
+            <w:vAlign w:val="center"/>
+          </w:tcPr>
+          <w:p>
+            <w:pPr>
+              <w:pStyle w:val="Normal"/>
+              <w:jc w:val="left"/>
+              <w:pBdr>
+                <w:bottom w:val="none" w:sz="0" w:space="0" w:color="000000"/>
+                <w:top w:val="none" w:sz="0" w:space="0" w:color="000000"/>
+                <w:left w:val="none" w:sz="0" w:space="0" w:color="000000"/>
+                <w:right w:val="none" w:sz="0" w:space="0" w:color="000000"/>
+              </w:pBdr>
+              <w:spacing w:after="100" w:before="100" w:line="240"/>
+              <w:ind w:left="100" w:right="100" w:firstLine="0" w:firstLineChars="0"/>
+              <w:rPr>
+                <w:rFonts w:ascii="Arial" w:hAnsi="Arial" w:eastAsia="Arial" w:cs="Arial"/>
+                <w:i w:val="false"/>
+                <w:b w:val="false"/>
+                <w:u w:val="none"/>
+                <w:sz w:val="22"/>
+                <w:szCs w:val="22"/>
+                <w:color w:val="000000"/>
+              </w:rPr>
+            </w:pPr>
+            <w:r>
+              <w:rPr>
+                <w:rFonts w:ascii="Arial" w:hAnsi="Arial" w:eastAsia="Arial" w:cs="Arial"/>
+                <w:i w:val="false"/>
+                <w:b w:val="false"/>
+                <w:u w:val="none"/>
+                <w:sz w:val="22"/>
+                <w:szCs w:val="22"/>
+                <w:color w:val="000000"/>
+              </w:rPr>
+              <w:t xml:space="preserve">Conspecific presence [solve, consume]</w:t>
+            </w:r>
+          </w:p>
+        </w:tc>
+        <w:tc>
+          <w:tcPr>
+            <w:tcBorders>
+              <w:bottom w:val="none" w:sz="0" w:space="0" w:color="000000"/>
+              <w:top w:val="none" w:sz="0" w:space="0" w:color="000000"/>
+              <w:left w:val="none" w:sz="0" w:space="0" w:color="000000"/>
+              <w:right w:val="none" w:sz="0" w:space="0" w:color="000000"/>
+            </w:tcBorders>
+            <w:shd w:val="clear" w:color="auto" w:fill="FFFFFF"/>
+            <w:tcMar>
+              <w:top w:w="0" w:type="dxa"/>
+              <w:bottom w:w="0" w:type="dxa"/>
+              <w:left w:w="0" w:type="dxa"/>
+              <w:right w:w="0" w:type="dxa"/>
+            </w:tcMar>
+            <w:vAlign w:val="center"/>
+          </w:tcPr>
+          <w:p>
+            <w:pPr>
+              <w:pStyle w:val="Normal"/>
+              <w:jc w:val="right"/>
+              <w:pBdr>
+                <w:bottom w:val="none" w:sz="0" w:space="0" w:color="000000"/>
+                <w:top w:val="none" w:sz="0" w:space="0" w:color="000000"/>
+                <w:left w:val="none" w:sz="0" w:space="0" w:color="000000"/>
+                <w:right w:val="none" w:sz="0" w:space="0" w:color="000000"/>
+              </w:pBdr>
+              <w:spacing w:after="100" w:before="100" w:line="240"/>
+              <w:ind w:left="100" w:right="100" w:firstLine="0" w:firstLineChars="0"/>
+              <w:rPr>
+                <w:rFonts w:ascii="Arial" w:hAnsi="Arial" w:eastAsia="Arial" w:cs="Arial"/>
+                <w:i w:val="false"/>
+                <w:b w:val="false"/>
+                <w:u w:val="none"/>
+                <w:sz w:val="22"/>
+                <w:szCs w:val="22"/>
+                <w:color w:val="000000"/>
+              </w:rPr>
+            </w:pPr>
+            <w:r>
+              <w:rPr>
+                <w:rFonts w:ascii="Arial" w:hAnsi="Arial" w:eastAsia="Arial" w:cs="Arial"/>
+                <w:i w:val="false"/>
+                <w:b w:val="false"/>
+                <w:u w:val="none"/>
+                <w:sz w:val="22"/>
+                <w:szCs w:val="22"/>
+                <w:color w:val="000000"/>
+              </w:rPr>
+              <w:t xml:space="preserve">0.53</w:t>
+            </w:r>
+          </w:p>
+        </w:tc>
+        <w:tc>
+          <w:tcPr>
+            <w:tcBorders>
+              <w:bottom w:val="none" w:sz="0" w:space="0" w:color="000000"/>
+              <w:top w:val="none" w:sz="0" w:space="0" w:color="000000"/>
+              <w:left w:val="none" w:sz="0" w:space="0" w:color="000000"/>
+              <w:right w:val="none" w:sz="0" w:space="0" w:color="000000"/>
+            </w:tcBorders>
+            <w:shd w:val="clear" w:color="auto" w:fill="FFFFFF"/>
+            <w:tcMar>
+              <w:top w:w="0" w:type="dxa"/>
+              <w:bottom w:w="0" w:type="dxa"/>
+              <w:left w:w="0" w:type="dxa"/>
+              <w:right w:w="0" w:type="dxa"/>
+            </w:tcMar>
+            <w:vAlign w:val="center"/>
+          </w:tcPr>
+          <w:p>
+            <w:pPr>
+              <w:pStyle w:val="Normal"/>
+              <w:jc w:val="right"/>
+              <w:pBdr>
+                <w:bottom w:val="none" w:sz="0" w:space="0" w:color="000000"/>
+                <w:top w:val="none" w:sz="0" w:space="0" w:color="000000"/>
+                <w:left w:val="none" w:sz="0" w:space="0" w:color="000000"/>
+                <w:right w:val="none" w:sz="0" w:space="0" w:color="000000"/>
+              </w:pBdr>
+              <w:spacing w:after="100" w:before="100" w:line="240"/>
+              <w:ind w:left="100" w:right="100" w:firstLine="0" w:firstLineChars="0"/>
+              <w:rPr>
+                <w:rFonts w:ascii="Arial" w:hAnsi="Arial" w:eastAsia="Arial" w:cs="Arial"/>
+                <w:i w:val="false"/>
+                <w:b w:val="false"/>
+                <w:u w:val="none"/>
+                <w:sz w:val="22"/>
+                <w:szCs w:val="22"/>
+                <w:color w:val="000000"/>
+              </w:rPr>
+            </w:pPr>
+            <w:r>
+              <w:rPr>
+                <w:rFonts w:ascii="Arial" w:hAnsi="Arial" w:eastAsia="Arial" w:cs="Arial"/>
+                <w:i w:val="false"/>
+                <w:b w:val="false"/>
+                <w:u w:val="none"/>
+                <w:sz w:val="22"/>
+                <w:szCs w:val="22"/>
+                <w:color w:val="000000"/>
+              </w:rPr>
+              <w:t xml:space="preserve">0.39</w:t>
+            </w:r>
+          </w:p>
+        </w:tc>
+        <w:tc>
+          <w:tcPr>
+            <w:tcBorders>
+              <w:bottom w:val="none" w:sz="0" w:space="0" w:color="000000"/>
+              <w:top w:val="none" w:sz="0" w:space="0" w:color="000000"/>
+              <w:left w:val="none" w:sz="0" w:space="0" w:color="000000"/>
+              <w:right w:val="none" w:sz="0" w:space="0" w:color="000000"/>
+            </w:tcBorders>
+            <w:shd w:val="clear" w:color="auto" w:fill="FFFFFF"/>
+            <w:tcMar>
+              <w:top w:w="0" w:type="dxa"/>
+              <w:bottom w:w="0" w:type="dxa"/>
+              <w:left w:w="0" w:type="dxa"/>
+              <w:right w:w="0" w:type="dxa"/>
+            </w:tcMar>
+            <w:vAlign w:val="center"/>
+          </w:tcPr>
+          <w:p>
+            <w:pPr>
+              <w:pStyle w:val="Normal"/>
+              <w:jc w:val="right"/>
+              <w:pBdr>
+                <w:bottom w:val="none" w:sz="0" w:space="0" w:color="000000"/>
+                <w:top w:val="none" w:sz="0" w:space="0" w:color="000000"/>
+                <w:left w:val="none" w:sz="0" w:space="0" w:color="000000"/>
+                <w:right w:val="none" w:sz="0" w:space="0" w:color="000000"/>
+              </w:pBdr>
+              <w:spacing w:after="100" w:before="100" w:line="240"/>
+              <w:ind w:left="100" w:right="100" w:firstLine="0" w:firstLineChars="0"/>
+              <w:rPr>
+                <w:rFonts w:ascii="Arial" w:hAnsi="Arial" w:eastAsia="Arial" w:cs="Arial"/>
+                <w:i w:val="false"/>
+                <w:b w:val="false"/>
+                <w:u w:val="none"/>
+                <w:sz w:val="22"/>
+                <w:szCs w:val="22"/>
+                <w:color w:val="000000"/>
+              </w:rPr>
+            </w:pPr>
+            <w:r>
+              <w:rPr>
+                <w:rFonts w:ascii="Arial" w:hAnsi="Arial" w:eastAsia="Arial" w:cs="Arial"/>
+                <w:i w:val="false"/>
+                <w:b w:val="false"/>
+                <w:u w:val="none"/>
+                <w:sz w:val="22"/>
+                <w:szCs w:val="22"/>
+                <w:color w:val="000000"/>
+              </w:rPr>
+              <w:t xml:space="preserve">0.72</w:t>
+            </w:r>
+          </w:p>
+        </w:tc>
+      </w:tr>
+      <w:tr>
+        <w:trPr>
+          <w:trHeight w:val="617" w:hRule="auto"/>
+        </w:trPr>
+        body27
+        <w:tc>
+          <w:tcPr>
+            <w:tcBorders>
               <w:bottom w:val="single" w:sz="12" w:space="0" w:color="666666"/>
               <w:top w:val="none" w:sz="0" w:space="0" w:color="000000"/>
               <w:left w:val="none" w:sz="0" w:space="0" w:color="000000"/>
@@ -5354,7 +6008,7 @@
                 <w:szCs w:val="22"/>
                 <w:color w:val="000000"/>
               </w:rPr>
-              <w:t xml:space="preserve">0.80</w:t>
+              <w:t xml:space="preserve">0.91</w:t>
             </w:r>
           </w:p>
         </w:tc>
@@ -5407,7 +6061,7 @@
                 <w:szCs w:val="22"/>
                 <w:color w:val="000000"/>
               </w:rPr>
-              <w:t xml:space="preserve">0.69</w:t>
+              <w:t xml:space="preserve">0.81</w:t>
             </w:r>
           </w:p>
         </w:tc>
@@ -5460,7 +6114,7 @@
                 <w:szCs w:val="22"/>
                 <w:color w:val="000000"/>
               </w:rPr>
-              <w:t xml:space="preserve">0.93</w:t>
+              <w:t xml:space="preserve">1.01</w:t>
             </w:r>
           </w:p>
         </w:tc>
